--- a/4200.3 & S1 - Travail_Comparatif/4200.S1/Travail Comparatif.docx
+++ b/4200.3 & S1 - Travail_Comparatif/4200.S1/Travail Comparatif.docx
@@ -283,7 +283,23 @@
           <w:sz w:val="28"/>
           <w:szCs w:val="28"/>
         </w:rPr>
-        <w:t>Langue maternelle : Anglais</w:t>
+        <w:t>Langue maternelle</w:t>
+      </w:r>
+      <w:r>
+        <w:rPr>
+          <w:rFonts w:ascii="Garamond" w:hAnsi="Garamond"/>
+          <w:sz w:val="28"/>
+          <w:szCs w:val="28"/>
+        </w:rPr>
+        <w:t xml:space="preserve"> </w:t>
+      </w:r>
+      <w:r>
+        <w:rPr>
+          <w:rFonts w:ascii="Garamond" w:hAnsi="Garamond"/>
+          <w:sz w:val="28"/>
+          <w:szCs w:val="28"/>
+        </w:rPr>
+        <w:t>: Anglais</w:t>
       </w:r>
     </w:p>
     <w:p>
@@ -374,7 +390,31 @@
         <w:rPr>
           <w:lang w:val="fr-CH"/>
         </w:rPr>
-        <w:t xml:space="preserve"> design permettant la différenciation de genre entre un jeu "hyper-casual" tel que </w:t>
+        <w:t xml:space="preserve"> design permettant la différenciation de genre entre un jeu "</w:t>
+      </w:r>
+      <w:r>
+        <w:rPr>
+          <w:lang w:val="fr-CH"/>
+        </w:rPr>
+        <w:t>H</w:t>
+      </w:r>
+      <w:r>
+        <w:rPr>
+          <w:lang w:val="fr-CH"/>
+        </w:rPr>
+        <w:t>yper-</w:t>
+      </w:r>
+      <w:r>
+        <w:rPr>
+          <w:lang w:val="fr-CH"/>
+        </w:rPr>
+        <w:t>C</w:t>
+      </w:r>
+      <w:r>
+        <w:rPr>
+          <w:lang w:val="fr-CH"/>
+        </w:rPr>
+        <w:t xml:space="preserve">asual" tel que </w:t>
       </w:r>
       <w:proofErr w:type="spellStart"/>
       <w:r>
@@ -388,7 +428,19 @@
         <w:rPr>
           <w:lang w:val="fr-CH"/>
         </w:rPr>
-        <w:t xml:space="preserve"> et "casual" tel que </w:t>
+        <w:t xml:space="preserve"> et "</w:t>
+      </w:r>
+      <w:r>
+        <w:rPr>
+          <w:lang w:val="fr-CH"/>
+        </w:rPr>
+        <w:t>C</w:t>
+      </w:r>
+      <w:r>
+        <w:rPr>
+          <w:lang w:val="fr-CH"/>
+        </w:rPr>
+        <w:t xml:space="preserve">asual" tel que </w:t>
       </w:r>
       <w:proofErr w:type="spellStart"/>
       <w:r>
@@ -562,7 +614,7 @@
               <w:rFonts w:asciiTheme="minorHAnsi" w:eastAsiaTheme="minorEastAsia" w:hAnsiTheme="minorHAnsi"/>
               <w:noProof/>
               <w:sz w:val="22"/>
-              <w:lang w:eastAsia="en-GB"/>
+              <w:lang w:val="en-CH" w:eastAsia="en-CH"/>
             </w:rPr>
           </w:pPr>
           <w:r>
@@ -574,7 +626,7 @@
           <w:r>
             <w:fldChar w:fldCharType="separate"/>
           </w:r>
-          <w:hyperlink w:anchor="_Toc94008906" w:history="1">
+          <w:hyperlink w:anchor="_Toc94197356" w:history="1">
             <w:r>
               <w:rPr>
                 <w:rStyle w:val="Hyperlink"/>
@@ -601,7 +653,7 @@
                 <w:noProof/>
                 <w:webHidden/>
               </w:rPr>
-              <w:instrText xml:space="preserve"> PAGEREF _Toc94008906 \h </w:instrText>
+              <w:instrText xml:space="preserve"> PAGEREF _Toc94197356 \h </w:instrText>
             </w:r>
             <w:r>
               <w:rPr>
@@ -642,10 +694,10 @@
               <w:rFonts w:asciiTheme="minorHAnsi" w:eastAsiaTheme="minorEastAsia" w:hAnsiTheme="minorHAnsi"/>
               <w:noProof/>
               <w:sz w:val="22"/>
-              <w:lang w:eastAsia="en-GB"/>
+              <w:lang w:val="en-CH" w:eastAsia="en-CH"/>
             </w:rPr>
           </w:pPr>
-          <w:hyperlink w:anchor="_Toc94008907" w:history="1">
+          <w:hyperlink w:anchor="_Toc94197357" w:history="1">
             <w:r>
               <w:rPr>
                 <w:rStyle w:val="Hyperlink"/>
@@ -672,7 +724,7 @@
                 <w:noProof/>
                 <w:webHidden/>
               </w:rPr>
-              <w:instrText xml:space="preserve"> PAGEREF _Toc94008907 \h </w:instrText>
+              <w:instrText xml:space="preserve"> PAGEREF _Toc94197357 \h </w:instrText>
             </w:r>
             <w:r>
               <w:rPr>
@@ -713,10 +765,10 @@
               <w:rFonts w:asciiTheme="minorHAnsi" w:eastAsiaTheme="minorEastAsia" w:hAnsiTheme="minorHAnsi"/>
               <w:noProof/>
               <w:sz w:val="22"/>
-              <w:lang w:eastAsia="en-GB"/>
+              <w:lang w:val="en-CH" w:eastAsia="en-CH"/>
             </w:rPr>
           </w:pPr>
-          <w:hyperlink w:anchor="_Toc94008908" w:history="1">
+          <w:hyperlink w:anchor="_Toc94197358" w:history="1">
             <w:r>
               <w:rPr>
                 <w:rStyle w:val="Hyperlink"/>
@@ -743,7 +795,7 @@
                 <w:noProof/>
                 <w:webHidden/>
               </w:rPr>
-              <w:instrText xml:space="preserve"> PAGEREF _Toc94008908 \h </w:instrText>
+              <w:instrText xml:space="preserve"> PAGEREF _Toc94197358 \h </w:instrText>
             </w:r>
             <w:r>
               <w:rPr>
@@ -784,10 +836,10 @@
               <w:rFonts w:asciiTheme="minorHAnsi" w:eastAsiaTheme="minorEastAsia" w:hAnsiTheme="minorHAnsi"/>
               <w:noProof/>
               <w:sz w:val="22"/>
-              <w:lang w:eastAsia="en-GB"/>
+              <w:lang w:val="en-CH" w:eastAsia="en-CH"/>
             </w:rPr>
           </w:pPr>
-          <w:hyperlink w:anchor="_Toc94008909" w:history="1">
+          <w:hyperlink w:anchor="_Toc94197359" w:history="1">
             <w:r>
               <w:rPr>
                 <w:rStyle w:val="Hyperlink"/>
@@ -814,7 +866,7 @@
                 <w:noProof/>
                 <w:webHidden/>
               </w:rPr>
-              <w:instrText xml:space="preserve"> PAGEREF _Toc94008909 \h </w:instrText>
+              <w:instrText xml:space="preserve"> PAGEREF _Toc94197359 \h </w:instrText>
             </w:r>
             <w:r>
               <w:rPr>
@@ -855,10 +907,10 @@
               <w:rFonts w:asciiTheme="minorHAnsi" w:eastAsiaTheme="minorEastAsia" w:hAnsiTheme="minorHAnsi"/>
               <w:noProof/>
               <w:sz w:val="22"/>
-              <w:lang w:eastAsia="en-GB"/>
+              <w:lang w:val="en-CH" w:eastAsia="en-CH"/>
             </w:rPr>
           </w:pPr>
-          <w:hyperlink w:anchor="_Toc94008910" w:history="1">
+          <w:hyperlink w:anchor="_Toc94197360" w:history="1">
             <w:r>
               <w:rPr>
                 <w:rStyle w:val="Hyperlink"/>
@@ -885,7 +937,7 @@
                 <w:noProof/>
                 <w:webHidden/>
               </w:rPr>
-              <w:instrText xml:space="preserve"> PAGEREF _Toc94008910 \h </w:instrText>
+              <w:instrText xml:space="preserve"> PAGEREF _Toc94197360 \h </w:instrText>
             </w:r>
             <w:r>
               <w:rPr>
@@ -926,10 +978,10 @@
               <w:rFonts w:asciiTheme="minorHAnsi" w:eastAsiaTheme="minorEastAsia" w:hAnsiTheme="minorHAnsi"/>
               <w:noProof/>
               <w:sz w:val="22"/>
-              <w:lang w:eastAsia="en-GB"/>
+              <w:lang w:val="en-CH" w:eastAsia="en-CH"/>
             </w:rPr>
           </w:pPr>
-          <w:hyperlink w:anchor="_Toc94008911" w:history="1">
+          <w:hyperlink w:anchor="_Toc94197361" w:history="1">
             <w:r>
               <w:rPr>
                 <w:rStyle w:val="Hyperlink"/>
@@ -956,7 +1008,7 @@
                 <w:noProof/>
                 <w:webHidden/>
               </w:rPr>
-              <w:instrText xml:space="preserve"> PAGEREF _Toc94008911 \h </w:instrText>
+              <w:instrText xml:space="preserve"> PAGEREF _Toc94197361 \h </w:instrText>
             </w:r>
             <w:r>
               <w:rPr>
@@ -997,10 +1049,10 @@
               <w:rFonts w:asciiTheme="minorHAnsi" w:eastAsiaTheme="minorEastAsia" w:hAnsiTheme="minorHAnsi"/>
               <w:noProof/>
               <w:sz w:val="22"/>
-              <w:lang w:eastAsia="en-GB"/>
+              <w:lang w:val="en-CH" w:eastAsia="en-CH"/>
             </w:rPr>
           </w:pPr>
-          <w:hyperlink w:anchor="_Toc94008912" w:history="1">
+          <w:hyperlink w:anchor="_Toc94197362" w:history="1">
             <w:r>
               <w:rPr>
                 <w:rStyle w:val="Hyperlink"/>
@@ -1027,7 +1079,7 @@
                 <w:noProof/>
                 <w:webHidden/>
               </w:rPr>
-              <w:instrText xml:space="preserve"> PAGEREF _Toc94008912 \h </w:instrText>
+              <w:instrText xml:space="preserve"> PAGEREF _Toc94197362 \h </w:instrText>
             </w:r>
             <w:r>
               <w:rPr>
@@ -1068,10 +1120,10 @@
               <w:rFonts w:asciiTheme="minorHAnsi" w:eastAsiaTheme="minorEastAsia" w:hAnsiTheme="minorHAnsi"/>
               <w:noProof/>
               <w:sz w:val="22"/>
-              <w:lang w:eastAsia="en-GB"/>
+              <w:lang w:val="en-CH" w:eastAsia="en-CH"/>
             </w:rPr>
           </w:pPr>
-          <w:hyperlink w:anchor="_Toc94008913" w:history="1">
+          <w:hyperlink w:anchor="_Toc94197363" w:history="1">
             <w:r>
               <w:rPr>
                 <w:rStyle w:val="Hyperlink"/>
@@ -1098,7 +1150,7 @@
                 <w:noProof/>
                 <w:webHidden/>
               </w:rPr>
-              <w:instrText xml:space="preserve"> PAGEREF _Toc94008913 \h </w:instrText>
+              <w:instrText xml:space="preserve"> PAGEREF _Toc94197363 \h </w:instrText>
             </w:r>
             <w:r>
               <w:rPr>
@@ -1166,7 +1218,7 @@
           <w:lang w:val="fr-CH"/>
         </w:rPr>
       </w:pPr>
-      <w:bookmarkStart w:id="2" w:name="_Toc94008906"/>
+      <w:bookmarkStart w:id="2" w:name="_Toc94197356"/>
       <w:r>
         <w:lastRenderedPageBreak/>
         <w:t xml:space="preserve">Evaluation de la </w:t>
@@ -1218,7 +1270,19 @@
         <w:rPr>
           <w:lang w:val="fr-CH"/>
         </w:rPr>
-        <w:t>Le terme « mobile »</w:t>
+        <w:t xml:space="preserve">Le terme </w:t>
+      </w:r>
+      <w:r>
+        <w:rPr>
+          <w:lang w:val="fr-CH"/>
+        </w:rPr>
+        <w:t>« </w:t>
+      </w:r>
+      <w:r>
+        <w:rPr>
+          <w:lang w:val="fr-CH"/>
+        </w:rPr>
+        <w:t>mobile »</w:t>
       </w:r>
       <w:r>
         <w:rPr>
@@ -1421,7 +1485,258 @@
         <w:rPr>
           <w:lang w:val="fr-CH"/>
         </w:rPr>
-        <w:t>le terme «</w:t>
+        <w:t xml:space="preserve">le terme </w:t>
+      </w:r>
+      <w:r>
+        <w:rPr>
+          <w:i/>
+          <w:iCs/>
+          <w:lang w:val="fr-CH"/>
+        </w:rPr>
+        <w:t xml:space="preserve">Mobile </w:t>
+      </w:r>
+      <w:proofErr w:type="spellStart"/>
+      <w:r>
+        <w:rPr>
+          <w:i/>
+          <w:iCs/>
+          <w:lang w:val="fr-CH"/>
+        </w:rPr>
+        <w:t>games</w:t>
+      </w:r>
+      <w:proofErr w:type="spellEnd"/>
+      <w:r>
+        <w:rPr>
+          <w:lang w:val="fr-CH"/>
+        </w:rPr>
+        <w:t xml:space="preserve"> fait référence, en premier lieux</w:t>
+      </w:r>
+      <w:r>
+        <w:rPr>
+          <w:lang w:val="fr-CH"/>
+        </w:rPr>
+        <w:t xml:space="preserve"> et dans la compréhension générale commune</w:t>
+      </w:r>
+      <w:r>
+        <w:rPr>
+          <w:lang w:val="fr-CH"/>
+        </w:rPr>
+        <w:t>, à des jeux qui sont développé</w:t>
+      </w:r>
+      <w:r>
+        <w:rPr>
+          <w:lang w:val="fr-CH"/>
+        </w:rPr>
+        <w:t>s</w:t>
+      </w:r>
+      <w:r>
+        <w:rPr>
+          <w:lang w:val="fr-CH"/>
+        </w:rPr>
+        <w:t xml:space="preserve"> pour des</w:t>
+      </w:r>
+      <w:r>
+        <w:rPr>
+          <w:lang w:val="fr-CH"/>
+        </w:rPr>
+        <w:t xml:space="preserve"> téléphones portable</w:t>
+      </w:r>
+      <w:r>
+        <w:rPr>
+          <w:lang w:val="fr-CH"/>
+        </w:rPr>
+        <w:t>s</w:t>
+      </w:r>
+      <w:r>
+        <w:rPr>
+          <w:lang w:val="fr-CH"/>
+        </w:rPr>
+        <w:t xml:space="preserve"> ou tablette</w:t>
+      </w:r>
+      <w:r>
+        <w:rPr>
+          <w:lang w:val="fr-CH"/>
+        </w:rPr>
+        <w:t>s</w:t>
+      </w:r>
+      <w:r>
+        <w:rPr>
+          <w:lang w:val="fr-CH"/>
+        </w:rPr>
+        <w:t>.</w:t>
+      </w:r>
+      <w:r>
+        <w:rPr>
+          <w:lang w:val="fr-CH"/>
+        </w:rPr>
+        <w:t xml:space="preserve"> </w:t>
+      </w:r>
+      <w:r>
+        <w:rPr>
+          <w:lang w:val="fr-CH"/>
+        </w:rPr>
+        <w:t xml:space="preserve">Dans le cadre de cette étude nous allons principalement nous concentrer </w:t>
+      </w:r>
+      <w:r>
+        <w:rPr>
+          <w:lang w:val="fr-CH"/>
+        </w:rPr>
+        <w:t>sur ces jeu</w:t>
+      </w:r>
+      <w:r>
+        <w:rPr>
+          <w:lang w:val="fr-CH"/>
+        </w:rPr>
+        <w:t>x</w:t>
+      </w:r>
+      <w:r>
+        <w:rPr>
+          <w:lang w:val="fr-CH"/>
+        </w:rPr>
+        <w:t>. P</w:t>
+      </w:r>
+      <w:r>
+        <w:rPr>
+          <w:lang w:val="fr-CH"/>
+        </w:rPr>
+        <w:t>lus précisément, tou</w:t>
+      </w:r>
+      <w:r>
+        <w:rPr>
+          <w:lang w:val="fr-CH"/>
+        </w:rPr>
+        <w:t>s</w:t>
+      </w:r>
+      <w:r>
+        <w:rPr>
+          <w:lang w:val="fr-CH"/>
+        </w:rPr>
+        <w:t xml:space="preserve"> jeux </w:t>
+      </w:r>
+      <w:r>
+        <w:rPr>
+          <w:lang w:val="fr-CH"/>
+        </w:rPr>
+        <w:t>pouvant</w:t>
+      </w:r>
+      <w:r>
+        <w:rPr>
+          <w:lang w:val="fr-CH"/>
+        </w:rPr>
+        <w:t xml:space="preserve"> être installé via différentes plateformes de distribution (Android </w:t>
+      </w:r>
+      <w:proofErr w:type="spellStart"/>
+      <w:r>
+        <w:rPr>
+          <w:lang w:val="fr-CH"/>
+        </w:rPr>
+        <w:t>Market</w:t>
+      </w:r>
+      <w:proofErr w:type="spellEnd"/>
+      <w:r>
+        <w:rPr>
+          <w:lang w:val="fr-CH"/>
+        </w:rPr>
+        <w:t xml:space="preserve">, Google </w:t>
+      </w:r>
+      <w:proofErr w:type="spellStart"/>
+      <w:r>
+        <w:rPr>
+          <w:lang w:val="fr-CH"/>
+        </w:rPr>
+        <w:t>PlayStore</w:t>
+      </w:r>
+      <w:proofErr w:type="spellEnd"/>
+      <w:r>
+        <w:rPr>
+          <w:lang w:val="fr-CH"/>
+        </w:rPr>
+        <w:t>, Apple Store</w:t>
+      </w:r>
+      <w:r>
+        <w:rPr>
+          <w:lang w:val="fr-CH"/>
+        </w:rPr>
+        <w:t>, etc…</w:t>
+      </w:r>
+      <w:r>
+        <w:rPr>
+          <w:lang w:val="fr-CH"/>
+        </w:rPr>
+        <w:t>).</w:t>
+      </w:r>
+      <w:r>
+        <w:rPr>
+          <w:lang w:val="fr-CH"/>
+        </w:rPr>
+        <w:t xml:space="preserve"> En conséquent</w:t>
+      </w:r>
+      <w:r>
+        <w:rPr>
+          <w:lang w:val="fr-CH"/>
+        </w:rPr>
+        <w:t xml:space="preserve">, </w:t>
+      </w:r>
+      <w:r>
+        <w:rPr>
+          <w:lang w:val="fr-CH"/>
+        </w:rPr>
+        <w:t xml:space="preserve">quand nous parlerons de </w:t>
+      </w:r>
+      <w:r>
+        <w:rPr>
+          <w:lang w:val="fr-CH"/>
+        </w:rPr>
+        <w:t>« </w:t>
+      </w:r>
+      <w:r>
+        <w:rPr>
+          <w:lang w:val="fr-CH"/>
+        </w:rPr>
+        <w:t xml:space="preserve">Jeux vidéo mobile » nous nous référerons au terme plus communément utilisé </w:t>
+      </w:r>
+      <w:r>
+        <w:rPr>
+          <w:lang w:val="fr-CH"/>
+        </w:rPr>
+        <w:t>et non à des jeux développé</w:t>
+      </w:r>
+      <w:r>
+        <w:rPr>
+          <w:lang w:val="fr-CH"/>
+        </w:rPr>
+        <w:t>s</w:t>
+      </w:r>
+      <w:r>
+        <w:rPr>
+          <w:lang w:val="fr-CH"/>
+        </w:rPr>
+        <w:t xml:space="preserve"> pour des appareils de jeux portatifs.</w:t>
+      </w:r>
+    </w:p>
+    <w:p>
+      <w:pPr>
+        <w:rPr>
+          <w:lang w:val="fr-CH"/>
+        </w:rPr>
+      </w:pPr>
+      <w:r>
+        <w:rPr>
+          <w:lang w:val="fr-CH"/>
+        </w:rPr>
+        <w:t xml:space="preserve">Maintenant que nous </w:t>
+      </w:r>
+      <w:r>
+        <w:rPr>
+          <w:lang w:val="fr-CH"/>
+        </w:rPr>
+        <w:t>avons défini</w:t>
+      </w:r>
+      <w:r>
+        <w:rPr>
+          <w:lang w:val="fr-CH"/>
+        </w:rPr>
+        <w:t xml:space="preserve"> ce qu’est un</w:t>
       </w:r>
       <w:r>
         <w:rPr>
@@ -1431,22 +1746,523 @@
       </w:r>
       <w:r>
         <w:rPr>
+          <w:lang w:val="fr-CH"/>
+        </w:rPr>
+        <w:t>jeu mobile</w:t>
+      </w:r>
+      <w:r>
+        <w:rPr>
+          <w:lang w:val="fr-CH"/>
+        </w:rPr>
+        <w:t>,</w:t>
+      </w:r>
+      <w:r>
+        <w:rPr>
+          <w:lang w:val="fr-CH"/>
+        </w:rPr>
+        <w:t xml:space="preserve"> nous devons</w:t>
+      </w:r>
+      <w:r>
+        <w:rPr>
+          <w:lang w:val="fr-CH"/>
+        </w:rPr>
+        <w:t xml:space="preserve"> </w:t>
+      </w:r>
+      <w:r>
+        <w:rPr>
+          <w:lang w:val="fr-CH"/>
+        </w:rPr>
+        <w:t xml:space="preserve">expliciter </w:t>
+      </w:r>
+      <w:r>
+        <w:rPr>
+          <w:lang w:val="fr-CH"/>
+        </w:rPr>
+        <w:t xml:space="preserve">ce qu’est </w:t>
+      </w:r>
+      <w:r>
+        <w:rPr>
+          <w:lang w:val="fr-CH"/>
+        </w:rPr>
+        <w:t>le</w:t>
+      </w:r>
+      <w:r>
+        <w:rPr>
+          <w:lang w:val="fr-CH"/>
+        </w:rPr>
+        <w:t xml:space="preserve"> </w:t>
+      </w:r>
+      <w:proofErr w:type="spellStart"/>
+      <w:r>
+        <w:rPr>
           <w:i/>
           <w:iCs/>
           <w:lang w:val="fr-CH"/>
         </w:rPr>
-        <w:t xml:space="preserve">Mobile </w:t>
-      </w:r>
-      <w:proofErr w:type="spellStart"/>
+        <w:t>game</w:t>
+      </w:r>
+      <w:proofErr w:type="spellEnd"/>
       <w:r>
         <w:rPr>
           <w:i/>
           <w:iCs/>
           <w:lang w:val="fr-CH"/>
         </w:rPr>
-        <w:t>games</w:t>
-      </w:r>
-      <w:proofErr w:type="spellEnd"/>
+        <w:t xml:space="preserve"> design</w:t>
+      </w:r>
+      <w:r>
+        <w:rPr>
+          <w:lang w:val="fr-CH"/>
+        </w:rPr>
+        <w:t xml:space="preserve">. Le </w:t>
+      </w:r>
+      <w:proofErr w:type="spellStart"/>
+      <w:r>
+        <w:rPr>
+          <w:i/>
+          <w:iCs/>
+          <w:lang w:val="fr-CH"/>
+        </w:rPr>
+        <w:t>game</w:t>
+      </w:r>
+      <w:proofErr w:type="spellEnd"/>
+      <w:r>
+        <w:rPr>
+          <w:i/>
+          <w:iCs/>
+          <w:lang w:val="fr-CH"/>
+        </w:rPr>
+        <w:t xml:space="preserve"> design</w:t>
+      </w:r>
+      <w:r>
+        <w:rPr>
+          <w:lang w:val="fr-CH"/>
+        </w:rPr>
+        <w:t>, design de jeux en français, est l’ensemble des règles</w:t>
+      </w:r>
+      <w:r>
+        <w:rPr>
+          <w:lang w:val="fr-CH"/>
+        </w:rPr>
+        <w:t xml:space="preserve">, </w:t>
+      </w:r>
+      <w:r>
+        <w:rPr>
+          <w:lang w:val="fr-CH"/>
+        </w:rPr>
+        <w:t xml:space="preserve">lois, </w:t>
+      </w:r>
+      <w:r>
+        <w:rPr>
+          <w:lang w:val="fr-CH"/>
+        </w:rPr>
+        <w:t xml:space="preserve">et </w:t>
+      </w:r>
+      <w:r>
+        <w:rPr>
+          <w:lang w:val="fr-CH"/>
+        </w:rPr>
+        <w:t xml:space="preserve">mécaniques régissant un jeu. C’est </w:t>
+      </w:r>
+      <w:r>
+        <w:rPr>
+          <w:lang w:val="fr-CH"/>
+        </w:rPr>
+        <w:t xml:space="preserve">le </w:t>
+      </w:r>
+      <w:proofErr w:type="spellStart"/>
+      <w:r>
+        <w:rPr>
+          <w:i/>
+          <w:iCs/>
+          <w:lang w:val="fr-CH"/>
+        </w:rPr>
+        <w:t>game</w:t>
+      </w:r>
+      <w:proofErr w:type="spellEnd"/>
+      <w:r>
+        <w:rPr>
+          <w:i/>
+          <w:iCs/>
+          <w:lang w:val="fr-CH"/>
+        </w:rPr>
+        <w:t xml:space="preserve"> design</w:t>
+      </w:r>
+      <w:r>
+        <w:rPr>
+          <w:lang w:val="fr-CH"/>
+        </w:rPr>
+        <w:t xml:space="preserve"> qui fait qu’un jeu est</w:t>
+      </w:r>
+      <w:r>
+        <w:rPr>
+          <w:lang w:val="fr-CH"/>
+        </w:rPr>
+        <w:t xml:space="preserve"> frustrant,</w:t>
+      </w:r>
+      <w:r>
+        <w:rPr>
+          <w:lang w:val="fr-CH"/>
+        </w:rPr>
+        <w:t xml:space="preserve"> amusant, palpitant,</w:t>
+      </w:r>
+      <w:r>
+        <w:rPr>
+          <w:lang w:val="fr-CH"/>
+        </w:rPr>
+        <w:t xml:space="preserve"> intéressant,</w:t>
+      </w:r>
+      <w:r>
+        <w:rPr>
+          <w:lang w:val="fr-CH"/>
+        </w:rPr>
+        <w:t xml:space="preserve"> </w:t>
+      </w:r>
+      <w:r>
+        <w:rPr>
+          <w:lang w:val="fr-CH"/>
+        </w:rPr>
+        <w:t>voir même addictif.</w:t>
+      </w:r>
+      <w:r>
+        <w:rPr>
+          <w:lang w:val="fr-CH"/>
+        </w:rPr>
+        <w:t xml:space="preserve"> Un bon design permettra de produire </w:t>
+      </w:r>
+      <w:r>
+        <w:rPr>
+          <w:lang w:val="fr-CH"/>
+        </w:rPr>
+        <w:t xml:space="preserve">un </w:t>
+      </w:r>
+      <w:r>
+        <w:rPr>
+          <w:lang w:val="fr-CH"/>
+        </w:rPr>
+        <w:t>jeu</w:t>
+      </w:r>
+      <w:r>
+        <w:rPr>
+          <w:lang w:val="fr-CH"/>
+        </w:rPr>
+        <w:t xml:space="preserve"> </w:t>
+      </w:r>
+      <w:r>
+        <w:rPr>
+          <w:lang w:val="fr-CH"/>
+        </w:rPr>
+        <w:t>qui intéressera le public cible</w:t>
+      </w:r>
+      <w:r>
+        <w:rPr>
+          <w:lang w:val="fr-CH"/>
+        </w:rPr>
+        <w:t xml:space="preserve">, à l’inverse un </w:t>
+      </w:r>
+      <w:r>
+        <w:rPr>
+          <w:lang w:val="fr-CH"/>
+        </w:rPr>
+        <w:t xml:space="preserve">mauvais </w:t>
+      </w:r>
+      <w:r>
+        <w:rPr>
+          <w:lang w:val="fr-CH"/>
+        </w:rPr>
+        <w:t>design rendra le jeu inintéressant voir injouable.</w:t>
+      </w:r>
+    </w:p>
+    <w:p>
+      <w:pPr>
+        <w:rPr>
+          <w:lang w:val="fr-CH"/>
+        </w:rPr>
+      </w:pPr>
+      <w:r>
+        <w:rPr>
+          <w:lang w:val="fr-CH"/>
+        </w:rPr>
+        <w:t>Le term</w:t>
+      </w:r>
+      <w:r>
+        <w:rPr>
+          <w:lang w:val="fr-CH"/>
+        </w:rPr>
+        <w:t>e</w:t>
+      </w:r>
+      <w:r>
+        <w:rPr>
+          <w:lang w:val="fr-CH"/>
+        </w:rPr>
+        <w:t xml:space="preserve"> </w:t>
+      </w:r>
+      <w:r>
+        <w:rPr>
+          <w:i/>
+          <w:iCs/>
+          <w:lang w:val="fr-CH"/>
+        </w:rPr>
+        <w:t>Casual</w:t>
+      </w:r>
+      <w:r>
+        <w:rPr>
+          <w:lang w:val="fr-CH"/>
+        </w:rPr>
+        <w:t xml:space="preserve"> peu</w:t>
+      </w:r>
+      <w:r>
+        <w:rPr>
+          <w:lang w:val="fr-CH"/>
+        </w:rPr>
+        <w:t>t</w:t>
+      </w:r>
+      <w:r>
+        <w:rPr>
+          <w:lang w:val="fr-CH"/>
+        </w:rPr>
+        <w:t xml:space="preserve"> être </w:t>
+      </w:r>
+      <w:r>
+        <w:rPr>
+          <w:lang w:val="fr-CH"/>
+        </w:rPr>
+        <w:t xml:space="preserve">traduit en français comme </w:t>
+      </w:r>
+      <w:r>
+        <w:rPr>
+          <w:lang w:val="fr-CH"/>
+        </w:rPr>
+        <w:t>d</w:t>
+      </w:r>
+      <w:r>
+        <w:rPr>
+          <w:lang w:val="fr-CH"/>
+        </w:rPr>
+        <w:t xml:space="preserve">écontracté, </w:t>
+      </w:r>
+      <w:r>
+        <w:rPr>
+          <w:lang w:val="fr-CH"/>
+        </w:rPr>
+        <w:t>t</w:t>
+      </w:r>
+      <w:r>
+        <w:rPr>
+          <w:lang w:val="fr-CH"/>
+        </w:rPr>
+        <w:t>emporaire,</w:t>
+      </w:r>
+      <w:r>
+        <w:rPr>
+          <w:lang w:val="fr-CH"/>
+        </w:rPr>
+        <w:t xml:space="preserve"> i</w:t>
+      </w:r>
+      <w:r>
+        <w:rPr>
+          <w:lang w:val="fr-CH"/>
+        </w:rPr>
+        <w:t xml:space="preserve">ntermittent, ou encore </w:t>
+      </w:r>
+      <w:r>
+        <w:rPr>
+          <w:lang w:val="fr-CH"/>
+        </w:rPr>
+        <w:t>r</w:t>
+      </w:r>
+      <w:r>
+        <w:rPr>
+          <w:lang w:val="fr-CH"/>
+        </w:rPr>
+        <w:t>elax</w:t>
+      </w:r>
+      <w:r>
+        <w:rPr>
+          <w:lang w:val="fr-CH"/>
+        </w:rPr>
+        <w:t>.</w:t>
+      </w:r>
+      <w:r>
+        <w:rPr>
+          <w:lang w:val="fr-CH"/>
+        </w:rPr>
+        <w:t xml:space="preserve"> En partant de</w:t>
+      </w:r>
+      <w:r>
+        <w:rPr>
+          <w:lang w:val="fr-CH"/>
+        </w:rPr>
+        <w:t xml:space="preserve"> cette définition</w:t>
+      </w:r>
+      <w:r>
+        <w:rPr>
+          <w:lang w:val="fr-CH"/>
+        </w:rPr>
+        <w:t>,</w:t>
+      </w:r>
+      <w:r>
+        <w:rPr>
+          <w:lang w:val="fr-CH"/>
+        </w:rPr>
+        <w:t xml:space="preserve"> nous pourrions dire que</w:t>
+      </w:r>
+      <w:r>
+        <w:rPr>
+          <w:lang w:val="fr-CH"/>
+        </w:rPr>
+        <w:t xml:space="preserve"> les jeux </w:t>
+      </w:r>
+      <w:r>
+        <w:rPr>
+          <w:i/>
+          <w:iCs/>
+          <w:lang w:val="fr-CH"/>
+        </w:rPr>
+        <w:t>Casual</w:t>
+      </w:r>
+      <w:r>
+        <w:rPr>
+          <w:lang w:val="fr-CH"/>
+        </w:rPr>
+        <w:t xml:space="preserve"> ou </w:t>
+      </w:r>
+      <w:r>
+        <w:rPr>
+          <w:i/>
+          <w:iCs/>
+          <w:lang w:val="fr-CH"/>
+        </w:rPr>
+        <w:t>Hyper-Casual</w:t>
+      </w:r>
+      <w:r>
+        <w:rPr>
+          <w:lang w:val="fr-CH"/>
+        </w:rPr>
+        <w:t xml:space="preserve"> </w:t>
+      </w:r>
+      <w:r>
+        <w:rPr>
+          <w:lang w:val="fr-CH"/>
+        </w:rPr>
+        <w:t>sont</w:t>
+      </w:r>
+      <w:r>
+        <w:rPr>
+          <w:lang w:val="fr-CH"/>
+        </w:rPr>
+        <w:t xml:space="preserve"> considéré</w:t>
+      </w:r>
+      <w:r>
+        <w:rPr>
+          <w:lang w:val="fr-CH"/>
+        </w:rPr>
+        <w:t>s</w:t>
+      </w:r>
+      <w:r>
+        <w:rPr>
+          <w:lang w:val="fr-CH"/>
+        </w:rPr>
+        <w:t xml:space="preserve"> comme des </w:t>
+      </w:r>
+      <w:r>
+        <w:rPr>
+          <w:lang w:val="fr-CH"/>
+        </w:rPr>
+        <w:lastRenderedPageBreak/>
+        <w:t xml:space="preserve">jeux ne nécessitant pas une grande attention et où les mécaniques de jeux sont relativement </w:t>
+      </w:r>
+      <w:r>
+        <w:rPr>
+          <w:lang w:val="fr-CH"/>
+        </w:rPr>
+        <w:t>simples</w:t>
+      </w:r>
+      <w:r>
+        <w:rPr>
+          <w:lang w:val="fr-CH"/>
+        </w:rPr>
+        <w:t xml:space="preserve"> à comprendr</w:t>
+      </w:r>
+      <w:r>
+        <w:rPr>
+          <w:lang w:val="fr-CH"/>
+        </w:rPr>
+        <w:t>e</w:t>
+      </w:r>
+      <w:r>
+        <w:rPr>
+          <w:lang w:val="fr-CH"/>
+        </w:rPr>
+        <w:t>.</w:t>
+      </w:r>
+      <w:r>
+        <w:rPr>
+          <w:lang w:val="fr-CH"/>
+        </w:rPr>
+        <w:t xml:space="preserve"> Ces genres de jeux ne nécessite</w:t>
+      </w:r>
+      <w:r>
+        <w:rPr>
+          <w:lang w:val="fr-CH"/>
+        </w:rPr>
+        <w:t>nt</w:t>
+      </w:r>
+      <w:r>
+        <w:rPr>
+          <w:lang w:val="fr-CH"/>
+        </w:rPr>
+        <w:t xml:space="preserve"> pas de compétences particulières et permettent au</w:t>
+      </w:r>
+      <w:r>
+        <w:rPr>
+          <w:lang w:val="fr-CH"/>
+        </w:rPr>
+        <w:t>x</w:t>
+      </w:r>
+      <w:r>
+        <w:rPr>
+          <w:lang w:val="fr-CH"/>
+        </w:rPr>
+        <w:t xml:space="preserve"> joueur</w:t>
+      </w:r>
+      <w:r>
+        <w:rPr>
+          <w:lang w:val="fr-CH"/>
+        </w:rPr>
+        <w:t>s</w:t>
+      </w:r>
+      <w:r>
+        <w:rPr>
+          <w:lang w:val="fr-CH"/>
+        </w:rPr>
+        <w:t xml:space="preserve"> de jouer</w:t>
+      </w:r>
+      <w:r>
+        <w:rPr>
+          <w:lang w:val="fr-CH"/>
+        </w:rPr>
+        <w:t xml:space="preserve"> en tout temps pour de courte période</w:t>
+      </w:r>
+      <w:r>
+        <w:rPr>
+          <w:lang w:val="fr-CH"/>
+        </w:rPr>
+        <w:t xml:space="preserve"> sans avoir à prévoir ou organiser un temps dédié au jeu.</w:t>
+      </w:r>
+    </w:p>
+    <w:p>
+      <w:pPr>
+        <w:rPr>
+          <w:lang w:val="fr-CH"/>
+        </w:rPr>
+      </w:pPr>
+      <w:r>
+        <w:rPr>
+          <w:lang w:val="fr-CH"/>
+        </w:rPr>
+        <w:t>Le but de ce travail comparatif sera d’évaluer, de comparer et de définir, dans la mesure du possible, une règle permettant de différencier les jeux casuels des jeux</w:t>
+      </w:r>
       <w:r>
         <w:rPr>
           <w:lang w:val="fr-CH"/>
@@ -1457,61 +2273,19 @@
         <w:rPr>
           <w:lang w:val="fr-CH"/>
         </w:rPr>
-        <w:t>» fait référence, en premier lieux</w:t>
-      </w:r>
-      <w:r>
-        <w:rPr>
-          <w:lang w:val="fr-CH"/>
-        </w:rPr>
-        <w:t xml:space="preserve"> et dans la compréhension générale commune</w:t>
-      </w:r>
-      <w:r>
-        <w:rPr>
-          <w:lang w:val="fr-CH"/>
-        </w:rPr>
-        <w:t>, à des jeux qui sont développé</w:t>
-      </w:r>
-      <w:r>
-        <w:rPr>
-          <w:lang w:val="fr-CH"/>
-        </w:rPr>
-        <w:t>s</w:t>
-      </w:r>
-      <w:r>
-        <w:rPr>
-          <w:lang w:val="fr-CH"/>
-        </w:rPr>
-        <w:t xml:space="preserve"> pour des</w:t>
-      </w:r>
-      <w:r>
-        <w:rPr>
-          <w:lang w:val="fr-CH"/>
-        </w:rPr>
-        <w:t xml:space="preserve"> téléphones portable</w:t>
-      </w:r>
-      <w:r>
-        <w:rPr>
-          <w:lang w:val="fr-CH"/>
-        </w:rPr>
-        <w:t>s</w:t>
-      </w:r>
-      <w:r>
-        <w:rPr>
-          <w:lang w:val="fr-CH"/>
-        </w:rPr>
-        <w:t xml:space="preserve"> ou tablette</w:t>
-      </w:r>
-      <w:r>
-        <w:rPr>
-          <w:lang w:val="fr-CH"/>
-        </w:rPr>
-        <w:t>s</w:t>
-      </w:r>
-      <w:r>
-        <w:rPr>
-          <w:lang w:val="fr-CH"/>
-        </w:rPr>
-        <w:t>.</w:t>
+        <w:t>hyper</w:t>
+      </w:r>
+      <w:r>
+        <w:rPr>
+          <w:lang w:val="fr-CH"/>
+        </w:rPr>
+        <w:t>-</w:t>
+      </w:r>
+      <w:r>
+        <w:rPr>
+          <w:lang w:val="fr-CH"/>
+        </w:rPr>
+        <w:t>casuel. Les jeux que nous utiliserons comme référence sont</w:t>
       </w:r>
       <w:r>
         <w:rPr>
@@ -1519,173 +2293,16 @@
         </w:rPr>
         <w:t xml:space="preserve"> </w:t>
       </w:r>
-      <w:r>
-        <w:rPr>
-          <w:lang w:val="fr-CH"/>
-        </w:rPr>
-        <w:t xml:space="preserve">Dans le cadre de cette étude nous allons principalement nous concentrer </w:t>
-      </w:r>
-      <w:r>
-        <w:rPr>
-          <w:lang w:val="fr-CH"/>
-        </w:rPr>
-        <w:t>sur ces jeu</w:t>
-      </w:r>
-      <w:r>
-        <w:rPr>
-          <w:lang w:val="fr-CH"/>
-        </w:rPr>
-        <w:t>x</w:t>
-      </w:r>
-      <w:r>
-        <w:rPr>
-          <w:lang w:val="fr-CH"/>
-        </w:rPr>
-        <w:t>. P</w:t>
-      </w:r>
-      <w:r>
-        <w:rPr>
-          <w:lang w:val="fr-CH"/>
-        </w:rPr>
-        <w:t>lus précisément, tou</w:t>
-      </w:r>
-      <w:r>
-        <w:rPr>
-          <w:lang w:val="fr-CH"/>
-        </w:rPr>
-        <w:t>s</w:t>
-      </w:r>
-      <w:r>
-        <w:rPr>
-          <w:lang w:val="fr-CH"/>
-        </w:rPr>
-        <w:t xml:space="preserve"> jeux </w:t>
-      </w:r>
-      <w:r>
-        <w:rPr>
-          <w:lang w:val="fr-CH"/>
-        </w:rPr>
-        <w:t>pouvant</w:t>
-      </w:r>
-      <w:r>
-        <w:rPr>
-          <w:lang w:val="fr-CH"/>
-        </w:rPr>
-        <w:t xml:space="preserve"> être installé via différentes plateformes de distribution (Android </w:t>
-      </w:r>
-      <w:proofErr w:type="spellStart"/>
-      <w:r>
-        <w:rPr>
-          <w:lang w:val="fr-CH"/>
-        </w:rPr>
-        <w:t>Market</w:t>
-      </w:r>
-      <w:proofErr w:type="spellEnd"/>
-      <w:r>
-        <w:rPr>
-          <w:lang w:val="fr-CH"/>
-        </w:rPr>
-        <w:t xml:space="preserve">, Google </w:t>
-      </w:r>
-      <w:proofErr w:type="spellStart"/>
-      <w:r>
-        <w:rPr>
-          <w:lang w:val="fr-CH"/>
-        </w:rPr>
-        <w:t>PlayStore</w:t>
-      </w:r>
-      <w:proofErr w:type="spellEnd"/>
-      <w:r>
-        <w:rPr>
-          <w:lang w:val="fr-CH"/>
-        </w:rPr>
-        <w:t>, Apple Store</w:t>
-      </w:r>
-      <w:r>
-        <w:rPr>
-          <w:lang w:val="fr-CH"/>
-        </w:rPr>
-        <w:t>, etc…</w:t>
-      </w:r>
-      <w:r>
-        <w:rPr>
-          <w:lang w:val="fr-CH"/>
-        </w:rPr>
-        <w:t>).</w:t>
-      </w:r>
-      <w:r>
-        <w:rPr>
-          <w:lang w:val="fr-CH"/>
-        </w:rPr>
-        <w:t xml:space="preserve"> En conséquent</w:t>
-      </w:r>
-      <w:r>
-        <w:rPr>
-          <w:lang w:val="fr-CH"/>
-        </w:rPr>
-        <w:t xml:space="preserve">, </w:t>
-      </w:r>
-      <w:r>
-        <w:rPr>
-          <w:lang w:val="fr-CH"/>
-        </w:rPr>
-        <w:t xml:space="preserve">quand nous parlerons de « Jeux vidéo mobile » nous nous référerons au terme plus communément utilisé </w:t>
-      </w:r>
-      <w:r>
-        <w:rPr>
-          <w:lang w:val="fr-CH"/>
-        </w:rPr>
-        <w:t>et non à des jeux développé</w:t>
-      </w:r>
-      <w:r>
-        <w:rPr>
-          <w:lang w:val="fr-CH"/>
-        </w:rPr>
-        <w:t>s</w:t>
-      </w:r>
-      <w:r>
-        <w:rPr>
-          <w:lang w:val="fr-CH"/>
-        </w:rPr>
-        <w:t xml:space="preserve"> pour des appareils de jeux portatifs.</w:t>
-      </w:r>
-    </w:p>
-    <w:p>
-      <w:pPr>
-        <w:rPr>
-          <w:lang w:val="fr-CH"/>
-        </w:rPr>
-      </w:pPr>
-      <w:r>
-        <w:rPr>
-          <w:lang w:val="fr-CH"/>
-        </w:rPr>
-        <w:t xml:space="preserve">Maintenant que nous </w:t>
-      </w:r>
-      <w:r>
-        <w:rPr>
-          <w:lang w:val="fr-CH"/>
-        </w:rPr>
-        <w:t>avons défini</w:t>
-      </w:r>
-      <w:r>
-        <w:rPr>
-          <w:lang w:val="fr-CH"/>
-        </w:rPr>
-        <w:t xml:space="preserve"> ce qu’est un</w:t>
-      </w:r>
-      <w:r>
-        <w:rPr>
-          <w:lang w:val="fr-CH"/>
-        </w:rPr>
-        <w:t> </w:t>
-      </w:r>
-      <w:r>
-        <w:rPr>
-          <w:lang w:val="fr-CH"/>
-        </w:rPr>
-        <w:t>jeu mobile</w:t>
-      </w:r>
+      <w:proofErr w:type="spellStart"/>
+      <w:r>
+        <w:rPr>
+          <w:i/>
+          <w:iCs/>
+          <w:lang w:val="fr-CH"/>
+        </w:rPr>
+        <w:t>FlappyBird</w:t>
+      </w:r>
+      <w:proofErr w:type="spellEnd"/>
       <w:r>
         <w:rPr>
           <w:lang w:val="fr-CH"/>
@@ -1696,7 +2313,13 @@
         <w:rPr>
           <w:lang w:val="fr-CH"/>
         </w:rPr>
-        <w:t xml:space="preserve"> nous devons</w:t>
+        <w:t xml:space="preserve"> développé par</w:t>
+      </w:r>
+      <w:r>
+        <w:rPr>
+          <w:lang w:val="fr-CH"/>
+        </w:rPr>
+        <w:t xml:space="preserve"> le développeur indépendant Vietnamien</w:t>
       </w:r>
       <w:r>
         <w:rPr>
@@ -1704,35 +2327,53 @@
         </w:rPr>
         <w:t xml:space="preserve"> </w:t>
       </w:r>
-      <w:r>
-        <w:rPr>
-          <w:lang w:val="fr-CH"/>
-        </w:rPr>
-        <w:t xml:space="preserve">expliciter </w:t>
-      </w:r>
-      <w:r>
-        <w:rPr>
-          <w:lang w:val="fr-CH"/>
-        </w:rPr>
-        <w:t xml:space="preserve">ce qu’est </w:t>
-      </w:r>
-      <w:r>
-        <w:rPr>
-          <w:lang w:val="fr-CH"/>
-        </w:rPr>
-        <w:t>le</w:t>
-      </w:r>
+      <w:proofErr w:type="spellStart"/>
+      <w:r>
+        <w:rPr>
+          <w:lang w:val="fr-CH"/>
+        </w:rPr>
+        <w:t>Nguyễn</w:t>
+      </w:r>
+      <w:proofErr w:type="spellEnd"/>
       <w:r>
         <w:rPr>
           <w:lang w:val="fr-CH"/>
         </w:rPr>
         <w:t xml:space="preserve"> </w:t>
       </w:r>
-      <w:r>
-        <w:rPr>
-          <w:lang w:val="fr-CH"/>
-        </w:rPr>
-        <w:t>« </w:t>
+      <w:proofErr w:type="spellStart"/>
+      <w:r>
+        <w:rPr>
+          <w:lang w:val="fr-CH"/>
+        </w:rPr>
+        <w:t>Hà</w:t>
+      </w:r>
+      <w:proofErr w:type="spellEnd"/>
+      <w:r>
+        <w:rPr>
+          <w:lang w:val="fr-CH"/>
+        </w:rPr>
+        <w:t xml:space="preserve"> </w:t>
+      </w:r>
+      <w:proofErr w:type="spellStart"/>
+      <w:r>
+        <w:rPr>
+          <w:lang w:val="fr-CH"/>
+        </w:rPr>
+        <w:t>Đông</w:t>
+      </w:r>
+      <w:proofErr w:type="spellEnd"/>
+      <w:r>
+        <w:rPr>
+          <w:lang w:val="fr-CH"/>
+        </w:rPr>
+        <w:t xml:space="preserve"> et</w:t>
+      </w:r>
+      <w:r>
+        <w:rPr>
+          <w:lang w:val="fr-CH"/>
+        </w:rPr>
+        <w:t xml:space="preserve"> </w:t>
       </w:r>
       <w:proofErr w:type="spellStart"/>
       <w:r>
@@ -1741,620 +2382,9 @@
           <w:iCs/>
           <w:lang w:val="fr-CH"/>
         </w:rPr>
-        <w:t>game</w:t>
-      </w:r>
-      <w:proofErr w:type="spellEnd"/>
-      <w:r>
-        <w:rPr>
-          <w:i/>
-          <w:iCs/>
-          <w:lang w:val="fr-CH"/>
-        </w:rPr>
-        <w:t xml:space="preserve"> design</w:t>
-      </w:r>
-      <w:r>
-        <w:rPr>
-          <w:lang w:val="fr-CH"/>
-        </w:rPr>
-        <w:t xml:space="preserve"> ». Le </w:t>
-      </w:r>
-      <w:proofErr w:type="spellStart"/>
-      <w:r>
-        <w:rPr>
-          <w:lang w:val="fr-CH"/>
-        </w:rPr>
-        <w:t>game</w:t>
-      </w:r>
-      <w:proofErr w:type="spellEnd"/>
-      <w:r>
-        <w:rPr>
-          <w:lang w:val="fr-CH"/>
-        </w:rPr>
-        <w:t xml:space="preserve"> design, design de jeux en français, est l’ensemble des règles</w:t>
-      </w:r>
-      <w:r>
-        <w:rPr>
-          <w:lang w:val="fr-CH"/>
-        </w:rPr>
-        <w:t xml:space="preserve">, </w:t>
-      </w:r>
-      <w:r>
-        <w:rPr>
-          <w:lang w:val="fr-CH"/>
-        </w:rPr>
-        <w:t xml:space="preserve">lois, </w:t>
-      </w:r>
-      <w:r>
-        <w:rPr>
-          <w:lang w:val="fr-CH"/>
-        </w:rPr>
-        <w:t xml:space="preserve">et </w:t>
-      </w:r>
-      <w:r>
-        <w:rPr>
-          <w:lang w:val="fr-CH"/>
-        </w:rPr>
-        <w:t xml:space="preserve">mécaniques régissant un jeu. C’est </w:t>
-      </w:r>
-      <w:r>
-        <w:rPr>
-          <w:lang w:val="fr-CH"/>
-        </w:rPr>
-        <w:t xml:space="preserve">le </w:t>
-      </w:r>
-      <w:proofErr w:type="spellStart"/>
-      <w:r>
-        <w:rPr>
-          <w:lang w:val="fr-CH"/>
-        </w:rPr>
-        <w:t>game</w:t>
-      </w:r>
-      <w:proofErr w:type="spellEnd"/>
-      <w:r>
-        <w:rPr>
-          <w:lang w:val="fr-CH"/>
-        </w:rPr>
-        <w:t xml:space="preserve"> design</w:t>
-      </w:r>
-      <w:r>
-        <w:rPr>
-          <w:lang w:val="fr-CH"/>
-        </w:rPr>
-        <w:t xml:space="preserve"> qui fait qu’un jeu est</w:t>
-      </w:r>
-      <w:r>
-        <w:rPr>
-          <w:lang w:val="fr-CH"/>
-        </w:rPr>
-        <w:t xml:space="preserve"> frustrant,</w:t>
-      </w:r>
-      <w:r>
-        <w:rPr>
-          <w:lang w:val="fr-CH"/>
-        </w:rPr>
-        <w:t xml:space="preserve"> amusant, palpitant,</w:t>
-      </w:r>
-      <w:r>
-        <w:rPr>
-          <w:lang w:val="fr-CH"/>
-        </w:rPr>
-        <w:t xml:space="preserve"> intéressant,</w:t>
-      </w:r>
-      <w:r>
-        <w:rPr>
-          <w:lang w:val="fr-CH"/>
-        </w:rPr>
-        <w:t xml:space="preserve"> </w:t>
-      </w:r>
-      <w:r>
-        <w:rPr>
-          <w:lang w:val="fr-CH"/>
-        </w:rPr>
-        <w:t>voir même addictif.</w:t>
-      </w:r>
-      <w:r>
-        <w:rPr>
-          <w:lang w:val="fr-CH"/>
-        </w:rPr>
-        <w:t xml:space="preserve"> Un bon design permettra de produire </w:t>
-      </w:r>
-      <w:r>
-        <w:rPr>
-          <w:lang w:val="fr-CH"/>
-        </w:rPr>
-        <w:t xml:space="preserve">un </w:t>
-      </w:r>
-      <w:r>
-        <w:rPr>
-          <w:lang w:val="fr-CH"/>
-        </w:rPr>
-        <w:t>jeu</w:t>
-      </w:r>
-      <w:r>
-        <w:rPr>
-          <w:lang w:val="fr-CH"/>
-        </w:rPr>
-        <w:t xml:space="preserve"> </w:t>
-      </w:r>
-      <w:r>
-        <w:rPr>
-          <w:lang w:val="fr-CH"/>
-        </w:rPr>
-        <w:t>qui intéressera le public cible</w:t>
-      </w:r>
-      <w:r>
-        <w:rPr>
-          <w:lang w:val="fr-CH"/>
-        </w:rPr>
-        <w:t xml:space="preserve">, à l’inverse un </w:t>
-      </w:r>
-      <w:r>
-        <w:rPr>
-          <w:lang w:val="fr-CH"/>
-        </w:rPr>
-        <w:t xml:space="preserve">mauvais </w:t>
-      </w:r>
-      <w:r>
-        <w:rPr>
-          <w:lang w:val="fr-CH"/>
-        </w:rPr>
-        <w:t>design rendra le jeu inintéressant voir injouable.</w:t>
-      </w:r>
-    </w:p>
-    <w:p>
-      <w:pPr>
-        <w:rPr>
-          <w:lang w:val="fr-CH"/>
-        </w:rPr>
-      </w:pPr>
-      <w:r>
-        <w:rPr>
-          <w:lang w:val="fr-CH"/>
-        </w:rPr>
-        <w:lastRenderedPageBreak/>
-        <w:t>Le term</w:t>
-      </w:r>
-      <w:r>
-        <w:rPr>
-          <w:lang w:val="fr-CH"/>
-        </w:rPr>
-        <w:t xml:space="preserve">e </w:t>
-      </w:r>
-      <w:r>
-        <w:rPr>
-          <w:lang w:val="fr-CH"/>
-        </w:rPr>
-        <w:t>« </w:t>
-      </w:r>
-      <w:r>
-        <w:rPr>
-          <w:i/>
-          <w:iCs/>
-          <w:lang w:val="fr-CH"/>
-        </w:rPr>
-        <w:t>Casual</w:t>
-      </w:r>
-      <w:r>
-        <w:rPr>
-          <w:lang w:val="fr-CH"/>
-        </w:rPr>
-        <w:t> »</w:t>
-      </w:r>
-      <w:r>
-        <w:rPr>
-          <w:lang w:val="fr-CH"/>
-        </w:rPr>
-        <w:t xml:space="preserve"> peu</w:t>
-      </w:r>
-      <w:r>
-        <w:rPr>
-          <w:lang w:val="fr-CH"/>
-        </w:rPr>
-        <w:t>t</w:t>
-      </w:r>
-      <w:r>
-        <w:rPr>
-          <w:lang w:val="fr-CH"/>
-        </w:rPr>
-        <w:t xml:space="preserve"> être </w:t>
-      </w:r>
-      <w:r>
-        <w:rPr>
-          <w:lang w:val="fr-CH"/>
-        </w:rPr>
-        <w:t xml:space="preserve">traduit en français comme </w:t>
-      </w:r>
-      <w:r>
-        <w:rPr>
-          <w:lang w:val="fr-CH"/>
-        </w:rPr>
-        <w:t>d</w:t>
-      </w:r>
-      <w:r>
-        <w:rPr>
-          <w:lang w:val="fr-CH"/>
-        </w:rPr>
-        <w:t xml:space="preserve">écontracté, </w:t>
-      </w:r>
-      <w:r>
-        <w:rPr>
-          <w:lang w:val="fr-CH"/>
-        </w:rPr>
-        <w:t>t</w:t>
-      </w:r>
-      <w:r>
-        <w:rPr>
-          <w:lang w:val="fr-CH"/>
-        </w:rPr>
-        <w:t>emporaire,</w:t>
-      </w:r>
-      <w:r>
-        <w:rPr>
-          <w:lang w:val="fr-CH"/>
-        </w:rPr>
-        <w:t xml:space="preserve"> i</w:t>
-      </w:r>
-      <w:r>
-        <w:rPr>
-          <w:lang w:val="fr-CH"/>
-        </w:rPr>
-        <w:t xml:space="preserve">ntermittent, ou encore </w:t>
-      </w:r>
-      <w:r>
-        <w:rPr>
-          <w:lang w:val="fr-CH"/>
-        </w:rPr>
-        <w:t>r</w:t>
-      </w:r>
-      <w:r>
-        <w:rPr>
-          <w:lang w:val="fr-CH"/>
-        </w:rPr>
-        <w:t>elax</w:t>
-      </w:r>
-      <w:r>
-        <w:rPr>
-          <w:lang w:val="fr-CH"/>
-        </w:rPr>
-        <w:t>.</w:t>
-      </w:r>
-      <w:r>
-        <w:rPr>
-          <w:lang w:val="fr-CH"/>
-        </w:rPr>
-        <w:t xml:space="preserve"> En partant de</w:t>
-      </w:r>
-      <w:r>
-        <w:rPr>
-          <w:lang w:val="fr-CH"/>
-        </w:rPr>
-        <w:t xml:space="preserve"> cette définition</w:t>
-      </w:r>
-      <w:r>
-        <w:rPr>
-          <w:lang w:val="fr-CH"/>
-        </w:rPr>
-        <w:t>,</w:t>
-      </w:r>
-      <w:r>
-        <w:rPr>
-          <w:lang w:val="fr-CH"/>
-        </w:rPr>
-        <w:t xml:space="preserve"> nous pourrions dire que</w:t>
-      </w:r>
-      <w:r>
-        <w:rPr>
-          <w:lang w:val="fr-CH"/>
-        </w:rPr>
-        <w:t xml:space="preserve"> les jeux </w:t>
-      </w:r>
-      <w:r>
-        <w:rPr>
-          <w:lang w:val="fr-CH"/>
-        </w:rPr>
-        <w:t>« </w:t>
-      </w:r>
-      <w:r>
-        <w:rPr>
-          <w:i/>
-          <w:iCs/>
-          <w:lang w:val="fr-CH"/>
-        </w:rPr>
-        <w:t>Casual</w:t>
-      </w:r>
-      <w:r>
-        <w:rPr>
-          <w:lang w:val="fr-CH"/>
-        </w:rPr>
-        <w:t> »</w:t>
-      </w:r>
-      <w:r>
-        <w:rPr>
-          <w:lang w:val="fr-CH"/>
-        </w:rPr>
-        <w:t xml:space="preserve"> ou </w:t>
-      </w:r>
-      <w:r>
-        <w:rPr>
-          <w:lang w:val="fr-CH"/>
-        </w:rPr>
-        <w:t>« </w:t>
-      </w:r>
-      <w:r>
-        <w:rPr>
-          <w:i/>
-          <w:iCs/>
-          <w:lang w:val="fr-CH"/>
-        </w:rPr>
-        <w:t>Hyper-Casual</w:t>
-      </w:r>
-      <w:r>
-        <w:rPr>
-          <w:lang w:val="fr-CH"/>
-        </w:rPr>
-        <w:t xml:space="preserve"> » </w:t>
-      </w:r>
-      <w:r>
-        <w:rPr>
-          <w:lang w:val="fr-CH"/>
-        </w:rPr>
-        <w:t>sont</w:t>
-      </w:r>
-      <w:r>
-        <w:rPr>
-          <w:lang w:val="fr-CH"/>
-        </w:rPr>
-        <w:t xml:space="preserve"> considéré</w:t>
-      </w:r>
-      <w:r>
-        <w:rPr>
-          <w:lang w:val="fr-CH"/>
-        </w:rPr>
-        <w:t>s</w:t>
-      </w:r>
-      <w:r>
-        <w:rPr>
-          <w:lang w:val="fr-CH"/>
-        </w:rPr>
-        <w:t xml:space="preserve"> comme des jeux ne nécessitant pas une grande attention et où les mécaniques de jeux sont relativement </w:t>
-      </w:r>
-      <w:r>
-        <w:rPr>
-          <w:lang w:val="fr-CH"/>
-        </w:rPr>
-        <w:t>simples</w:t>
-      </w:r>
-      <w:r>
-        <w:rPr>
-          <w:lang w:val="fr-CH"/>
-        </w:rPr>
-        <w:t xml:space="preserve"> à comprendr</w:t>
-      </w:r>
-      <w:r>
-        <w:rPr>
-          <w:lang w:val="fr-CH"/>
-        </w:rPr>
-        <w:t>e</w:t>
-      </w:r>
-      <w:r>
-        <w:rPr>
-          <w:lang w:val="fr-CH"/>
-        </w:rPr>
-        <w:t>.</w:t>
-      </w:r>
-      <w:r>
-        <w:rPr>
-          <w:lang w:val="fr-CH"/>
-        </w:rPr>
-        <w:t xml:space="preserve"> Ces genres de jeux ne nécessite</w:t>
-      </w:r>
-      <w:r>
-        <w:rPr>
-          <w:lang w:val="fr-CH"/>
-        </w:rPr>
-        <w:t>nt</w:t>
-      </w:r>
-      <w:r>
-        <w:rPr>
-          <w:lang w:val="fr-CH"/>
-        </w:rPr>
-        <w:t xml:space="preserve"> pas de compétences particulières et permettent au</w:t>
-      </w:r>
-      <w:r>
-        <w:rPr>
-          <w:lang w:val="fr-CH"/>
-        </w:rPr>
-        <w:t>x</w:t>
-      </w:r>
-      <w:r>
-        <w:rPr>
-          <w:lang w:val="fr-CH"/>
-        </w:rPr>
-        <w:t xml:space="preserve"> joueur</w:t>
-      </w:r>
-      <w:r>
-        <w:rPr>
-          <w:lang w:val="fr-CH"/>
-        </w:rPr>
-        <w:t>s</w:t>
-      </w:r>
-      <w:r>
-        <w:rPr>
-          <w:lang w:val="fr-CH"/>
-        </w:rPr>
-        <w:t xml:space="preserve"> de jouer</w:t>
-      </w:r>
-      <w:r>
-        <w:rPr>
-          <w:lang w:val="fr-CH"/>
-        </w:rPr>
-        <w:t xml:space="preserve"> en tout temps pour de courte période</w:t>
-      </w:r>
-      <w:r>
-        <w:rPr>
-          <w:lang w:val="fr-CH"/>
-        </w:rPr>
-        <w:t xml:space="preserve"> sans avoir à prévoir ou organiser un temps dédié au jeu.</w:t>
-      </w:r>
-    </w:p>
-    <w:p>
-      <w:pPr>
-        <w:rPr>
-          <w:lang w:val="fr-CH"/>
-        </w:rPr>
-      </w:pPr>
-      <w:r>
-        <w:rPr>
-          <w:lang w:val="fr-CH"/>
-        </w:rPr>
-        <w:t>Le but de ce travail comparatif sera d’évaluer, de comparer et de définir, dans la mesure du possible, une règle permettant de différencier les jeux casuels des jeux</w:t>
-      </w:r>
-      <w:r>
-        <w:rPr>
-          <w:lang w:val="fr-CH"/>
-        </w:rPr>
-        <w:t> </w:t>
-      </w:r>
-      <w:r>
-        <w:rPr>
-          <w:lang w:val="fr-CH"/>
-        </w:rPr>
-        <w:t>hyper</w:t>
-      </w:r>
-      <w:r>
-        <w:rPr>
-          <w:lang w:val="fr-CH"/>
-        </w:rPr>
-        <w:t>-</w:t>
-      </w:r>
-      <w:r>
-        <w:rPr>
-          <w:lang w:val="fr-CH"/>
-        </w:rPr>
-        <w:t>casuel. Les jeux que nous utiliserons comme référence sont</w:t>
-      </w:r>
-      <w:r>
-        <w:rPr>
-          <w:lang w:val="fr-CH"/>
-        </w:rPr>
-        <w:t xml:space="preserve"> </w:t>
-      </w:r>
-      <w:r>
-        <w:rPr>
-          <w:lang w:val="fr-CH"/>
-        </w:rPr>
-        <w:t>« </w:t>
-      </w:r>
-      <w:proofErr w:type="spellStart"/>
-      <w:r>
-        <w:rPr>
-          <w:i/>
-          <w:iCs/>
-          <w:lang w:val="fr-CH"/>
-        </w:rPr>
-        <w:t>FlappyBird</w:t>
-      </w:r>
-      <w:proofErr w:type="spellEnd"/>
-      <w:r>
-        <w:rPr>
-          <w:lang w:val="fr-CH"/>
-        </w:rPr>
-        <w:t> »</w:t>
-      </w:r>
-      <w:r>
-        <w:rPr>
-          <w:lang w:val="fr-CH"/>
-        </w:rPr>
-        <w:t>,</w:t>
-      </w:r>
-      <w:r>
-        <w:rPr>
-          <w:lang w:val="fr-CH"/>
-        </w:rPr>
-        <w:t xml:space="preserve"> développé par</w:t>
-      </w:r>
-      <w:r>
-        <w:rPr>
-          <w:lang w:val="fr-CH"/>
-        </w:rPr>
-        <w:t xml:space="preserve"> le développeur indépendant Vietnamien</w:t>
-      </w:r>
-      <w:r>
-        <w:rPr>
-          <w:lang w:val="fr-CH"/>
-        </w:rPr>
-        <w:t xml:space="preserve"> </w:t>
-      </w:r>
-      <w:proofErr w:type="spellStart"/>
-      <w:r>
-        <w:rPr>
-          <w:lang w:val="fr-CH"/>
-        </w:rPr>
-        <w:t>Nguyễn</w:t>
-      </w:r>
-      <w:proofErr w:type="spellEnd"/>
-      <w:r>
-        <w:rPr>
-          <w:lang w:val="fr-CH"/>
-        </w:rPr>
-        <w:t xml:space="preserve"> </w:t>
-      </w:r>
-      <w:proofErr w:type="spellStart"/>
-      <w:r>
-        <w:rPr>
-          <w:lang w:val="fr-CH"/>
-        </w:rPr>
-        <w:t>Hà</w:t>
-      </w:r>
-      <w:proofErr w:type="spellEnd"/>
-      <w:r>
-        <w:rPr>
-          <w:lang w:val="fr-CH"/>
-        </w:rPr>
-        <w:t xml:space="preserve"> </w:t>
-      </w:r>
-      <w:proofErr w:type="spellStart"/>
-      <w:r>
-        <w:rPr>
-          <w:lang w:val="fr-CH"/>
-        </w:rPr>
-        <w:t>Đông</w:t>
-      </w:r>
-      <w:proofErr w:type="spellEnd"/>
-      <w:r>
-        <w:rPr>
-          <w:lang w:val="fr-CH"/>
-        </w:rPr>
-        <w:t xml:space="preserve"> et</w:t>
-      </w:r>
-      <w:r>
-        <w:rPr>
-          <w:lang w:val="fr-CH"/>
-        </w:rPr>
-        <w:t xml:space="preserve"> </w:t>
-      </w:r>
-      <w:r>
-        <w:rPr>
-          <w:lang w:val="fr-CH"/>
-        </w:rPr>
-        <w:t>« </w:t>
-      </w:r>
-      <w:proofErr w:type="spellStart"/>
-      <w:r>
-        <w:rPr>
-          <w:i/>
-          <w:iCs/>
-          <w:lang w:val="fr-CH"/>
-        </w:rPr>
         <w:t>BrawlStars</w:t>
       </w:r>
       <w:proofErr w:type="spellEnd"/>
-      <w:r>
-        <w:rPr>
-          <w:lang w:val="fr-CH"/>
-        </w:rPr>
-        <w:t> »</w:t>
-      </w:r>
       <w:r>
         <w:rPr>
           <w:lang w:val="fr-CH"/>
@@ -2409,7 +2439,7 @@
       <w:pPr>
         <w:pStyle w:val="Heading1"/>
       </w:pPr>
-      <w:bookmarkStart w:id="4" w:name="_Toc94008907"/>
+      <w:bookmarkStart w:id="4" w:name="_Toc94197357"/>
       <w:r>
         <w:lastRenderedPageBreak/>
         <w:t>Identification des théories initiales :</w:t>
@@ -2439,7 +2469,37 @@
         <w:rPr>
           <w:lang w:val="fr-CH"/>
         </w:rPr>
-        <w:t>rmes les moins répandu ayant été explicité, nous pouvons à présent nous attaquer à la problématique elle-même. Pour se faire nous allons devoir étudier quelles sont les théories initiales permettant une différenciation de genre. Inclure celle qui sont dans le cadre du sujet et exclure celle qui ne nous servent pas directement ou sortent du cadre de cette étude.</w:t>
+        <w:t xml:space="preserve">rmes les </w:t>
+      </w:r>
+      <w:r>
+        <w:rPr>
+          <w:lang w:val="fr-CH"/>
+        </w:rPr>
+        <w:t>moins répandu</w:t>
+      </w:r>
+      <w:r>
+        <w:rPr>
+          <w:lang w:val="fr-CH"/>
+        </w:rPr>
+        <w:t>s</w:t>
+      </w:r>
+      <w:r>
+        <w:rPr>
+          <w:lang w:val="fr-CH"/>
+        </w:rPr>
+        <w:t xml:space="preserve"> ayant été explicité</w:t>
+      </w:r>
+      <w:r>
+        <w:rPr>
+          <w:lang w:val="fr-CH"/>
+        </w:rPr>
+        <w:t>s</w:t>
+      </w:r>
+      <w:r>
+        <w:rPr>
+          <w:lang w:val="fr-CH"/>
+        </w:rPr>
+        <w:t>, nous pouvons à présent nous attaquer à la problématique elle-même. Pour se faire nous allons devoir étudier quelles sont les théories initiales permettant une différenciation de genre. Inclure celle qui sont dans le cadre du sujet et exclure celle qui ne nous servent pas directement ou sortent du cadre de cette étude.</w:t>
       </w:r>
       <w:r>
         <w:rPr>
@@ -2585,6 +2645,7 @@
         </w:rPr>
         <w:t xml:space="preserve">e potentiel de </w:t>
       </w:r>
+      <w:proofErr w:type="spellStart"/>
       <w:r>
         <w:rPr>
           <w:lang w:val="fr-CH"/>
@@ -2595,13 +2656,20 @@
         <w:rPr>
           <w:lang w:val="fr-CH"/>
         </w:rPr>
-        <w:t>e jouabilit</w:t>
-      </w:r>
-      <w:r>
-        <w:rPr>
-          <w:lang w:val="fr-CH"/>
-        </w:rPr>
-        <w:t>é, l</w:t>
+        <w:t>ejouabilit</w:t>
+      </w:r>
+      <w:r>
+        <w:rPr>
+          <w:lang w:val="fr-CH"/>
+        </w:rPr>
+        <w:t>é</w:t>
+      </w:r>
+      <w:proofErr w:type="spellEnd"/>
+      <w:r>
+        <w:rPr>
+          <w:lang w:val="fr-CH"/>
+        </w:rPr>
+        <w:t>, l</w:t>
       </w:r>
       <w:r>
         <w:rPr>
@@ -2710,7 +2778,19 @@
         <w:rPr>
           <w:lang w:val="fr-CH"/>
         </w:rPr>
-        <w:t xml:space="preserve"> de comparaison comme le système de monétisation ou le prix d’achat. Premièrement car la diversité </w:t>
+        <w:t xml:space="preserve"> de comparaison comme le système de monétisation ou le prix d’achat. </w:t>
+      </w:r>
+      <w:r>
+        <w:rPr>
+          <w:lang w:val="fr-CH"/>
+        </w:rPr>
+        <w:t>Premièrement car</w:t>
+      </w:r>
+      <w:r>
+        <w:rPr>
+          <w:lang w:val="fr-CH"/>
+        </w:rPr>
+        <w:t xml:space="preserve"> la diversité </w:t>
       </w:r>
       <w:r>
         <w:rPr>
@@ -2823,6 +2903,8 @@
       <w:proofErr w:type="spellStart"/>
       <w:r>
         <w:rPr>
+          <w:i/>
+          <w:iCs/>
           <w:lang w:val="fr-CH"/>
         </w:rPr>
         <w:t>game</w:t>
@@ -2830,9 +2912,17 @@
       <w:proofErr w:type="spellEnd"/>
       <w:r>
         <w:rPr>
-          <w:lang w:val="fr-CH"/>
-        </w:rPr>
-        <w:t xml:space="preserve"> design en une étude commerciale des méthodes de financement pour les producteurs de jeux mobile. Bien que le prix d’achat et le système de monétisation </w:t>
+          <w:i/>
+          <w:iCs/>
+          <w:lang w:val="fr-CH"/>
+        </w:rPr>
+        <w:t xml:space="preserve"> design</w:t>
+      </w:r>
+      <w:r>
+        <w:rPr>
+          <w:lang w:val="fr-CH"/>
+        </w:rPr>
+        <w:t xml:space="preserve"> en une étude commerciale des méthodes de financement pour les producteurs de jeux mobile. Bien que le prix d’achat et le système de monétisation </w:t>
       </w:r>
       <w:r>
         <w:rPr>
@@ -2905,6 +2995,8 @@
       <w:proofErr w:type="spellStart"/>
       <w:r>
         <w:rPr>
+          <w:i/>
+          <w:iCs/>
           <w:lang w:val="fr-CH"/>
         </w:rPr>
         <w:t>game</w:t>
@@ -2912,6 +3004,8 @@
       <w:proofErr w:type="spellEnd"/>
       <w:r>
         <w:rPr>
+          <w:i/>
+          <w:iCs/>
           <w:lang w:val="fr-CH"/>
         </w:rPr>
         <w:t xml:space="preserve"> design</w:t>
@@ -3063,7 +3157,7 @@
       <w:pPr>
         <w:pStyle w:val="Heading1"/>
       </w:pPr>
-      <w:bookmarkStart w:id="6" w:name="_Toc94008908"/>
+      <w:bookmarkStart w:id="6" w:name="_Toc94197358"/>
       <w:r>
         <w:lastRenderedPageBreak/>
         <w:t>Définition de la méthodologie :</w:t>
@@ -3269,7 +3363,13 @@
         <w:rPr>
           <w:lang w:val="fr-CH"/>
         </w:rPr>
-        <w:t xml:space="preserve"> et de différences sera faite afin d’essayer de catégoriser au mieux ce qui différencie les jeux </w:t>
+        <w:t xml:space="preserve"> et de différences sera faite afin d’essayer de catégoriser au mieux ce qui différencie les jeux</w:t>
+      </w:r>
+      <w:r>
+        <w:rPr>
+          <w:lang w:val="fr-CH"/>
+        </w:rPr>
+        <w:t xml:space="preserve"> </w:t>
       </w:r>
       <w:r>
         <w:rPr>
@@ -3351,7 +3451,7 @@
           <w:lang w:val="fr-CH"/>
         </w:rPr>
       </w:pPr>
-      <w:bookmarkStart w:id="8" w:name="_Toc94008909"/>
+      <w:bookmarkStart w:id="8" w:name="_Toc94197359"/>
       <w:r>
         <w:t>Application de la méthodologie.</w:t>
       </w:r>
@@ -3366,48 +3466,54 @@
       </w:pPr>
       <w:r>
         <w:rPr>
-          <w:lang w:val="fr-CH"/>
+          <w:lang w:val="fr-FR"/>
         </w:rPr>
         <w:t xml:space="preserve">Selon </w:t>
       </w:r>
       <w:r>
         <w:rPr>
-          <w:lang w:val="fr-CH"/>
+          <w:lang w:val="fr-FR"/>
         </w:rPr>
         <w:t xml:space="preserve">la thèse de </w:t>
       </w:r>
       <w:r>
         <w:rPr>
-          <w:lang w:val="fr-CH"/>
+          <w:lang w:val="fr-FR"/>
         </w:rPr>
         <w:t xml:space="preserve">Frans </w:t>
       </w:r>
       <w:proofErr w:type="spellStart"/>
       <w:r>
         <w:rPr>
-          <w:lang w:val="fr-CH"/>
+          <w:lang w:val="fr-FR"/>
         </w:rPr>
         <w:t>Märyä</w:t>
       </w:r>
-      <w:proofErr w:type="spellEnd"/>
-      <w:r>
-        <w:rPr>
-          <w:lang w:val="fr-CH"/>
-        </w:rPr>
-        <w:t> </w:t>
-      </w:r>
       <w:bookmarkEnd w:id="9"/>
-      <w:r>
-        <w:rPr>
-          <w:lang w:val="fr-CH"/>
-        </w:rPr>
-        <w:t>« </w:t>
+      <w:proofErr w:type="spellEnd"/>
+      <w:r>
+        <w:rPr>
+          <w:lang w:val="fr-FR"/>
+        </w:rPr>
+        <w:t xml:space="preserve"> </w:t>
+      </w:r>
+      <w:r>
+        <w:rPr>
+          <w:lang w:val="fr-FR"/>
+        </w:rPr>
+        <w:t>(2015, p.4)</w:t>
+      </w:r>
+      <w:r>
+        <w:rPr>
+          <w:lang w:val="fr-FR"/>
+        </w:rPr>
+        <w:t xml:space="preserve">, </w:t>
       </w:r>
       <w:r>
         <w:rPr>
           <w:i/>
           <w:iCs/>
-          <w:lang w:val="fr-CH"/>
+          <w:lang w:val="fr-FR"/>
         </w:rPr>
         <w:t xml:space="preserve">The </w:t>
       </w:r>
@@ -3416,7 +3522,7 @@
         <w:rPr>
           <w:i/>
           <w:iCs/>
-          <w:lang w:val="fr-CH"/>
+          <w:lang w:val="fr-FR"/>
         </w:rPr>
         <w:t>low</w:t>
       </w:r>
@@ -3425,7 +3531,7 @@
         <w:rPr>
           <w:i/>
           <w:iCs/>
-          <w:lang w:val="fr-CH"/>
+          <w:lang w:val="fr-FR"/>
         </w:rPr>
         <w:t xml:space="preserve"> </w:t>
       </w:r>
@@ -3434,7 +3540,7 @@
         <w:rPr>
           <w:i/>
           <w:iCs/>
-          <w:lang w:val="fr-CH"/>
+          <w:lang w:val="fr-FR"/>
         </w:rPr>
         <w:t>complexity</w:t>
       </w:r>
@@ -3443,7 +3549,7 @@
         <w:rPr>
           <w:i/>
           <w:iCs/>
-          <w:lang w:val="fr-CH"/>
+          <w:lang w:val="fr-FR"/>
         </w:rPr>
         <w:t xml:space="preserve"> and </w:t>
       </w:r>
@@ -3452,7 +3558,7 @@
         <w:rPr>
           <w:i/>
           <w:iCs/>
-          <w:lang w:val="fr-CH"/>
+          <w:lang w:val="fr-FR"/>
         </w:rPr>
         <w:t>effortless</w:t>
       </w:r>
@@ -3461,7 +3567,7 @@
         <w:rPr>
           <w:i/>
           <w:iCs/>
-          <w:lang w:val="fr-CH"/>
+          <w:lang w:val="fr-FR"/>
         </w:rPr>
         <w:t xml:space="preserve"> gameplay </w:t>
       </w:r>
@@ -3470,7 +3576,7 @@
         <w:rPr>
           <w:i/>
           <w:iCs/>
-          <w:lang w:val="fr-CH"/>
+          <w:lang w:val="fr-FR"/>
         </w:rPr>
         <w:t>that</w:t>
       </w:r>
@@ -3479,7 +3585,7 @@
         <w:rPr>
           <w:i/>
           <w:iCs/>
-          <w:lang w:val="fr-CH"/>
+          <w:lang w:val="fr-FR"/>
         </w:rPr>
         <w:t xml:space="preserve"> </w:t>
       </w:r>
@@ -3488,7 +3594,7 @@
         <w:rPr>
           <w:i/>
           <w:iCs/>
-          <w:lang w:val="fr-CH"/>
+          <w:lang w:val="fr-FR"/>
         </w:rPr>
         <w:t>characterize</w:t>
       </w:r>
@@ -3497,43 +3603,43 @@
         <w:rPr>
           <w:i/>
           <w:iCs/>
-          <w:lang w:val="fr-CH"/>
+          <w:lang w:val="fr-FR"/>
         </w:rPr>
         <w:t xml:space="preserve"> casual mobile </w:t>
       </w:r>
       <w:proofErr w:type="spellStart"/>
-      <w:proofErr w:type="gramStart"/>
       <w:r>
         <w:rPr>
           <w:i/>
           <w:iCs/>
-          <w:lang w:val="fr-CH"/>
+          <w:lang w:val="fr-FR"/>
         </w:rPr>
         <w:t>games</w:t>
       </w:r>
       <w:proofErr w:type="spellEnd"/>
       <w:r>
         <w:rPr>
-          <w:lang w:val="fr-CH"/>
-        </w:rPr>
-        <w:t>[</w:t>
-      </w:r>
-      <w:proofErr w:type="gramEnd"/>
-      <w:r>
-        <w:rPr>
-          <w:lang w:val="fr-CH"/>
-        </w:rPr>
-        <w:t>…] p.4 </w:t>
-      </w:r>
-      <w:r>
-        <w:rPr>
-          <w:lang w:val="fr-CH"/>
-        </w:rPr>
-        <w:t xml:space="preserve">» </w:t>
+          <w:i/>
+          <w:iCs/>
+          <w:lang w:val="fr-FR"/>
+        </w:rPr>
+        <w:t xml:space="preserve"> </w:t>
+      </w:r>
+      <w:r>
+        <w:rPr>
+          <w:lang w:val="fr-FR"/>
+        </w:rPr>
+        <w:t>[…</w:t>
       </w:r>
       <w:bookmarkStart w:id="10" w:name="_Hlk93833205"/>
       <w:r>
         <w:rPr>
+          <w:lang w:val="fr-FR"/>
+        </w:rPr>
+        <w:t xml:space="preserve">], </w:t>
+      </w:r>
+      <w:r>
+        <w:rPr>
           <w:lang w:val="fr-CH"/>
         </w:rPr>
         <w:t>le peu de complexité et le gameplay ne</w:t>
@@ -3562,6 +3668,37 @@
         </w:rPr>
         <w:t>s.</w:t>
       </w:r>
+    </w:p>
+    <w:p>
+      <w:pPr>
+        <w:rPr>
+          <w:lang w:val="fr-FR"/>
+        </w:rPr>
+      </w:pPr>
+      <w:r>
+        <w:rPr>
+          <w:lang w:val="fr-CH"/>
+        </w:rPr>
+        <w:t>Il est difficile de savoir si dans sa thèse,</w:t>
+      </w:r>
+      <w:r>
+        <w:rPr>
+          <w:lang w:val="fr-CH"/>
+        </w:rPr>
+        <w:t xml:space="preserve"> publiée en 2015,</w:t>
+      </w:r>
+      <w:r>
+        <w:rPr>
+          <w:lang w:val="fr-CH"/>
+        </w:rPr>
+        <w:t xml:space="preserve"> le terme casuel comprend le </w:t>
+      </w:r>
+      <w:r>
+        <w:rPr>
+          <w:lang w:val="fr-CH"/>
+        </w:rPr>
+        <w:t>genre</w:t>
+      </w:r>
       <w:r>
         <w:rPr>
           <w:lang w:val="fr-CH"/>
@@ -3570,259 +3707,443 @@
       </w:r>
       <w:r>
         <w:rPr>
+          <w:lang w:val="fr-CH"/>
+        </w:rPr>
+        <w:t>hyper-casuel</w:t>
+      </w:r>
+      <w:r>
+        <w:rPr>
+          <w:lang w:val="fr-CH"/>
+        </w:rPr>
+        <w:t xml:space="preserve"> </w:t>
+      </w:r>
+      <w:r>
+        <w:rPr>
+          <w:lang w:val="fr-CH"/>
+        </w:rPr>
+        <w:t>car ce terme est assez récent. Le premier jeu considéré comme hyper-casuel, selon Google</w:t>
+      </w:r>
+      <w:r>
+        <w:rPr>
+          <w:lang w:val="fr-CH"/>
+        </w:rPr>
+        <w:t>,</w:t>
+      </w:r>
+      <w:r>
+        <w:rPr>
+          <w:lang w:val="fr-CH"/>
+        </w:rPr>
+        <w:t xml:space="preserve"> </w:t>
+      </w:r>
+      <w:r>
+        <w:rPr>
+          <w:lang w:val="fr-CH"/>
+        </w:rPr>
+        <w:t xml:space="preserve">est </w:t>
+      </w:r>
+      <w:proofErr w:type="spellStart"/>
+      <w:r>
+        <w:rPr>
+          <w:i/>
+          <w:iCs/>
+          <w:lang w:val="fr-CH"/>
+        </w:rPr>
+        <w:t>FlappyBird</w:t>
+      </w:r>
+      <w:proofErr w:type="spellEnd"/>
+      <w:r>
+        <w:rPr>
+          <w:lang w:val="fr-CH"/>
+        </w:rPr>
+        <w:t xml:space="preserve"> datant de 2013. </w:t>
+      </w:r>
+      <w:r>
+        <w:rPr>
+          <w:lang w:val="fr-CH"/>
+        </w:rPr>
+        <w:t>Or</w:t>
+      </w:r>
+      <w:r>
+        <w:rPr>
+          <w:lang w:val="fr-CH"/>
+        </w:rPr>
+        <w:t xml:space="preserve"> il a </w:t>
+      </w:r>
+      <w:r>
+        <w:rPr>
+          <w:lang w:val="fr-CH"/>
+        </w:rPr>
+        <w:t xml:space="preserve">certainement </w:t>
+      </w:r>
+      <w:r>
+        <w:rPr>
+          <w:lang w:val="fr-CH"/>
+        </w:rPr>
+        <w:t xml:space="preserve">fallu </w:t>
+      </w:r>
+      <w:r>
+        <w:rPr>
+          <w:lang w:val="fr-CH"/>
+        </w:rPr>
+        <w:t xml:space="preserve">un </w:t>
+      </w:r>
+      <w:r>
+        <w:rPr>
+          <w:lang w:val="fr-CH"/>
+        </w:rPr>
+        <w:t>temps</w:t>
+      </w:r>
+      <w:r>
+        <w:rPr>
+          <w:lang w:val="fr-CH"/>
+        </w:rPr>
+        <w:t xml:space="preserve"> d’adaptation </w:t>
+      </w:r>
+      <w:r>
+        <w:rPr>
+          <w:lang w:val="fr-CH"/>
+        </w:rPr>
+        <w:t>avant que le terme</w:t>
+      </w:r>
+      <w:r>
+        <w:rPr>
+          <w:lang w:val="fr-CH"/>
+        </w:rPr>
+        <w:t xml:space="preserve"> </w:t>
+      </w:r>
+      <w:r>
+        <w:rPr>
+          <w:lang w:val="fr-CH"/>
+        </w:rPr>
+        <w:t>soit</w:t>
+      </w:r>
+      <w:r>
+        <w:rPr>
+          <w:lang w:val="fr-CH"/>
+        </w:rPr>
+        <w:t xml:space="preserve"> communément utilisé pour décrire </w:t>
+      </w:r>
+      <w:r>
+        <w:rPr>
+          <w:lang w:val="fr-CH"/>
+        </w:rPr>
+        <w:t xml:space="preserve">un genre </w:t>
+      </w:r>
+      <w:r>
+        <w:rPr>
+          <w:lang w:val="fr-CH"/>
+        </w:rPr>
+        <w:t>à</w:t>
+      </w:r>
+      <w:r>
+        <w:rPr>
+          <w:lang w:val="fr-CH"/>
+        </w:rPr>
+        <w:t xml:space="preserve"> part entière. De nos jour</w:t>
+      </w:r>
+      <w:r>
+        <w:rPr>
+          <w:lang w:val="fr-CH"/>
+        </w:rPr>
+        <w:t>s</w:t>
+      </w:r>
+      <w:r>
+        <w:rPr>
+          <w:lang w:val="fr-CH"/>
+        </w:rPr>
+        <w:t xml:space="preserve"> la </w:t>
+      </w:r>
+      <w:r>
+        <w:rPr>
+          <w:lang w:val="fr-CH"/>
+        </w:rPr>
+        <w:t>distinction</w:t>
+      </w:r>
+      <w:r>
+        <w:rPr>
+          <w:lang w:val="fr-CH"/>
+        </w:rPr>
+        <w:t xml:space="preserve"> </w:t>
+      </w:r>
+      <w:r>
+        <w:rPr>
+          <w:lang w:val="fr-CH"/>
+        </w:rPr>
+        <w:t>est encore floue</w:t>
+      </w:r>
+      <w:r>
+        <w:rPr>
+          <w:lang w:val="fr-CH"/>
+        </w:rPr>
+        <w:t>,</w:t>
+      </w:r>
+      <w:r>
+        <w:rPr>
+          <w:lang w:val="fr-CH"/>
+        </w:rPr>
+        <w:t xml:space="preserve"> comme expliqué dans la convention de 2020 </w:t>
+      </w:r>
+      <w:r>
+        <w:rPr>
+          <w:lang w:val="fr-CH"/>
+        </w:rPr>
+        <w:t>(</w:t>
+      </w:r>
+      <w:r>
+        <w:rPr>
+          <w:i/>
+          <w:iCs/>
+          <w:lang w:val="fr-CH"/>
+        </w:rPr>
+        <w:t xml:space="preserve">Mobile </w:t>
+      </w:r>
+      <w:proofErr w:type="spellStart"/>
+      <w:r>
+        <w:rPr>
+          <w:i/>
+          <w:iCs/>
+          <w:lang w:val="fr-CH"/>
+        </w:rPr>
+        <w:t>Growth</w:t>
+      </w:r>
+      <w:proofErr w:type="spellEnd"/>
+      <w:r>
+        <w:rPr>
+          <w:i/>
+          <w:iCs/>
+          <w:lang w:val="fr-CH"/>
+        </w:rPr>
+        <w:t xml:space="preserve"> </w:t>
+      </w:r>
+      <w:proofErr w:type="spellStart"/>
+      <w:r>
+        <w:rPr>
+          <w:i/>
+          <w:iCs/>
+          <w:lang w:val="fr-CH"/>
+        </w:rPr>
+        <w:t>Summit</w:t>
+      </w:r>
+      <w:proofErr w:type="spellEnd"/>
+      <w:r>
+        <w:rPr>
+          <w:lang w:val="fr-CH"/>
+        </w:rPr>
+        <w:t>)</w:t>
+      </w:r>
+      <w:r>
+        <w:rPr>
+          <w:lang w:val="fr-CH"/>
+        </w:rPr>
+        <w:t xml:space="preserve"> par CK Wang, CEO de </w:t>
+      </w:r>
+      <w:proofErr w:type="spellStart"/>
+      <w:r>
+        <w:rPr>
+          <w:lang w:val="fr-CH"/>
+        </w:rPr>
+        <w:t>Kooapps</w:t>
+      </w:r>
+      <w:proofErr w:type="spellEnd"/>
+      <w:r>
+        <w:rPr>
+          <w:lang w:val="fr-CH"/>
+        </w:rPr>
+        <w:t>.</w:t>
+      </w:r>
+    </w:p>
+    <w:p>
+      <w:pPr>
+        <w:rPr>
           <w:lang w:val="fr-FR"/>
         </w:rPr>
+      </w:pPr>
+      <w:r>
+        <w:rPr>
+          <w:lang w:val="fr-CH"/>
+        </w:rPr>
+        <w:t xml:space="preserve">Dans le cas de </w:t>
+      </w:r>
+      <w:proofErr w:type="spellStart"/>
+      <w:r>
+        <w:rPr>
+          <w:i/>
+          <w:iCs/>
+          <w:lang w:val="fr-CH"/>
+        </w:rPr>
+        <w:t>FlappyBird</w:t>
+      </w:r>
+      <w:proofErr w:type="spellEnd"/>
+      <w:r>
+        <w:rPr>
+          <w:lang w:val="fr-CH"/>
+        </w:rPr>
+        <w:t xml:space="preserve">, le jeu est </w:t>
+      </w:r>
+      <w:r>
+        <w:rPr>
+          <w:lang w:val="fr-CH"/>
+        </w:rPr>
+        <w:t>exécuté</w:t>
+      </w:r>
+      <w:r>
+        <w:rPr>
+          <w:lang w:val="fr-CH"/>
+        </w:rPr>
+        <w:t xml:space="preserve"> directement et ne requière </w:t>
+      </w:r>
+      <w:r>
+        <w:rPr>
+          <w:lang w:val="fr-CH"/>
+        </w:rPr>
+        <w:t xml:space="preserve">qu’une seule action de l’utilisateur. </w:t>
+      </w:r>
+      <w:proofErr w:type="spellStart"/>
+      <w:r>
+        <w:rPr>
+          <w:i/>
+          <w:iCs/>
+          <w:lang w:val="fr-CH"/>
+        </w:rPr>
+        <w:t>BrawlStars</w:t>
+      </w:r>
+      <w:proofErr w:type="spellEnd"/>
+      <w:r>
+        <w:rPr>
+          <w:lang w:val="fr-CH"/>
+        </w:rPr>
+        <w:t>, pour sa part,</w:t>
+      </w:r>
+      <w:r>
+        <w:rPr>
+          <w:lang w:val="fr-CH"/>
+        </w:rPr>
+        <w:t xml:space="preserve"> demande une certaine maitrise et compte </w:t>
+      </w:r>
+      <w:r>
+        <w:rPr>
+          <w:lang w:val="fr-CH"/>
+        </w:rPr>
+        <w:t>quatre</w:t>
+      </w:r>
+      <w:r>
+        <w:rPr>
+          <w:lang w:val="fr-CH"/>
+        </w:rPr>
+        <w:t xml:space="preserve"> actions</w:t>
+      </w:r>
+      <w:r>
+        <w:rPr>
+          <w:lang w:val="fr-CH"/>
+        </w:rPr>
+        <w:t>. D</w:t>
+      </w:r>
+      <w:r>
+        <w:rPr>
+          <w:lang w:val="fr-CH"/>
+        </w:rPr>
+        <w:t xml:space="preserve">ans les deux cas, si on les compare à un </w:t>
+      </w:r>
+      <w:r>
+        <w:rPr>
+          <w:i/>
+          <w:iCs/>
+          <w:lang w:val="fr-CH"/>
+        </w:rPr>
+        <w:t>MMORPG</w:t>
+      </w:r>
+      <w:r>
+        <w:rPr>
+          <w:rStyle w:val="FootnoteReference"/>
+          <w:i/>
+          <w:iCs/>
+          <w:lang w:val="fr-CH"/>
+        </w:rPr>
+        <w:footnoteReference w:id="1"/>
+      </w:r>
+      <w:r>
+        <w:rPr>
+          <w:lang w:val="fr-CH"/>
+        </w:rPr>
+        <w:t xml:space="preserve"> tel que </w:t>
+      </w:r>
+      <w:r>
+        <w:rPr>
+          <w:i/>
+          <w:iCs/>
+          <w:lang w:val="fr-CH"/>
+        </w:rPr>
+        <w:t>WOW</w:t>
+      </w:r>
+      <w:r>
+        <w:rPr>
+          <w:rStyle w:val="FootnoteReference"/>
+          <w:i/>
+          <w:iCs/>
+          <w:lang w:val="fr-CH"/>
+        </w:rPr>
+        <w:footnoteReference w:id="2"/>
+      </w:r>
+      <w:r>
+        <w:rPr>
+          <w:lang w:val="fr-CH"/>
+        </w:rPr>
+        <w:t>,</w:t>
+      </w:r>
+      <w:r>
+        <w:rPr>
+          <w:lang w:val="fr-CH"/>
+        </w:rPr>
+        <w:t xml:space="preserve"> qui nécessite </w:t>
+      </w:r>
+      <w:r>
+        <w:rPr>
+          <w:lang w:val="fr-CH"/>
+        </w:rPr>
+        <w:t>d’innombrable</w:t>
+      </w:r>
+      <w:r>
+        <w:rPr>
+          <w:lang w:val="fr-CH"/>
+        </w:rPr>
+        <w:t>s</w:t>
+      </w:r>
+      <w:r>
+        <w:rPr>
+          <w:lang w:val="fr-CH"/>
+        </w:rPr>
+        <w:t xml:space="preserve"> heures</w:t>
+      </w:r>
+      <w:r>
+        <w:rPr>
+          <w:lang w:val="fr-CH"/>
+        </w:rPr>
         <w:t xml:space="preserve"> </w:t>
       </w:r>
-    </w:p>
-    <w:p>
-      <w:pPr>
-        <w:rPr>
-          <w:lang w:val="fr-FR"/>
-        </w:rPr>
-      </w:pPr>
-      <w:r>
-        <w:rPr>
-          <w:lang w:val="fr-CH"/>
-        </w:rPr>
-        <w:t>Il est difficile de savoir si dans sa thèse,</w:t>
-      </w:r>
-      <w:r>
-        <w:rPr>
-          <w:lang w:val="fr-CH"/>
-        </w:rPr>
-        <w:t xml:space="preserve"> publiée en 2015,</w:t>
-      </w:r>
-      <w:r>
-        <w:rPr>
-          <w:lang w:val="fr-CH"/>
-        </w:rPr>
-        <w:t xml:space="preserve"> le terme casuel comprend le </w:t>
-      </w:r>
-      <w:r>
-        <w:rPr>
-          <w:lang w:val="fr-CH"/>
-        </w:rPr>
-        <w:t>genre </w:t>
-      </w:r>
-      <w:r>
-        <w:rPr>
-          <w:lang w:val="fr-CH"/>
-        </w:rPr>
-        <w:t>hyper-casuel</w:t>
-      </w:r>
-      <w:r>
-        <w:rPr>
-          <w:lang w:val="fr-CH"/>
-        </w:rPr>
-        <w:t> car ce terme est assez récent. Le premier jeux considéré comme hyper-casuel, selon Google</w:t>
-      </w:r>
-      <w:r>
-        <w:rPr>
-          <w:lang w:val="fr-CH"/>
-        </w:rPr>
-        <w:t>,</w:t>
-      </w:r>
-      <w:r>
-        <w:rPr>
-          <w:lang w:val="fr-CH"/>
-        </w:rPr>
-        <w:t xml:space="preserve"> </w:t>
-      </w:r>
-      <w:r>
-        <w:rPr>
-          <w:lang w:val="fr-CH"/>
-        </w:rPr>
-        <w:t>est « </w:t>
-      </w:r>
-      <w:proofErr w:type="spellStart"/>
-      <w:r>
-        <w:rPr>
-          <w:lang w:val="fr-CH"/>
-        </w:rPr>
-        <w:t>Flappy</w:t>
-      </w:r>
-      <w:proofErr w:type="spellEnd"/>
-      <w:r>
-        <w:rPr>
-          <w:lang w:val="fr-CH"/>
-        </w:rPr>
-        <w:t xml:space="preserve"> Bird » datant de 2013. </w:t>
-      </w:r>
-      <w:r>
-        <w:rPr>
-          <w:lang w:val="fr-CH"/>
-        </w:rPr>
-        <w:t>Or</w:t>
-      </w:r>
-      <w:r>
-        <w:rPr>
-          <w:lang w:val="fr-CH"/>
-        </w:rPr>
-        <w:t xml:space="preserve"> il a </w:t>
-      </w:r>
-      <w:r>
-        <w:rPr>
-          <w:lang w:val="fr-CH"/>
-        </w:rPr>
-        <w:t xml:space="preserve">certainement </w:t>
-      </w:r>
-      <w:r>
-        <w:rPr>
-          <w:lang w:val="fr-CH"/>
-        </w:rPr>
-        <w:t xml:space="preserve">fallu </w:t>
-      </w:r>
-      <w:r>
-        <w:rPr>
-          <w:lang w:val="fr-CH"/>
-        </w:rPr>
-        <w:t xml:space="preserve">un </w:t>
-      </w:r>
-      <w:r>
-        <w:rPr>
-          <w:lang w:val="fr-CH"/>
-        </w:rPr>
-        <w:t>temps</w:t>
-      </w:r>
-      <w:r>
-        <w:rPr>
-          <w:lang w:val="fr-CH"/>
-        </w:rPr>
-        <w:t xml:space="preserve"> d’adaptation </w:t>
-      </w:r>
-      <w:r>
-        <w:rPr>
-          <w:lang w:val="fr-CH"/>
-        </w:rPr>
-        <w:t>avant que le terme</w:t>
-      </w:r>
-      <w:r>
-        <w:rPr>
-          <w:lang w:val="fr-CH"/>
-        </w:rPr>
-        <w:t xml:space="preserve"> </w:t>
-      </w:r>
-      <w:r>
-        <w:rPr>
-          <w:lang w:val="fr-CH"/>
-        </w:rPr>
-        <w:t>soit</w:t>
-      </w:r>
-      <w:r>
-        <w:rPr>
-          <w:lang w:val="fr-CH"/>
-        </w:rPr>
-        <w:t xml:space="preserve"> communément utilisé pour décrire </w:t>
-      </w:r>
-      <w:r>
-        <w:rPr>
-          <w:lang w:val="fr-CH"/>
-        </w:rPr>
-        <w:t xml:space="preserve">un genre </w:t>
-      </w:r>
-      <w:r>
-        <w:rPr>
-          <w:lang w:val="fr-CH"/>
-        </w:rPr>
-        <w:t>à</w:t>
-      </w:r>
-      <w:r>
-        <w:rPr>
-          <w:lang w:val="fr-CH"/>
-        </w:rPr>
-        <w:t xml:space="preserve"> part entière. De nos jour</w:t>
-      </w:r>
-      <w:r>
-        <w:rPr>
-          <w:lang w:val="fr-CH"/>
-        </w:rPr>
-        <w:t>s</w:t>
-      </w:r>
-      <w:r>
-        <w:rPr>
-          <w:lang w:val="fr-CH"/>
-        </w:rPr>
-        <w:t xml:space="preserve"> la </w:t>
-      </w:r>
-      <w:r>
-        <w:rPr>
-          <w:lang w:val="fr-CH"/>
-        </w:rPr>
-        <w:t>distinction</w:t>
-      </w:r>
-      <w:r>
-        <w:rPr>
-          <w:lang w:val="fr-CH"/>
-        </w:rPr>
-        <w:t xml:space="preserve"> </w:t>
-      </w:r>
-      <w:r>
-        <w:rPr>
-          <w:lang w:val="fr-CH"/>
-        </w:rPr>
-        <w:t>est encore floue</w:t>
-      </w:r>
-      <w:r>
-        <w:rPr>
-          <w:lang w:val="fr-CH"/>
-        </w:rPr>
-        <w:t>,</w:t>
-      </w:r>
-      <w:r>
-        <w:rPr>
-          <w:lang w:val="fr-CH"/>
-        </w:rPr>
-        <w:t xml:space="preserve"> comme expliqué dans la convention de 2020 « </w:t>
-      </w:r>
-      <w:r>
-        <w:rPr>
-          <w:i/>
-          <w:iCs/>
-          <w:lang w:val="fr-CH"/>
-        </w:rPr>
-        <w:t xml:space="preserve">Mobile </w:t>
-      </w:r>
-      <w:proofErr w:type="spellStart"/>
-      <w:r>
-        <w:rPr>
-          <w:i/>
-          <w:iCs/>
-          <w:lang w:val="fr-CH"/>
-        </w:rPr>
-        <w:t>Growth</w:t>
-      </w:r>
-      <w:proofErr w:type="spellEnd"/>
-      <w:r>
-        <w:rPr>
-          <w:i/>
-          <w:iCs/>
-          <w:lang w:val="fr-CH"/>
-        </w:rPr>
-        <w:t xml:space="preserve"> </w:t>
-      </w:r>
-      <w:proofErr w:type="spellStart"/>
-      <w:r>
-        <w:rPr>
-          <w:i/>
-          <w:iCs/>
-          <w:lang w:val="fr-CH"/>
-        </w:rPr>
-        <w:t>Summit</w:t>
-      </w:r>
-      <w:proofErr w:type="spellEnd"/>
-      <w:r>
-        <w:rPr>
-          <w:lang w:val="fr-CH"/>
-        </w:rPr>
-        <w:t xml:space="preserve"> » par CK Wang, CEO de </w:t>
-      </w:r>
-      <w:proofErr w:type="spellStart"/>
-      <w:r>
-        <w:rPr>
-          <w:lang w:val="fr-CH"/>
-        </w:rPr>
-        <w:t>Kooapps</w:t>
+      <w:r>
+        <w:rPr>
+          <w:lang w:val="fr-CH"/>
+        </w:rPr>
+        <w:t>et</w:t>
+      </w:r>
+      <w:r>
+        <w:rPr>
+          <w:lang w:val="fr-CH"/>
+        </w:rPr>
+        <w:t xml:space="preserve"> une réelle implication ne serait-ce que pour comprendre l’envergure de l’expérience proposée, nous pouvons effectivement </w:t>
+      </w:r>
+      <w:r>
+        <w:rPr>
+          <w:lang w:val="fr-CH"/>
+        </w:rPr>
+        <w:t xml:space="preserve">confirmer l’avis de Frans </w:t>
+      </w:r>
+      <w:proofErr w:type="spellStart"/>
+      <w:r>
+        <w:rPr>
+          <w:lang w:val="fr-CH"/>
+        </w:rPr>
+        <w:t>Märyä</w:t>
       </w:r>
       <w:proofErr w:type="spellEnd"/>
       <w:r>
@@ -3835,229 +4156,6 @@
     <w:p>
       <w:pPr>
         <w:rPr>
-          <w:lang w:val="fr-FR"/>
-        </w:rPr>
-      </w:pPr>
-      <w:r>
-        <w:rPr>
-          <w:lang w:val="fr-CH"/>
-        </w:rPr>
-        <w:t xml:space="preserve">Dans le cas de </w:t>
-      </w:r>
-      <w:proofErr w:type="spellStart"/>
-      <w:r>
-        <w:rPr>
-          <w:lang w:val="fr-CH"/>
-        </w:rPr>
-        <w:t>FlappyBird</w:t>
-      </w:r>
-      <w:proofErr w:type="spellEnd"/>
-      <w:r>
-        <w:rPr>
-          <w:lang w:val="fr-CH"/>
-        </w:rPr>
-        <w:t xml:space="preserve">, le jeu est </w:t>
-      </w:r>
-      <w:r>
-        <w:rPr>
-          <w:lang w:val="fr-CH"/>
-        </w:rPr>
-        <w:t>exécuté</w:t>
-      </w:r>
-      <w:r>
-        <w:rPr>
-          <w:lang w:val="fr-CH"/>
-        </w:rPr>
-        <w:t xml:space="preserve"> directement et ne requière </w:t>
-      </w:r>
-      <w:r>
-        <w:rPr>
-          <w:lang w:val="fr-CH"/>
-        </w:rPr>
-        <w:t xml:space="preserve">qu’une seule action de l’utilisateur. </w:t>
-      </w:r>
-      <w:proofErr w:type="spellStart"/>
-      <w:r>
-        <w:rPr>
-          <w:lang w:val="fr-CH"/>
-        </w:rPr>
-        <w:t>BrawlStars</w:t>
-      </w:r>
-      <w:proofErr w:type="spellEnd"/>
-      <w:r>
-        <w:rPr>
-          <w:lang w:val="fr-CH"/>
-        </w:rPr>
-        <w:t>, pour sa part,</w:t>
-      </w:r>
-      <w:r>
-        <w:rPr>
-          <w:lang w:val="fr-CH"/>
-        </w:rPr>
-        <w:t xml:space="preserve"> demande une certaine maitrise et compte </w:t>
-      </w:r>
-      <w:r>
-        <w:rPr>
-          <w:lang w:val="fr-CH"/>
-        </w:rPr>
-        <w:t>quatre</w:t>
-      </w:r>
-      <w:r>
-        <w:rPr>
-          <w:lang w:val="fr-CH"/>
-        </w:rPr>
-        <w:t xml:space="preserve"> actions</w:t>
-      </w:r>
-      <w:r>
-        <w:rPr>
-          <w:lang w:val="fr-CH"/>
-        </w:rPr>
-        <w:t>. D</w:t>
-      </w:r>
-      <w:r>
-        <w:rPr>
-          <w:lang w:val="fr-CH"/>
-        </w:rPr>
-        <w:t xml:space="preserve">ans les deux cas, si on les compare à un </w:t>
-      </w:r>
-      <w:r>
-        <w:rPr>
-          <w:lang w:val="fr-CH"/>
-        </w:rPr>
-        <w:t>« </w:t>
-      </w:r>
-      <w:r>
-        <w:rPr>
-          <w:i/>
-          <w:iCs/>
-          <w:lang w:val="fr-CH"/>
-        </w:rPr>
-        <w:t>MMORPG</w:t>
-      </w:r>
-      <w:r>
-        <w:rPr>
-          <w:lang w:val="fr-CH"/>
-        </w:rPr>
-        <w:t> »</w:t>
-      </w:r>
-      <w:r>
-        <w:rPr>
-          <w:lang w:val="fr-CH"/>
-        </w:rPr>
-        <w:t xml:space="preserve"> (</w:t>
-      </w:r>
-      <w:proofErr w:type="spellStart"/>
-      <w:r>
-        <w:rPr>
-          <w:lang w:val="fr-CH"/>
-        </w:rPr>
-        <w:t>Massively</w:t>
-      </w:r>
-      <w:proofErr w:type="spellEnd"/>
-      <w:r>
-        <w:rPr>
-          <w:lang w:val="fr-CH"/>
-        </w:rPr>
-        <w:t xml:space="preserve"> Multiplayer Onli</w:t>
-      </w:r>
-      <w:r>
-        <w:rPr>
-          <w:lang w:val="fr-CH"/>
-        </w:rPr>
-        <w:t>n</w:t>
-      </w:r>
-      <w:r>
-        <w:rPr>
-          <w:lang w:val="fr-CH"/>
-        </w:rPr>
-        <w:t xml:space="preserve">e Rôle Play Game, Jeux de rôle online massivement multijoueur) tel que </w:t>
-      </w:r>
-      <w:r>
-        <w:rPr>
-          <w:lang w:val="fr-CH"/>
-        </w:rPr>
-        <w:t>« </w:t>
-      </w:r>
-      <w:r>
-        <w:rPr>
-          <w:i/>
-          <w:iCs/>
-          <w:lang w:val="fr-CH"/>
-        </w:rPr>
-        <w:t>WOW</w:t>
-      </w:r>
-      <w:r>
-        <w:rPr>
-          <w:lang w:val="fr-CH"/>
-        </w:rPr>
-        <w:t> »</w:t>
-      </w:r>
-      <w:r>
-        <w:rPr>
-          <w:lang w:val="fr-CH"/>
-        </w:rPr>
-        <w:t xml:space="preserve"> (World of Warcraft</w:t>
-      </w:r>
-      <w:r>
-        <w:rPr>
-          <w:lang w:val="fr-CH"/>
-        </w:rPr>
-        <w:t>, jeux développé par Blizzard Entertainment</w:t>
-      </w:r>
-      <w:r>
-        <w:rPr>
-          <w:lang w:val="fr-CH"/>
-        </w:rPr>
-        <w:t>)</w:t>
-      </w:r>
-      <w:r>
-        <w:rPr>
-          <w:lang w:val="fr-CH"/>
-        </w:rPr>
-        <w:t>,</w:t>
-      </w:r>
-      <w:r>
-        <w:rPr>
-          <w:lang w:val="fr-CH"/>
-        </w:rPr>
-        <w:t xml:space="preserve"> qui nécessite d’innombrable heures</w:t>
-      </w:r>
-      <w:r>
-        <w:rPr>
-          <w:lang w:val="fr-CH"/>
-        </w:rPr>
-        <w:t xml:space="preserve"> </w:t>
-      </w:r>
-      <w:r>
-        <w:rPr>
-          <w:lang w:val="fr-CH"/>
-        </w:rPr>
-        <w:t xml:space="preserve">et une réelle implication ne serait-ce que pour comprendre l’envergure de l’expérience proposée, nous pouvons effectivement </w:t>
-      </w:r>
-      <w:r>
-        <w:rPr>
-          <w:lang w:val="fr-CH"/>
-        </w:rPr>
-        <w:t xml:space="preserve">confirmer l’avis de Frans </w:t>
-      </w:r>
-      <w:proofErr w:type="spellStart"/>
-      <w:r>
-        <w:rPr>
-          <w:lang w:val="fr-CH"/>
-        </w:rPr>
-        <w:t>Märyä</w:t>
-      </w:r>
-      <w:proofErr w:type="spellEnd"/>
-      <w:r>
-        <w:rPr>
-          <w:lang w:val="fr-CH"/>
-        </w:rPr>
-        <w:t>.</w:t>
-      </w:r>
-    </w:p>
-    <w:p>
-      <w:pPr>
-        <w:rPr>
           <w:lang w:val="fr-CH"/>
         </w:rPr>
       </w:pPr>
@@ -4072,1814 +4170,6 @@
           <w:lang w:val="fr-CH"/>
         </w:rPr>
         <w:t xml:space="preserve"> Cet avis ne nous permet cependant pas d’établir une différentiation entre les deux genres.</w:t>
-      </w:r>
-    </w:p>
-    <w:p>
-      <w:pPr>
-        <w:rPr>
-          <w:lang w:val="fr-CH"/>
-        </w:rPr>
-      </w:pPr>
-      <w:proofErr w:type="spellStart"/>
-      <w:r>
-        <w:rPr>
-          <w:lang w:val="fr-CH"/>
-        </w:rPr>
-        <w:t>Mishka</w:t>
-      </w:r>
-      <w:proofErr w:type="spellEnd"/>
-      <w:r>
-        <w:rPr>
-          <w:lang w:val="fr-CH"/>
-        </w:rPr>
-        <w:t xml:space="preserve"> </w:t>
-      </w:r>
-      <w:proofErr w:type="spellStart"/>
-      <w:r>
-        <w:rPr>
-          <w:lang w:val="fr-CH"/>
-        </w:rPr>
-        <w:t>Katkoff</w:t>
-      </w:r>
-      <w:proofErr w:type="spellEnd"/>
-      <w:r>
-        <w:rPr>
-          <w:lang w:val="fr-CH"/>
-        </w:rPr>
-        <w:t>, fondateur de « </w:t>
-      </w:r>
-      <w:proofErr w:type="spellStart"/>
-      <w:r>
-        <w:rPr>
-          <w:lang w:val="fr-CH"/>
-        </w:rPr>
-        <w:t>Deconstructor</w:t>
-      </w:r>
-      <w:proofErr w:type="spellEnd"/>
-      <w:r>
-        <w:rPr>
-          <w:lang w:val="fr-CH"/>
-        </w:rPr>
-        <w:t xml:space="preserve"> of Fun </w:t>
-      </w:r>
-      <w:r>
-        <w:rPr>
-          <w:lang w:val="fr-CH"/>
-        </w:rPr>
-        <w:t>» et</w:t>
-      </w:r>
-      <w:r>
-        <w:rPr>
-          <w:lang w:val="fr-CH"/>
-        </w:rPr>
-        <w:t xml:space="preserve"> Directeur de la gestion de produit chez « </w:t>
-      </w:r>
-      <w:proofErr w:type="spellStart"/>
-      <w:r>
-        <w:rPr>
-          <w:lang w:val="fr-CH"/>
-        </w:rPr>
-        <w:t>Rovio</w:t>
-      </w:r>
-      <w:proofErr w:type="spellEnd"/>
-      <w:r>
-        <w:rPr>
-          <w:lang w:val="fr-CH"/>
-        </w:rPr>
-        <w:t xml:space="preserve"> », dans son interview avec </w:t>
-      </w:r>
-      <w:proofErr w:type="spellStart"/>
-      <w:r>
-        <w:rPr>
-          <w:lang w:val="fr-CH"/>
-        </w:rPr>
-        <w:t>LevelUp</w:t>
-      </w:r>
-      <w:proofErr w:type="spellEnd"/>
-      <w:r>
-        <w:rPr>
-          <w:lang w:val="fr-CH"/>
-        </w:rPr>
-        <w:t xml:space="preserve">, repris sur le site </w:t>
-      </w:r>
-      <w:proofErr w:type="spellStart"/>
-      <w:r>
-        <w:rPr>
-          <w:lang w:val="fr-CH"/>
-        </w:rPr>
-        <w:t>ironSource</w:t>
-      </w:r>
-      <w:proofErr w:type="spellEnd"/>
-      <w:r>
-        <w:rPr>
-          <w:lang w:val="fr-CH"/>
-        </w:rPr>
-        <w:t xml:space="preserve"> en 2018</w:t>
-      </w:r>
-      <w:r>
-        <w:rPr>
-          <w:lang w:val="fr-CH"/>
-        </w:rPr>
-        <w:t xml:space="preserve">, nous dis : </w:t>
-      </w:r>
-      <w:bookmarkEnd w:id="10"/>
-    </w:p>
-    <w:p>
-      <w:pPr>
-        <w:rPr>
-          <w:i/>
-          <w:iCs/>
-        </w:rPr>
-      </w:pPr>
-      <w:r>
-        <w:rPr>
-          <w:i/>
-          <w:iCs/>
-        </w:rPr>
-        <w:lastRenderedPageBreak/>
-        <w:t>“As casual games implement deeper, mid-core features they become more engaging, but also more complicated. This, in turn, opens up a segment for hyper-casual games to dominate - games that are easy to start and fun to play,”</w:t>
-      </w:r>
-    </w:p>
-    <w:p>
-      <w:pPr>
-        <w:rPr>
-          <w:lang w:val="fr-CH"/>
-        </w:rPr>
-      </w:pPr>
-      <w:bookmarkStart w:id="11" w:name="_Hlk93833217"/>
-      <w:r>
-        <w:rPr>
-          <w:lang w:val="fr-CH"/>
-        </w:rPr>
-        <w:t>Un jeux casuel implémente d</w:t>
-      </w:r>
-      <w:r>
-        <w:rPr>
-          <w:lang w:val="fr-CH"/>
-        </w:rPr>
-        <w:t>es caractéristique plus profondes, plus engageantes mais aussi plus compliquées. Cela, à force, offre une possibilité pour les jeux hyper-casuel de dominer le marché – ce sont des jeux facile à commencer et fun à jouer.</w:t>
-      </w:r>
-    </w:p>
-    <w:p>
-      <w:pPr>
-        <w:rPr>
-          <w:lang w:val="fr-CH"/>
-        </w:rPr>
-      </w:pPr>
-      <w:r>
-        <w:rPr>
-          <w:lang w:val="fr-CH"/>
-        </w:rPr>
-        <w:t>Ici, nous pourrons noter une démarcation entre les deux genres du fait de leurs caractéristiques</w:t>
-      </w:r>
-      <w:r>
-        <w:rPr>
-          <w:lang w:val="fr-CH"/>
-        </w:rPr>
-        <w:t xml:space="preserve">, leurs complexité et l’engagement pris par l’utilisateur sur ceux-ci. Les termes utilisées, sans avoir été </w:t>
-      </w:r>
-      <w:r>
-        <w:rPr>
-          <w:lang w:val="fr-CH"/>
-        </w:rPr>
-        <w:t>« </w:t>
-      </w:r>
-      <w:r>
-        <w:rPr>
-          <w:lang w:val="fr-CH"/>
-        </w:rPr>
-        <w:t>creus</w:t>
-      </w:r>
-      <w:r>
-        <w:rPr>
-          <w:lang w:val="fr-CH"/>
-        </w:rPr>
-        <w:t>er</w:t>
-      </w:r>
-      <w:r>
-        <w:rPr>
-          <w:lang w:val="fr-CH"/>
-        </w:rPr>
-        <w:t> »</w:t>
-      </w:r>
-      <w:r>
-        <w:rPr>
-          <w:lang w:val="fr-CH"/>
-        </w:rPr>
-        <w:t xml:space="preserve"> </w:t>
-      </w:r>
-      <w:r>
-        <w:rPr>
-          <w:lang w:val="fr-CH"/>
-        </w:rPr>
-        <w:t>concrètement dans les jeux en eux-mêmes peuvent para</w:t>
-      </w:r>
-      <w:r>
-        <w:rPr>
-          <w:lang w:val="fr-CH"/>
-        </w:rPr>
-        <w:t>î</w:t>
-      </w:r>
-      <w:r>
-        <w:rPr>
-          <w:lang w:val="fr-CH"/>
-        </w:rPr>
-        <w:t>tre</w:t>
-      </w:r>
-      <w:r>
-        <w:rPr>
-          <w:lang w:val="fr-CH"/>
-        </w:rPr>
-        <w:t>s</w:t>
-      </w:r>
-      <w:r>
-        <w:rPr>
-          <w:lang w:val="fr-CH"/>
-        </w:rPr>
-        <w:t xml:space="preserve"> mystiques. Cependant, cette démarcation nous permet une réelle avancé</w:t>
-      </w:r>
-      <w:r>
-        <w:rPr>
-          <w:lang w:val="fr-CH"/>
-        </w:rPr>
-        <w:t>e</w:t>
-      </w:r>
-      <w:r>
-        <w:rPr>
-          <w:lang w:val="fr-CH"/>
-        </w:rPr>
-        <w:t xml:space="preserve"> quant à la différentiation de genre</w:t>
-      </w:r>
-      <w:r>
-        <w:rPr>
-          <w:lang w:val="fr-CH"/>
-        </w:rPr>
-        <w:t>s</w:t>
-      </w:r>
-      <w:r>
-        <w:rPr>
-          <w:lang w:val="fr-CH"/>
-        </w:rPr>
-        <w:t>.</w:t>
-      </w:r>
-      <w:r>
-        <w:rPr>
-          <w:lang w:val="fr-CH"/>
-        </w:rPr>
-        <w:t xml:space="preserve"> </w:t>
-      </w:r>
-    </w:p>
-    <w:p>
-      <w:pPr>
-        <w:rPr>
-          <w:lang w:val="fr-CH"/>
-        </w:rPr>
-      </w:pPr>
-      <w:r>
-        <w:rPr>
-          <w:lang w:val="fr-CH"/>
-        </w:rPr>
-        <w:t xml:space="preserve">En comparant nos deux jeux de référence : </w:t>
-      </w:r>
-      <w:proofErr w:type="spellStart"/>
-      <w:r>
-        <w:rPr>
-          <w:lang w:val="fr-CH"/>
-        </w:rPr>
-        <w:t>FlappyBird</w:t>
-      </w:r>
-      <w:proofErr w:type="spellEnd"/>
-      <w:r>
-        <w:rPr>
-          <w:lang w:val="fr-CH"/>
-        </w:rPr>
-        <w:t xml:space="preserve"> ne demande pas d’engagement à l’utilisateur au-delà du jeu en lui-même, le but est d’obtenir le meilleurs score possible et l’implication du joueur s’arrête là. </w:t>
-      </w:r>
-      <w:proofErr w:type="spellStart"/>
-      <w:r>
-        <w:rPr>
-          <w:lang w:val="fr-CH"/>
-        </w:rPr>
-        <w:t>BrawlStars</w:t>
-      </w:r>
-      <w:proofErr w:type="spellEnd"/>
-      <w:r>
-        <w:rPr>
-          <w:lang w:val="fr-CH"/>
-        </w:rPr>
-        <w:t>, à l’inverse offre la possibilité d’améliorer son expérience de jeu en y passant plus de temps à découvrir toutes les petites subtilités.</w:t>
-      </w:r>
-      <w:r>
-        <w:rPr>
-          <w:lang w:val="fr-CH"/>
-        </w:rPr>
-        <w:t xml:space="preserve"> </w:t>
-      </w:r>
-      <w:r>
-        <w:rPr>
-          <w:lang w:val="fr-CH"/>
-        </w:rPr>
-        <w:t>L</w:t>
-      </w:r>
-      <w:r>
-        <w:rPr>
-          <w:lang w:val="fr-CH"/>
-        </w:rPr>
-        <w:t>es</w:t>
-      </w:r>
-      <w:r>
-        <w:rPr>
-          <w:lang w:val="fr-CH"/>
-        </w:rPr>
-        <w:t xml:space="preserve"> jeux</w:t>
-      </w:r>
-      <w:r>
-        <w:rPr>
-          <w:lang w:val="fr-CH"/>
-        </w:rPr>
-        <w:t xml:space="preserve"> </w:t>
-      </w:r>
-      <w:r>
-        <w:rPr>
-          <w:lang w:val="fr-CH"/>
-        </w:rPr>
-        <w:t>h</w:t>
-      </w:r>
-      <w:r>
-        <w:rPr>
-          <w:lang w:val="fr-CH"/>
-        </w:rPr>
-        <w:t>yper</w:t>
-      </w:r>
-      <w:r>
-        <w:rPr>
-          <w:lang w:val="fr-CH"/>
-        </w:rPr>
-        <w:t>-c</w:t>
-      </w:r>
-      <w:r>
-        <w:rPr>
-          <w:lang w:val="fr-CH"/>
-        </w:rPr>
-        <w:t>asu</w:t>
-      </w:r>
-      <w:r>
-        <w:rPr>
-          <w:lang w:val="fr-CH"/>
-        </w:rPr>
-        <w:t>a</w:t>
-      </w:r>
-      <w:r>
-        <w:rPr>
-          <w:lang w:val="fr-CH"/>
-        </w:rPr>
-        <w:t>l n’engage</w:t>
-      </w:r>
-      <w:r>
-        <w:rPr>
-          <w:lang w:val="fr-CH"/>
-        </w:rPr>
-        <w:t>nt</w:t>
-      </w:r>
-      <w:r>
-        <w:rPr>
-          <w:lang w:val="fr-CH"/>
-        </w:rPr>
-        <w:t xml:space="preserve"> </w:t>
-      </w:r>
-      <w:r>
-        <w:rPr>
-          <w:lang w:val="fr-CH"/>
-        </w:rPr>
-        <w:t xml:space="preserve">donc </w:t>
-      </w:r>
-      <w:r>
-        <w:rPr>
-          <w:lang w:val="fr-CH"/>
-        </w:rPr>
-        <w:t>pas les utilisateurs au-delà du simple jeu en lui-même (« </w:t>
-      </w:r>
-      <w:proofErr w:type="spellStart"/>
-      <w:r>
-        <w:rPr>
-          <w:lang w:val="fr-CH"/>
-        </w:rPr>
-        <w:t>core</w:t>
-      </w:r>
-      <w:proofErr w:type="spellEnd"/>
-      <w:r>
-        <w:rPr>
-          <w:lang w:val="fr-CH"/>
-        </w:rPr>
-        <w:t xml:space="preserve"> </w:t>
-      </w:r>
-      <w:proofErr w:type="spellStart"/>
-      <w:r>
-        <w:rPr>
-          <w:lang w:val="fr-CH"/>
-        </w:rPr>
-        <w:t>game</w:t>
-      </w:r>
-      <w:proofErr w:type="spellEnd"/>
-      <w:r>
-        <w:rPr>
-          <w:lang w:val="fr-CH"/>
-        </w:rPr>
-        <w:t> »)</w:t>
-      </w:r>
-      <w:r>
-        <w:rPr>
-          <w:lang w:val="fr-CH"/>
-        </w:rPr>
-        <w:t>.</w:t>
-      </w:r>
-      <w:r>
-        <w:rPr>
-          <w:lang w:val="fr-CH"/>
-        </w:rPr>
-        <w:t xml:space="preserve"> </w:t>
-      </w:r>
-      <w:r>
-        <w:rPr>
-          <w:lang w:val="fr-CH"/>
-        </w:rPr>
-        <w:t>D</w:t>
-      </w:r>
-      <w:r>
-        <w:rPr>
-          <w:lang w:val="fr-CH"/>
-        </w:rPr>
-        <w:t>ans l’autre</w:t>
-      </w:r>
-      <w:r>
-        <w:rPr>
-          <w:lang w:val="fr-CH"/>
-        </w:rPr>
-        <w:t xml:space="preserve"> cas</w:t>
-      </w:r>
-      <w:r>
-        <w:rPr>
-          <w:lang w:val="fr-CH"/>
-        </w:rPr>
-        <w:t>, l’utilisateur est amené à s’investir plus dans le jeu, comprendre</w:t>
-      </w:r>
-      <w:r>
-        <w:rPr>
-          <w:lang w:val="fr-CH"/>
-        </w:rPr>
-        <w:t xml:space="preserve"> des éléments et fonctionnalités puis les maîtriser au fur et à mesure de l’avancement dans ce jeu.</w:t>
-      </w:r>
-      <w:r>
-        <w:rPr>
-          <w:lang w:val="fr-CH"/>
-        </w:rPr>
-        <w:t xml:space="preserve"> </w:t>
-      </w:r>
-      <w:r>
-        <w:rPr>
-          <w:lang w:val="fr-CH"/>
-        </w:rPr>
-        <w:t xml:space="preserve"> </w:t>
-      </w:r>
-      <w:r>
-        <w:rPr>
-          <w:lang w:val="fr-CH"/>
-        </w:rPr>
-        <w:t>Il y a donc une notion de progression pour les jeux « Casual » que nous ne retrouvons pas dans un jeu « </w:t>
-      </w:r>
-      <w:proofErr w:type="spellStart"/>
-      <w:r>
-        <w:rPr>
-          <w:lang w:val="fr-CH"/>
-        </w:rPr>
-        <w:t>HyperCasual</w:t>
-      </w:r>
-      <w:proofErr w:type="spellEnd"/>
-      <w:r>
-        <w:rPr>
-          <w:lang w:val="fr-CH"/>
-        </w:rPr>
-        <w:t> »</w:t>
-      </w:r>
-      <w:r>
-        <w:rPr>
-          <w:lang w:val="fr-CH"/>
-        </w:rPr>
-        <w:t>.</w:t>
-      </w:r>
-      <w:bookmarkStart w:id="12" w:name="_Hlk93833232"/>
-      <w:bookmarkEnd w:id="11"/>
-    </w:p>
-    <w:p>
-      <w:pPr>
-        <w:rPr>
-          <w:lang w:val="fr-CH"/>
-        </w:rPr>
-      </w:pPr>
-      <w:r>
-        <w:rPr>
-          <w:lang w:val="fr-CH"/>
-        </w:rPr>
-        <w:t>Puis enfin, selon Max Sokolov</w:t>
-      </w:r>
-      <w:r>
-        <w:rPr>
-          <w:lang w:val="fr-CH"/>
-        </w:rPr>
-        <w:t xml:space="preserve">, un </w:t>
-      </w:r>
-      <w:proofErr w:type="spellStart"/>
-      <w:r>
-        <w:rPr>
-          <w:lang w:val="fr-CH"/>
-        </w:rPr>
-        <w:t>game</w:t>
-      </w:r>
-      <w:proofErr w:type="spellEnd"/>
-      <w:r>
-        <w:rPr>
-          <w:lang w:val="fr-CH"/>
-        </w:rPr>
-        <w:t xml:space="preserve"> designer</w:t>
-      </w:r>
-      <w:r>
-        <w:rPr>
-          <w:lang w:val="fr-CH"/>
-        </w:rPr>
-        <w:t xml:space="preserve"> s’exprimant </w:t>
-      </w:r>
-      <w:r>
-        <w:rPr>
-          <w:lang w:val="fr-CH"/>
-        </w:rPr>
-        <w:t xml:space="preserve">sur le </w:t>
-      </w:r>
-      <w:r>
-        <w:rPr>
-          <w:lang w:val="fr-CH"/>
-        </w:rPr>
-        <w:t>site</w:t>
-      </w:r>
-      <w:r>
-        <w:rPr>
-          <w:lang w:val="fr-CH"/>
-        </w:rPr>
-        <w:t xml:space="preserve"> </w:t>
-      </w:r>
-      <w:proofErr w:type="spellStart"/>
-      <w:r>
-        <w:rPr>
-          <w:lang w:val="fr-CH"/>
-        </w:rPr>
-        <w:t>Visartech</w:t>
-      </w:r>
-      <w:proofErr w:type="spellEnd"/>
-      <w:r>
-        <w:rPr>
-          <w:lang w:val="fr-CH"/>
-        </w:rPr>
-        <w:t>,</w:t>
-      </w:r>
-      <w:r>
-        <w:rPr>
-          <w:lang w:val="fr-CH"/>
-        </w:rPr>
-        <w:t xml:space="preserve"> les jeux </w:t>
-      </w:r>
-      <w:proofErr w:type="spellStart"/>
-      <w:r>
-        <w:rPr>
-          <w:lang w:val="fr-CH"/>
-        </w:rPr>
-        <w:t>hypercasuel</w:t>
-      </w:r>
-      <w:proofErr w:type="spellEnd"/>
-      <w:r>
-        <w:rPr>
-          <w:lang w:val="fr-CH"/>
-        </w:rPr>
-        <w:t xml:space="preserve"> ont </w:t>
-      </w:r>
-      <w:r>
-        <w:rPr>
-          <w:lang w:val="fr-CH"/>
-        </w:rPr>
-        <w:t>les attributs suivants</w:t>
-      </w:r>
-      <w:r>
-        <w:rPr>
-          <w:lang w:val="fr-CH"/>
-        </w:rPr>
-        <w:t xml:space="preserve"> : </w:t>
-      </w:r>
-    </w:p>
-    <w:p>
-      <w:pPr>
-        <w:rPr>
-          <w:lang w:val="fr-CH"/>
-        </w:rPr>
-      </w:pPr>
-      <w:r>
-        <w:rPr>
-          <w:lang w:val="fr-CH"/>
-        </w:rPr>
-        <w:t>Mécanique simple</w:t>
-      </w:r>
-      <w:r>
-        <w:rPr>
-          <w:lang w:val="fr-CH"/>
-        </w:rPr>
-        <w:t xml:space="preserve">, </w:t>
-      </w:r>
-      <w:r>
-        <w:rPr>
-          <w:lang w:val="fr-CH"/>
-        </w:rPr>
-        <w:t>g</w:t>
-      </w:r>
-      <w:r>
-        <w:rPr>
-          <w:lang w:val="fr-CH"/>
-        </w:rPr>
-        <w:t>ameplay hautement addictif</w:t>
-      </w:r>
-      <w:r>
-        <w:rPr>
-          <w:lang w:val="fr-CH"/>
-        </w:rPr>
-        <w:t xml:space="preserve">, </w:t>
-      </w:r>
-      <w:r>
-        <w:rPr>
-          <w:lang w:val="fr-CH"/>
-        </w:rPr>
-        <w:t>o</w:t>
-      </w:r>
-      <w:r>
-        <w:rPr>
-          <w:lang w:val="fr-CH"/>
-        </w:rPr>
-        <w:t>bjectif simple</w:t>
-      </w:r>
-      <w:r>
-        <w:rPr>
-          <w:lang w:val="fr-CH"/>
-        </w:rPr>
-        <w:t xml:space="preserve">, </w:t>
-      </w:r>
-      <w:r>
-        <w:rPr>
-          <w:lang w:val="fr-CH"/>
-        </w:rPr>
-        <w:t>s</w:t>
-      </w:r>
-      <w:r>
-        <w:rPr>
-          <w:lang w:val="fr-CH"/>
-        </w:rPr>
-        <w:t>ession de jeux courtes</w:t>
-      </w:r>
-      <w:r>
-        <w:rPr>
-          <w:lang w:val="fr-CH"/>
-        </w:rPr>
-        <w:t xml:space="preserve">, </w:t>
-      </w:r>
-      <w:r>
-        <w:rPr>
-          <w:lang w:val="fr-CH"/>
-        </w:rPr>
-        <w:t>g</w:t>
-      </w:r>
-      <w:r>
-        <w:rPr>
-          <w:lang w:val="fr-CH"/>
-        </w:rPr>
-        <w:t>ameplay instantané</w:t>
-      </w:r>
-      <w:r>
-        <w:rPr>
-          <w:lang w:val="fr-CH"/>
-        </w:rPr>
-        <w:t xml:space="preserve">, </w:t>
-      </w:r>
-      <w:r>
-        <w:rPr>
-          <w:lang w:val="fr-CH"/>
-        </w:rPr>
-        <w:t>p</w:t>
-      </w:r>
-      <w:r>
-        <w:rPr>
-          <w:lang w:val="fr-CH"/>
-        </w:rPr>
-        <w:t>as de scénario</w:t>
-      </w:r>
-      <w:r>
-        <w:rPr>
-          <w:lang w:val="fr-CH"/>
-        </w:rPr>
-        <w:t xml:space="preserve">, </w:t>
-      </w:r>
-      <w:r>
-        <w:rPr>
-          <w:lang w:val="fr-CH"/>
-        </w:rPr>
-        <w:t>m</w:t>
-      </w:r>
-      <w:r>
-        <w:rPr>
-          <w:lang w:val="fr-CH"/>
-        </w:rPr>
-        <w:t>odèle de monétisation simple</w:t>
-      </w:r>
-      <w:r>
-        <w:rPr>
-          <w:lang w:val="fr-CH"/>
-        </w:rPr>
-        <w:t xml:space="preserve">, </w:t>
-      </w:r>
-      <w:r>
-        <w:rPr>
-          <w:lang w:val="fr-CH"/>
-        </w:rPr>
-        <w:t>g</w:t>
-      </w:r>
-      <w:r>
-        <w:rPr>
-          <w:lang w:val="fr-CH"/>
-        </w:rPr>
-        <w:t>ratuit</w:t>
-      </w:r>
-      <w:r>
-        <w:rPr>
-          <w:lang w:val="fr-CH"/>
-        </w:rPr>
-        <w:t xml:space="preserve">, </w:t>
-      </w:r>
-      <w:r>
-        <w:rPr>
-          <w:lang w:val="fr-CH"/>
-        </w:rPr>
-        <w:t>p</w:t>
-      </w:r>
-      <w:r>
-        <w:rPr>
-          <w:lang w:val="fr-CH"/>
-        </w:rPr>
-        <w:t>etite taille</w:t>
-      </w:r>
-      <w:r>
-        <w:rPr>
-          <w:lang w:val="fr-CH"/>
-        </w:rPr>
-        <w:t>.</w:t>
-      </w:r>
-    </w:p>
-    <w:p>
-      <w:pPr>
-        <w:rPr>
-          <w:lang w:val="fr-CH"/>
-        </w:rPr>
-      </w:pPr>
-      <w:r>
-        <w:rPr>
-          <w:lang w:val="fr-CH"/>
-        </w:rPr>
-        <w:t>Ces jeux sont donc</w:t>
-      </w:r>
-      <w:r>
-        <w:rPr>
-          <w:lang w:val="fr-CH"/>
-        </w:rPr>
-        <w:t>, selon lui,</w:t>
-      </w:r>
-      <w:r>
-        <w:rPr>
-          <w:lang w:val="fr-CH"/>
-        </w:rPr>
-        <w:t xml:space="preserve"> </w:t>
-      </w:r>
-      <w:r>
-        <w:rPr>
-          <w:lang w:val="fr-CH"/>
-        </w:rPr>
-        <w:t>minimaliste</w:t>
-      </w:r>
-      <w:r>
-        <w:rPr>
-          <w:lang w:val="fr-CH"/>
-        </w:rPr>
-        <w:t xml:space="preserve"> et d’une courte durée.</w:t>
-      </w:r>
-      <w:r>
-        <w:rPr>
-          <w:lang w:val="fr-CH"/>
-        </w:rPr>
-        <w:t xml:space="preserve"> Cet avis en soit ne nous aide pas </w:t>
-      </w:r>
-      <w:r>
-        <w:rPr>
-          <w:lang w:val="fr-CH"/>
-        </w:rPr>
-        <w:t>à</w:t>
-      </w:r>
-      <w:r>
-        <w:rPr>
-          <w:lang w:val="fr-CH"/>
-        </w:rPr>
-        <w:t xml:space="preserve"> faire une réelle démarcation des genres, cependant nous pouvons noter quelques différences par rapport aux avis précédent.</w:t>
-      </w:r>
-      <w:r>
-        <w:rPr>
-          <w:lang w:val="fr-CH"/>
-        </w:rPr>
-        <w:t xml:space="preserve"> </w:t>
-      </w:r>
-    </w:p>
-    <w:p>
-      <w:pPr>
-        <w:rPr>
-          <w:color w:val="000000" w:themeColor="text1"/>
-          <w:lang w:val="fr-CH"/>
-        </w:rPr>
-      </w:pPr>
-      <w:r>
-        <w:rPr>
-          <w:color w:val="000000" w:themeColor="text1"/>
-          <w:lang w:val="fr-CH"/>
-        </w:rPr>
-        <w:lastRenderedPageBreak/>
-        <w:t>L</w:t>
-      </w:r>
-      <w:r>
-        <w:rPr>
-          <w:color w:val="000000" w:themeColor="text1"/>
-          <w:lang w:val="fr-CH"/>
-        </w:rPr>
-        <w:t>’aspect addictif qui n’est pas mentionné auparavant</w:t>
-      </w:r>
-      <w:r>
-        <w:rPr>
-          <w:color w:val="000000" w:themeColor="text1"/>
-          <w:lang w:val="fr-CH"/>
-        </w:rPr>
-        <w:t>, selon moi,</w:t>
-      </w:r>
-      <w:r>
-        <w:rPr>
-          <w:color w:val="000000" w:themeColor="text1"/>
-          <w:lang w:val="fr-CH"/>
-        </w:rPr>
-        <w:t xml:space="preserve"> dépend </w:t>
-      </w:r>
-      <w:r>
-        <w:rPr>
-          <w:color w:val="000000" w:themeColor="text1"/>
-          <w:lang w:val="fr-CH"/>
-        </w:rPr>
-        <w:t>de la personnalité des utilisateurs</w:t>
-      </w:r>
-      <w:r>
-        <w:rPr>
-          <w:color w:val="000000" w:themeColor="text1"/>
-          <w:lang w:val="fr-CH"/>
-        </w:rPr>
-        <w:t>. N</w:t>
-      </w:r>
-      <w:r>
-        <w:rPr>
-          <w:color w:val="000000" w:themeColor="text1"/>
-          <w:lang w:val="fr-CH"/>
-        </w:rPr>
-        <w:t>ous ne pouvons donc pas utiliser cette caractéristique comme élément de définition</w:t>
-      </w:r>
-      <w:r>
-        <w:rPr>
-          <w:color w:val="000000" w:themeColor="text1"/>
-          <w:lang w:val="fr-CH"/>
-        </w:rPr>
-        <w:t xml:space="preserve"> à part entière</w:t>
-      </w:r>
-      <w:r>
-        <w:rPr>
-          <w:color w:val="000000" w:themeColor="text1"/>
-          <w:lang w:val="fr-CH"/>
-        </w:rPr>
-        <w:t xml:space="preserve">. </w:t>
-      </w:r>
-      <w:r>
-        <w:rPr>
-          <w:color w:val="000000" w:themeColor="text1"/>
-          <w:lang w:val="fr-CH"/>
-        </w:rPr>
-        <w:t xml:space="preserve">Un joueur lambda pourrait passer tout autant de temps sur </w:t>
-      </w:r>
-      <w:proofErr w:type="spellStart"/>
-      <w:r>
-        <w:rPr>
-          <w:color w:val="000000" w:themeColor="text1"/>
-          <w:lang w:val="fr-CH"/>
-        </w:rPr>
-        <w:t>FlappyBird</w:t>
-      </w:r>
-      <w:proofErr w:type="spellEnd"/>
-      <w:r>
-        <w:rPr>
-          <w:color w:val="000000" w:themeColor="text1"/>
-          <w:lang w:val="fr-CH"/>
-        </w:rPr>
-        <w:t xml:space="preserve"> qu’il pourrait en passer sur </w:t>
-      </w:r>
-      <w:proofErr w:type="spellStart"/>
-      <w:r>
-        <w:rPr>
-          <w:color w:val="000000" w:themeColor="text1"/>
-          <w:lang w:val="fr-CH"/>
-        </w:rPr>
-        <w:t>BrawlStars</w:t>
-      </w:r>
-      <w:proofErr w:type="spellEnd"/>
-      <w:r>
-        <w:rPr>
-          <w:color w:val="000000" w:themeColor="text1"/>
-          <w:lang w:val="fr-CH"/>
-        </w:rPr>
-        <w:t>.</w:t>
-      </w:r>
-    </w:p>
-    <w:p>
-      <w:pPr>
-        <w:rPr>
-          <w:color w:val="000000" w:themeColor="text1"/>
-          <w:lang w:val="fr-CH"/>
-        </w:rPr>
-      </w:pPr>
-      <w:r>
-        <w:rPr>
-          <w:color w:val="000000" w:themeColor="text1"/>
-          <w:lang w:val="fr-CH"/>
-        </w:rPr>
-        <w:t xml:space="preserve">Les objectifs de jeux </w:t>
-      </w:r>
-      <w:r>
-        <w:rPr>
-          <w:color w:val="000000" w:themeColor="text1"/>
-          <w:lang w:val="fr-CH"/>
-        </w:rPr>
-        <w:t>sont un bon point de comparaison</w:t>
-      </w:r>
-      <w:r>
-        <w:rPr>
-          <w:color w:val="000000" w:themeColor="text1"/>
-          <w:lang w:val="fr-CH"/>
-        </w:rPr>
-        <w:t xml:space="preserve">. Dans le cas de </w:t>
-      </w:r>
-      <w:proofErr w:type="spellStart"/>
-      <w:r>
-        <w:rPr>
-          <w:color w:val="000000" w:themeColor="text1"/>
-          <w:lang w:val="fr-CH"/>
-        </w:rPr>
-        <w:t>FlappyBird</w:t>
-      </w:r>
-      <w:proofErr w:type="spellEnd"/>
-      <w:r>
-        <w:rPr>
-          <w:color w:val="000000" w:themeColor="text1"/>
-          <w:lang w:val="fr-CH"/>
-        </w:rPr>
-        <w:t xml:space="preserve">, le seul objectif du jeu est d’obtenir le score le plus élevé. Tandis que dans </w:t>
-      </w:r>
-      <w:proofErr w:type="spellStart"/>
-      <w:r>
-        <w:rPr>
-          <w:color w:val="000000" w:themeColor="text1"/>
-          <w:lang w:val="fr-CH"/>
-        </w:rPr>
-        <w:t>BrawlStars</w:t>
-      </w:r>
-      <w:proofErr w:type="spellEnd"/>
-      <w:r>
-        <w:rPr>
-          <w:color w:val="000000" w:themeColor="text1"/>
-          <w:lang w:val="fr-CH"/>
-        </w:rPr>
-        <w:t>, afin de « compléter » le jeu, le</w:t>
-      </w:r>
-      <w:r>
-        <w:rPr>
-          <w:color w:val="000000" w:themeColor="text1"/>
-          <w:lang w:val="fr-CH"/>
-        </w:rPr>
-        <w:t xml:space="preserve"> </w:t>
-      </w:r>
-      <w:r>
-        <w:rPr>
-          <w:color w:val="000000" w:themeColor="text1"/>
-          <w:lang w:val="fr-CH"/>
-        </w:rPr>
-        <w:t xml:space="preserve">joueur doit obtenir tous les personnages du jeu, les améliorer via un système d’expériences, débloquer ou acheter tous les éléments d’améliorations, remplir les objectifs journalier, hebdomadaire, mensuel, etc…dans les deux cas les jeux sont pratiquement sans fin. La différence principale réside dans la quantité d’objectifs </w:t>
-      </w:r>
-      <w:r>
-        <w:rPr>
-          <w:color w:val="000000" w:themeColor="text1"/>
-          <w:lang w:val="fr-CH"/>
-        </w:rPr>
-        <w:t>à effectuer pour le joueur.</w:t>
-      </w:r>
-    </w:p>
-    <w:p>
-      <w:pPr>
-        <w:rPr>
-          <w:color w:val="000000" w:themeColor="text1"/>
-          <w:lang w:val="fr-CH"/>
-        </w:rPr>
-      </w:pPr>
-      <w:r>
-        <w:rPr>
-          <w:color w:val="000000" w:themeColor="text1"/>
-          <w:lang w:val="fr-CH"/>
-        </w:rPr>
-        <w:t xml:space="preserve">Le temps d’une session de jeu semble à priori </w:t>
-      </w:r>
-      <w:r>
-        <w:rPr>
-          <w:color w:val="000000" w:themeColor="text1"/>
-          <w:lang w:val="fr-CH"/>
-        </w:rPr>
-        <w:t xml:space="preserve">être un bon élément de comparaison, bien que celui-ci dépendra de la facilité de prise en main du jeu par l’utilisateur. </w:t>
-      </w:r>
-      <w:r>
-        <w:rPr>
-          <w:color w:val="000000" w:themeColor="text1"/>
-          <w:lang w:val="fr-CH"/>
-        </w:rPr>
-        <w:t xml:space="preserve">Un joueur expérimenté sur </w:t>
-      </w:r>
-      <w:proofErr w:type="spellStart"/>
-      <w:r>
-        <w:rPr>
-          <w:color w:val="000000" w:themeColor="text1"/>
-          <w:lang w:val="fr-CH"/>
-        </w:rPr>
-        <w:t>FlappyBird</w:t>
-      </w:r>
-      <w:proofErr w:type="spellEnd"/>
-      <w:r>
-        <w:rPr>
-          <w:color w:val="000000" w:themeColor="text1"/>
-          <w:lang w:val="fr-CH"/>
-        </w:rPr>
-        <w:t xml:space="preserve"> pourrait passer plusieurs dizaines de minutes sur la même partie</w:t>
-      </w:r>
-      <w:r>
-        <w:rPr>
-          <w:color w:val="000000" w:themeColor="text1"/>
-          <w:lang w:val="fr-CH"/>
-        </w:rPr>
-        <w:t xml:space="preserve"> alors qu’un joueur à l’expérience comparable sur </w:t>
-      </w:r>
-      <w:proofErr w:type="spellStart"/>
-      <w:r>
-        <w:rPr>
-          <w:color w:val="000000" w:themeColor="text1"/>
-          <w:lang w:val="fr-CH"/>
-        </w:rPr>
-        <w:t>BrawlStars</w:t>
-      </w:r>
-      <w:proofErr w:type="spellEnd"/>
-      <w:r>
-        <w:rPr>
-          <w:color w:val="000000" w:themeColor="text1"/>
-          <w:lang w:val="fr-CH"/>
-        </w:rPr>
-        <w:t xml:space="preserve"> ne pourra pas dépasser le temps maximum défini par le type de partie. Pour ces raisons, nous ne pourrons donc pas utiliser le temps d’une session de jeu comme référence permettant </w:t>
-      </w:r>
-      <w:r>
-        <w:rPr>
-          <w:color w:val="000000" w:themeColor="text1"/>
-          <w:lang w:val="fr-CH"/>
-        </w:rPr>
-        <w:t>une différenciation</w:t>
-      </w:r>
-      <w:r>
-        <w:rPr>
-          <w:color w:val="000000" w:themeColor="text1"/>
-          <w:lang w:val="fr-CH"/>
-        </w:rPr>
-        <w:t xml:space="preserve"> entre les deux genres.</w:t>
-      </w:r>
-    </w:p>
-    <w:p>
-      <w:pPr>
-        <w:rPr>
-          <w:color w:val="000000" w:themeColor="text1"/>
-          <w:lang w:val="fr-CH"/>
-        </w:rPr>
-      </w:pPr>
-      <w:r>
-        <w:rPr>
-          <w:color w:val="000000" w:themeColor="text1"/>
-          <w:lang w:val="fr-CH"/>
-        </w:rPr>
-        <w:t xml:space="preserve">Le </w:t>
-      </w:r>
-      <w:r>
-        <w:rPr>
-          <w:color w:val="000000" w:themeColor="text1"/>
-          <w:lang w:val="fr-CH"/>
-        </w:rPr>
-        <w:t>g</w:t>
-      </w:r>
-      <w:r>
-        <w:rPr>
-          <w:color w:val="000000" w:themeColor="text1"/>
-          <w:lang w:val="fr-CH"/>
-        </w:rPr>
-        <w:t>ameplay instantané</w:t>
-      </w:r>
-      <w:r>
-        <w:rPr>
-          <w:color w:val="000000" w:themeColor="text1"/>
-          <w:lang w:val="fr-CH"/>
-        </w:rPr>
-        <w:t>,</w:t>
-      </w:r>
-      <w:r>
-        <w:rPr>
-          <w:color w:val="000000" w:themeColor="text1"/>
-          <w:lang w:val="fr-CH"/>
-        </w:rPr>
-        <w:t xml:space="preserve"> soit la rapidité à </w:t>
-      </w:r>
-      <w:r>
-        <w:rPr>
-          <w:color w:val="000000" w:themeColor="text1"/>
-          <w:lang w:val="fr-CH"/>
-        </w:rPr>
-        <w:t>entrer dans une phase de jeu</w:t>
-      </w:r>
-      <w:r>
-        <w:rPr>
-          <w:color w:val="000000" w:themeColor="text1"/>
-          <w:lang w:val="fr-CH"/>
-        </w:rPr>
-        <w:t>,</w:t>
-      </w:r>
-      <w:r>
-        <w:rPr>
-          <w:color w:val="000000" w:themeColor="text1"/>
-          <w:lang w:val="fr-CH"/>
-        </w:rPr>
-        <w:t xml:space="preserve"> </w:t>
-      </w:r>
-      <w:r>
-        <w:rPr>
-          <w:color w:val="000000" w:themeColor="text1"/>
-          <w:lang w:val="fr-CH"/>
-        </w:rPr>
-        <w:t>semble être un</w:t>
-      </w:r>
-      <w:r>
-        <w:rPr>
-          <w:color w:val="000000" w:themeColor="text1"/>
-          <w:lang w:val="fr-CH"/>
-        </w:rPr>
-        <w:t xml:space="preserve"> </w:t>
-      </w:r>
-      <w:r>
-        <w:rPr>
-          <w:color w:val="000000" w:themeColor="text1"/>
-          <w:lang w:val="fr-CH"/>
-        </w:rPr>
-        <w:t xml:space="preserve">bon </w:t>
-      </w:r>
-      <w:r>
-        <w:rPr>
-          <w:color w:val="000000" w:themeColor="text1"/>
-          <w:lang w:val="fr-CH"/>
-        </w:rPr>
-        <w:t>point pour définir les genres car dans un je</w:t>
-      </w:r>
-      <w:r>
-        <w:rPr>
-          <w:color w:val="000000" w:themeColor="text1"/>
-          <w:lang w:val="fr-CH"/>
-        </w:rPr>
-        <w:t>u</w:t>
-      </w:r>
-      <w:r>
-        <w:rPr>
-          <w:color w:val="000000" w:themeColor="text1"/>
-          <w:lang w:val="fr-CH"/>
-        </w:rPr>
-        <w:t xml:space="preserve"> </w:t>
-      </w:r>
-      <w:r>
-        <w:rPr>
-          <w:color w:val="000000" w:themeColor="text1"/>
-          <w:lang w:val="fr-CH"/>
-        </w:rPr>
-        <w:t>h</w:t>
-      </w:r>
-      <w:r>
-        <w:rPr>
-          <w:color w:val="000000" w:themeColor="text1"/>
-          <w:lang w:val="fr-CH"/>
-        </w:rPr>
-        <w:t>yper</w:t>
-      </w:r>
-      <w:r>
-        <w:rPr>
-          <w:color w:val="000000" w:themeColor="text1"/>
-          <w:lang w:val="fr-CH"/>
-        </w:rPr>
-        <w:t>-c</w:t>
-      </w:r>
-      <w:r>
-        <w:rPr>
-          <w:color w:val="000000" w:themeColor="text1"/>
-          <w:lang w:val="fr-CH"/>
-        </w:rPr>
-        <w:t xml:space="preserve">asuel comme </w:t>
-      </w:r>
-      <w:proofErr w:type="spellStart"/>
-      <w:r>
-        <w:rPr>
-          <w:color w:val="000000" w:themeColor="text1"/>
-          <w:lang w:val="fr-CH"/>
-        </w:rPr>
-        <w:t>F</w:t>
-      </w:r>
-      <w:r>
-        <w:rPr>
-          <w:color w:val="000000" w:themeColor="text1"/>
-          <w:lang w:val="fr-CH"/>
-        </w:rPr>
-        <w:t>lappy</w:t>
-      </w:r>
-      <w:r>
-        <w:rPr>
-          <w:color w:val="000000" w:themeColor="text1"/>
-          <w:lang w:val="fr-CH"/>
-        </w:rPr>
-        <w:t>B</w:t>
-      </w:r>
-      <w:r>
-        <w:rPr>
-          <w:color w:val="000000" w:themeColor="text1"/>
-          <w:lang w:val="fr-CH"/>
-        </w:rPr>
-        <w:t>ird</w:t>
-      </w:r>
-      <w:proofErr w:type="spellEnd"/>
-      <w:r>
-        <w:rPr>
-          <w:color w:val="000000" w:themeColor="text1"/>
-          <w:lang w:val="fr-CH"/>
-        </w:rPr>
-        <w:t xml:space="preserve">, </w:t>
-      </w:r>
-      <w:r>
-        <w:rPr>
-          <w:color w:val="000000" w:themeColor="text1"/>
-          <w:lang w:val="fr-CH"/>
-        </w:rPr>
-        <w:t xml:space="preserve">il n’y a pas </w:t>
-      </w:r>
-      <w:r>
-        <w:rPr>
-          <w:color w:val="000000" w:themeColor="text1"/>
-          <w:lang w:val="fr-CH"/>
-        </w:rPr>
-        <w:t xml:space="preserve">de sélections </w:t>
-      </w:r>
-      <w:r>
-        <w:rPr>
-          <w:color w:val="000000" w:themeColor="text1"/>
-          <w:lang w:val="fr-CH"/>
-        </w:rPr>
-        <w:t>à</w:t>
-      </w:r>
-      <w:r>
-        <w:rPr>
-          <w:color w:val="000000" w:themeColor="text1"/>
-          <w:lang w:val="fr-CH"/>
-        </w:rPr>
-        <w:t xml:space="preserve"> faire. L’application s’ouvre, on lance le jeu et c’est tout. Tandis que sur un jeux Casuel tel que </w:t>
-      </w:r>
-      <w:proofErr w:type="spellStart"/>
-      <w:r>
-        <w:rPr>
-          <w:color w:val="000000" w:themeColor="text1"/>
-          <w:lang w:val="fr-CH"/>
-        </w:rPr>
-        <w:t>BrawlStars</w:t>
-      </w:r>
-      <w:proofErr w:type="spellEnd"/>
-      <w:r>
-        <w:rPr>
-          <w:color w:val="000000" w:themeColor="text1"/>
-          <w:lang w:val="fr-CH"/>
-        </w:rPr>
-        <w:t xml:space="preserve">, il y a de multiples éléments </w:t>
-      </w:r>
-      <w:r>
-        <w:rPr>
-          <w:color w:val="000000" w:themeColor="text1"/>
-          <w:lang w:val="fr-CH"/>
-        </w:rPr>
-        <w:t xml:space="preserve">à </w:t>
-      </w:r>
-      <w:r>
-        <w:rPr>
-          <w:color w:val="000000" w:themeColor="text1"/>
-          <w:lang w:val="fr-CH"/>
-        </w:rPr>
-        <w:t xml:space="preserve">prendre en compte avant même que la partie </w:t>
-      </w:r>
-      <w:r>
-        <w:rPr>
-          <w:color w:val="000000" w:themeColor="text1"/>
-          <w:lang w:val="fr-CH"/>
-        </w:rPr>
-        <w:t>ne puisse être effectuée</w:t>
-      </w:r>
-      <w:r>
-        <w:rPr>
-          <w:color w:val="000000" w:themeColor="text1"/>
-          <w:lang w:val="fr-CH"/>
-        </w:rPr>
-        <w:t xml:space="preserve"> (type de partie</w:t>
-      </w:r>
-      <w:r>
-        <w:rPr>
-          <w:color w:val="000000" w:themeColor="text1"/>
-          <w:lang w:val="fr-CH"/>
-        </w:rPr>
-        <w:t xml:space="preserve">, personnage </w:t>
-      </w:r>
-      <w:r>
-        <w:rPr>
-          <w:color w:val="000000" w:themeColor="text1"/>
-          <w:lang w:val="fr-CH"/>
-        </w:rPr>
-        <w:t>sélectionné</w:t>
-      </w:r>
-      <w:r>
-        <w:rPr>
-          <w:color w:val="000000" w:themeColor="text1"/>
-          <w:lang w:val="fr-CH"/>
-        </w:rPr>
-        <w:t xml:space="preserve">, attributs de personnages, mission à effectuer, </w:t>
-      </w:r>
-      <w:proofErr w:type="spellStart"/>
-      <w:r>
-        <w:rPr>
-          <w:color w:val="000000" w:themeColor="text1"/>
-          <w:lang w:val="fr-CH"/>
-        </w:rPr>
-        <w:t>pass</w:t>
-      </w:r>
-      <w:proofErr w:type="spellEnd"/>
-      <w:r>
-        <w:rPr>
-          <w:color w:val="000000" w:themeColor="text1"/>
-          <w:lang w:val="fr-CH"/>
-        </w:rPr>
-        <w:t>-</w:t>
-      </w:r>
-      <w:r>
-        <w:rPr>
-          <w:color w:val="000000" w:themeColor="text1"/>
-          <w:lang w:val="fr-CH"/>
-        </w:rPr>
-        <w:t>saisonnier,</w:t>
-      </w:r>
-      <w:r>
-        <w:rPr>
-          <w:color w:val="000000" w:themeColor="text1"/>
-          <w:lang w:val="fr-CH"/>
-        </w:rPr>
-        <w:t xml:space="preserve"> objectif quotidien,</w:t>
-      </w:r>
-      <w:r>
-        <w:rPr>
-          <w:color w:val="000000" w:themeColor="text1"/>
-          <w:lang w:val="fr-CH"/>
-        </w:rPr>
-        <w:t xml:space="preserve"> etc</w:t>
-      </w:r>
-      <w:r>
-        <w:rPr>
-          <w:color w:val="000000" w:themeColor="text1"/>
-          <w:lang w:val="fr-CH"/>
-        </w:rPr>
-        <w:t>…</w:t>
-      </w:r>
-      <w:r>
-        <w:rPr>
-          <w:color w:val="000000" w:themeColor="text1"/>
-          <w:lang w:val="fr-CH"/>
-        </w:rPr>
-        <w:t>).</w:t>
-      </w:r>
-    </w:p>
-    <w:p>
-      <w:pPr>
-        <w:rPr>
-          <w:color w:val="000000" w:themeColor="text1"/>
-          <w:lang w:val="fr-CH"/>
-        </w:rPr>
-      </w:pPr>
-      <w:r>
-        <w:rPr>
-          <w:color w:val="000000" w:themeColor="text1"/>
-          <w:lang w:val="fr-CH"/>
-        </w:rPr>
-        <w:t xml:space="preserve">Dans </w:t>
-      </w:r>
-      <w:r>
-        <w:rPr>
-          <w:color w:val="000000" w:themeColor="text1"/>
-          <w:lang w:val="fr-CH"/>
-        </w:rPr>
-        <w:t xml:space="preserve">le cas de nos deux jeux, l’élément scénaristique du jeu est un bon élément de comparaison. Pour </w:t>
-      </w:r>
-      <w:proofErr w:type="spellStart"/>
-      <w:r>
-        <w:rPr>
-          <w:color w:val="000000" w:themeColor="text1"/>
-          <w:lang w:val="fr-CH"/>
-        </w:rPr>
-        <w:t>FlappyBird</w:t>
-      </w:r>
-      <w:proofErr w:type="spellEnd"/>
-      <w:r>
-        <w:rPr>
-          <w:color w:val="000000" w:themeColor="text1"/>
-          <w:lang w:val="fr-CH"/>
-        </w:rPr>
-        <w:t xml:space="preserve">, il n’y en a pas, personne ne sait vraiment pourquoi ce pauvre volatile qui peine </w:t>
-      </w:r>
-      <w:r>
-        <w:rPr>
-          <w:color w:val="000000" w:themeColor="text1"/>
-          <w:lang w:val="fr-CH"/>
-        </w:rPr>
-        <w:t>à</w:t>
-      </w:r>
-      <w:r>
-        <w:rPr>
-          <w:color w:val="000000" w:themeColor="text1"/>
-          <w:lang w:val="fr-CH"/>
-        </w:rPr>
-        <w:t xml:space="preserve"> battre des ailes se retrouve </w:t>
-      </w:r>
-      <w:r>
-        <w:rPr>
-          <w:color w:val="000000" w:themeColor="text1"/>
-          <w:lang w:val="fr-CH"/>
-        </w:rPr>
-        <w:t>à</w:t>
-      </w:r>
-      <w:r>
-        <w:rPr>
-          <w:color w:val="000000" w:themeColor="text1"/>
-          <w:lang w:val="fr-CH"/>
-        </w:rPr>
-        <w:t xml:space="preserve"> devoir </w:t>
-      </w:r>
-      <w:r>
-        <w:rPr>
-          <w:color w:val="000000" w:themeColor="text1"/>
-          <w:lang w:val="fr-CH"/>
-        </w:rPr>
-        <w:t>survoler</w:t>
-      </w:r>
-      <w:r>
-        <w:rPr>
-          <w:color w:val="000000" w:themeColor="text1"/>
-          <w:lang w:val="fr-CH"/>
-        </w:rPr>
-        <w:t xml:space="preserve"> avec grande peine des tuyaux tout droit sorti de l’</w:t>
-      </w:r>
-      <w:r>
-        <w:rPr>
-          <w:color w:val="000000" w:themeColor="text1"/>
-          <w:lang w:val="fr-CH"/>
-        </w:rPr>
-        <w:t>univers</w:t>
-      </w:r>
-      <w:r>
-        <w:rPr>
-          <w:color w:val="000000" w:themeColor="text1"/>
-          <w:lang w:val="fr-CH"/>
-        </w:rPr>
-        <w:t xml:space="preserve"> de </w:t>
-      </w:r>
-      <w:proofErr w:type="spellStart"/>
-      <w:r>
-        <w:rPr>
-          <w:color w:val="000000" w:themeColor="text1"/>
-          <w:lang w:val="fr-CH"/>
-        </w:rPr>
-        <w:lastRenderedPageBreak/>
-        <w:t>Super</w:t>
-      </w:r>
-      <w:r>
-        <w:rPr>
-          <w:color w:val="000000" w:themeColor="text1"/>
-          <w:lang w:val="fr-CH"/>
-        </w:rPr>
-        <w:t>Mario</w:t>
-      </w:r>
-      <w:proofErr w:type="spellEnd"/>
-      <w:r>
-        <w:rPr>
-          <w:color w:val="000000" w:themeColor="text1"/>
-          <w:lang w:val="fr-CH"/>
-        </w:rPr>
-        <w:t xml:space="preserve">. Tandis que dans le cas de </w:t>
-      </w:r>
-      <w:proofErr w:type="spellStart"/>
-      <w:r>
-        <w:rPr>
-          <w:color w:val="000000" w:themeColor="text1"/>
-          <w:lang w:val="fr-CH"/>
-        </w:rPr>
-        <w:t>B</w:t>
-      </w:r>
-      <w:r>
-        <w:rPr>
-          <w:color w:val="000000" w:themeColor="text1"/>
-          <w:lang w:val="fr-CH"/>
-        </w:rPr>
-        <w:t>rawl</w:t>
-      </w:r>
-      <w:r>
-        <w:rPr>
-          <w:color w:val="000000" w:themeColor="text1"/>
-          <w:lang w:val="fr-CH"/>
-        </w:rPr>
-        <w:t>S</w:t>
-      </w:r>
-      <w:r>
-        <w:rPr>
-          <w:color w:val="000000" w:themeColor="text1"/>
-          <w:lang w:val="fr-CH"/>
-        </w:rPr>
-        <w:t>tars</w:t>
-      </w:r>
-      <w:proofErr w:type="spellEnd"/>
-      <w:r>
-        <w:rPr>
-          <w:color w:val="000000" w:themeColor="text1"/>
-          <w:lang w:val="fr-CH"/>
-        </w:rPr>
-        <w:t>, nous ne pouvons pas vraiment parler de scénario mais il y a quand même un aspect scénaristique au jeu. Chaque personnage à son histoire, une raison d’exister</w:t>
-      </w:r>
-      <w:r>
-        <w:rPr>
-          <w:color w:val="000000" w:themeColor="text1"/>
-          <w:lang w:val="fr-CH"/>
-        </w:rPr>
-        <w:t xml:space="preserve"> et</w:t>
-      </w:r>
-      <w:r>
-        <w:rPr>
-          <w:color w:val="000000" w:themeColor="text1"/>
-          <w:lang w:val="fr-CH"/>
-        </w:rPr>
-        <w:t xml:space="preserve"> des références culturelles dont ils sont issus.</w:t>
-      </w:r>
-    </w:p>
-    <w:bookmarkEnd w:id="12"/>
-    <w:p>
-      <w:pPr>
-        <w:rPr>
-          <w:color w:val="000000" w:themeColor="text1"/>
-          <w:lang w:val="fr-CH"/>
-        </w:rPr>
-      </w:pPr>
-      <w:r>
-        <w:rPr>
-          <w:color w:val="000000" w:themeColor="text1"/>
-          <w:lang w:val="fr-CH"/>
-        </w:rPr>
-        <w:t xml:space="preserve">Pour ce qui est </w:t>
-      </w:r>
-      <w:r>
-        <w:rPr>
-          <w:color w:val="000000" w:themeColor="text1"/>
-          <w:lang w:val="fr-CH"/>
-        </w:rPr>
-        <w:t xml:space="preserve">de la petite taille, nous parlons ici de quantité de données requise pour l’utilisation d’un jeu. C’est évidemment un point très intéressant à prendre en compte pour notre comparaison. Dans le cas de </w:t>
-      </w:r>
-      <w:proofErr w:type="spellStart"/>
-      <w:r>
-        <w:rPr>
-          <w:color w:val="000000" w:themeColor="text1"/>
-          <w:lang w:val="fr-CH"/>
-        </w:rPr>
-        <w:t>FlappyBird</w:t>
-      </w:r>
-      <w:proofErr w:type="spellEnd"/>
-      <w:r>
-        <w:rPr>
-          <w:color w:val="000000" w:themeColor="text1"/>
-          <w:lang w:val="fr-CH"/>
-        </w:rPr>
-        <w:t>, le jeu est minimaliste</w:t>
-      </w:r>
-      <w:r>
-        <w:rPr>
-          <w:color w:val="000000" w:themeColor="text1"/>
-          <w:lang w:val="fr-CH"/>
-        </w:rPr>
-        <w:t>, il prend environs une centaine de Mo (</w:t>
-      </w:r>
-      <w:proofErr w:type="spellStart"/>
-      <w:r>
-        <w:rPr>
-          <w:color w:val="000000" w:themeColor="text1"/>
-          <w:lang w:val="fr-CH"/>
-        </w:rPr>
-        <w:t>Mega-octet</w:t>
-      </w:r>
-      <w:proofErr w:type="spellEnd"/>
-      <w:r>
-        <w:rPr>
-          <w:color w:val="000000" w:themeColor="text1"/>
-          <w:lang w:val="fr-CH"/>
-        </w:rPr>
-        <w:t xml:space="preserve">) de mémoire et cela se traduit par des éléments simples, réutilisés et bien agencés. Pour ce qui est de </w:t>
-      </w:r>
-      <w:proofErr w:type="spellStart"/>
-      <w:r>
-        <w:rPr>
-          <w:color w:val="000000" w:themeColor="text1"/>
-          <w:lang w:val="fr-CH"/>
-        </w:rPr>
-        <w:t>BrawlStars</w:t>
-      </w:r>
-      <w:proofErr w:type="spellEnd"/>
-      <w:r>
-        <w:rPr>
-          <w:color w:val="000000" w:themeColor="text1"/>
-          <w:lang w:val="fr-CH"/>
-        </w:rPr>
-        <w:t>, le jeu est bien plus élaboré, il prend plus d’une centaine de Go (Giga-octet) en comprenant tous les éléments nécessaire</w:t>
-      </w:r>
-      <w:r>
-        <w:rPr>
-          <w:color w:val="000000" w:themeColor="text1"/>
-          <w:lang w:val="fr-CH"/>
-        </w:rPr>
-        <w:t>s</w:t>
-      </w:r>
-      <w:r>
-        <w:rPr>
-          <w:color w:val="000000" w:themeColor="text1"/>
-          <w:lang w:val="fr-CH"/>
-        </w:rPr>
-        <w:t> à son fonctionnement.</w:t>
-      </w:r>
-    </w:p>
-    <w:p>
-      <w:pPr>
-        <w:rPr>
-          <w:lang w:val="fr-CH"/>
-        </w:rPr>
-      </w:pPr>
-      <w:r>
-        <w:rPr>
-          <w:lang w:val="fr-CH"/>
-        </w:rPr>
-        <w:t>En recueillant ces différents avis, nous pouvons d’ores et déjà préétablir une règle avec laquelle nous pouvons catégoriser les jeux mobiles dans un genre défini. Un jeu hyper</w:t>
-      </w:r>
-      <w:r>
-        <w:rPr>
-          <w:lang w:val="fr-CH"/>
-        </w:rPr>
-        <w:t>-</w:t>
-      </w:r>
-      <w:r>
-        <w:rPr>
-          <w:lang w:val="fr-CH"/>
-        </w:rPr>
-        <w:t xml:space="preserve">casuel aura donc </w:t>
-      </w:r>
-      <w:r>
-        <w:rPr>
-          <w:lang w:val="fr-CH"/>
-        </w:rPr>
-        <w:t>des</w:t>
-      </w:r>
-      <w:r>
-        <w:rPr>
-          <w:lang w:val="fr-CH"/>
-        </w:rPr>
-        <w:t xml:space="preserve"> mécaniques simple</w:t>
-      </w:r>
-      <w:r>
-        <w:rPr>
-          <w:lang w:val="fr-CH"/>
-        </w:rPr>
-        <w:t>s (une action</w:t>
-      </w:r>
-      <w:r>
-        <w:rPr>
-          <w:lang w:val="fr-CH"/>
-        </w:rPr>
-        <w:t>)</w:t>
-      </w:r>
-      <w:r>
-        <w:rPr>
-          <w:lang w:val="fr-CH"/>
-        </w:rPr>
-        <w:t xml:space="preserve">, </w:t>
-      </w:r>
-      <w:r>
-        <w:rPr>
-          <w:lang w:val="fr-CH"/>
-        </w:rPr>
-        <w:t>aucune notion de progression</w:t>
-      </w:r>
-      <w:r>
-        <w:rPr>
-          <w:lang w:val="fr-CH"/>
-        </w:rPr>
-        <w:t>, un objectif simple, un accès au jeu direct sans condition préalable, une absence quasi-totale de scénario</w:t>
-      </w:r>
-      <w:r>
-        <w:rPr>
-          <w:lang w:val="fr-CH"/>
-        </w:rPr>
-        <w:t xml:space="preserve"> et une demande en ressource très faible.</w:t>
-      </w:r>
-      <w:r>
-        <w:rPr>
-          <w:color w:val="000000" w:themeColor="text1"/>
-          <w:lang w:val="fr-CH"/>
-        </w:rPr>
-        <w:t xml:space="preserve"> </w:t>
-      </w:r>
-      <w:r>
-        <w:rPr>
-          <w:lang w:val="fr-CH"/>
-        </w:rPr>
-        <w:t xml:space="preserve">Au contraire un jeu </w:t>
-      </w:r>
-      <w:r>
-        <w:rPr>
-          <w:lang w:val="fr-CH"/>
-        </w:rPr>
-        <w:t>c</w:t>
-      </w:r>
-      <w:r>
-        <w:rPr>
-          <w:lang w:val="fr-CH"/>
-        </w:rPr>
-        <w:t>asuel aura des mécaniques plus complexes</w:t>
-      </w:r>
-      <w:r>
-        <w:rPr>
-          <w:lang w:val="fr-CH"/>
-        </w:rPr>
-        <w:t xml:space="preserve"> (multiples actions), une notion de progression</w:t>
-      </w:r>
-      <w:r>
-        <w:rPr>
-          <w:lang w:val="fr-CH"/>
-        </w:rPr>
-        <w:t xml:space="preserve">, de multiples objectifs </w:t>
-      </w:r>
-      <w:r>
-        <w:rPr>
-          <w:lang w:val="fr-CH"/>
-        </w:rPr>
-        <w:t>à</w:t>
-      </w:r>
-      <w:r>
-        <w:rPr>
-          <w:lang w:val="fr-CH"/>
-        </w:rPr>
-        <w:t xml:space="preserve"> effectuer, de multiples options de jeu, un scénario ou du moins </w:t>
-      </w:r>
-      <w:r>
-        <w:rPr>
-          <w:lang w:val="fr-CH"/>
-        </w:rPr>
-        <w:t>plusieurs éléments</w:t>
-      </w:r>
-      <w:r>
-        <w:rPr>
-          <w:lang w:val="fr-CH"/>
-        </w:rPr>
-        <w:t xml:space="preserve"> qui pourrait s’y apparenter et une demande en ressources plus conséquente.</w:t>
       </w:r>
     </w:p>
     <w:p>
@@ -5907,50 +4197,261 @@
     </w:p>
     <w:p>
       <w:pPr>
-        <w:pStyle w:val="Heading1"/>
-      </w:pPr>
-      <w:bookmarkStart w:id="13" w:name="_Toc94008910"/>
-      <w:r>
-        <w:t>Examen d’autres cas :</w:t>
-      </w:r>
-      <w:bookmarkEnd w:id="13"/>
-    </w:p>
-    <w:p>
-      <w:pPr>
-        <w:rPr>
-          <w:lang w:val="fr-CH"/>
-        </w:rPr>
-      </w:pPr>
-      <w:r>
-        <w:rPr>
-          <w:lang w:val="fr-CH"/>
-        </w:rPr>
-        <w:t>Afin de vérifier cette règle préétablie</w:t>
-      </w:r>
-      <w:r>
-        <w:rPr>
-          <w:lang w:val="fr-CH"/>
-        </w:rPr>
-        <w:t xml:space="preserve"> nous pouvons essayer de l’appliquer à divers jeux de chaque type et par la conséquente, l’affirmer ou la contredire.</w:t>
-      </w:r>
-    </w:p>
-    <w:p>
-      <w:pPr>
-        <w:rPr>
-          <w:lang w:val="fr-CH"/>
-        </w:rPr>
-      </w:pPr>
-      <w:r>
-        <w:rPr>
-          <w:lang w:val="fr-CH"/>
-        </w:rPr>
-        <w:t>Prenons</w:t>
-      </w:r>
-      <w:r>
-        <w:rPr>
-          <w:lang w:val="fr-CH"/>
-        </w:rPr>
-        <w:t xml:space="preserve"> par exemple </w:t>
+        <w:rPr>
+          <w:lang w:val="fr-CH"/>
+        </w:rPr>
+      </w:pPr>
+      <w:proofErr w:type="spellStart"/>
+      <w:r>
+        <w:rPr>
+          <w:lang w:val="fr-CH"/>
+        </w:rPr>
+        <w:t>Mishka</w:t>
+      </w:r>
+      <w:proofErr w:type="spellEnd"/>
+      <w:r>
+        <w:rPr>
+          <w:lang w:val="fr-CH"/>
+        </w:rPr>
+        <w:t xml:space="preserve"> </w:t>
+      </w:r>
+      <w:proofErr w:type="spellStart"/>
+      <w:r>
+        <w:rPr>
+          <w:lang w:val="fr-CH"/>
+        </w:rPr>
+        <w:t>Katkoff</w:t>
+      </w:r>
+      <w:proofErr w:type="spellEnd"/>
+      <w:r>
+        <w:rPr>
+          <w:lang w:val="fr-CH"/>
+        </w:rPr>
+        <w:t>, fondateur de « </w:t>
+      </w:r>
+      <w:proofErr w:type="spellStart"/>
+      <w:r>
+        <w:rPr>
+          <w:i/>
+          <w:iCs/>
+          <w:lang w:val="fr-CH"/>
+        </w:rPr>
+        <w:t>Deconstructor</w:t>
+      </w:r>
+      <w:proofErr w:type="spellEnd"/>
+      <w:r>
+        <w:rPr>
+          <w:i/>
+          <w:iCs/>
+          <w:lang w:val="fr-CH"/>
+        </w:rPr>
+        <w:t xml:space="preserve"> of Fun</w:t>
+      </w:r>
+      <w:r>
+        <w:rPr>
+          <w:lang w:val="fr-CH"/>
+        </w:rPr>
+        <w:t> </w:t>
+      </w:r>
+      <w:r>
+        <w:rPr>
+          <w:lang w:val="fr-CH"/>
+        </w:rPr>
+        <w:t>» et</w:t>
+      </w:r>
+      <w:r>
+        <w:rPr>
+          <w:lang w:val="fr-CH"/>
+        </w:rPr>
+        <w:t xml:space="preserve"> Directeur de la gestion de produit chez « </w:t>
+      </w:r>
+      <w:proofErr w:type="spellStart"/>
+      <w:r>
+        <w:rPr>
+          <w:i/>
+          <w:iCs/>
+          <w:lang w:val="fr-CH"/>
+        </w:rPr>
+        <w:t>Rovio</w:t>
+      </w:r>
+      <w:proofErr w:type="spellEnd"/>
+      <w:r>
+        <w:rPr>
+          <w:lang w:val="fr-CH"/>
+        </w:rPr>
+        <w:t xml:space="preserve"> », dans son interview avec </w:t>
+      </w:r>
+      <w:proofErr w:type="spellStart"/>
+      <w:r>
+        <w:rPr>
+          <w:i/>
+          <w:iCs/>
+          <w:lang w:val="fr-CH"/>
+        </w:rPr>
+        <w:t>LevelUp</w:t>
+      </w:r>
+      <w:proofErr w:type="spellEnd"/>
+      <w:r>
+        <w:rPr>
+          <w:lang w:val="fr-CH"/>
+        </w:rPr>
+        <w:t xml:space="preserve">, repris sur le site </w:t>
+      </w:r>
+      <w:proofErr w:type="spellStart"/>
+      <w:r>
+        <w:rPr>
+          <w:i/>
+          <w:iCs/>
+          <w:lang w:val="fr-CH"/>
+        </w:rPr>
+        <w:t>ironSource</w:t>
+      </w:r>
+      <w:proofErr w:type="spellEnd"/>
+      <w:r>
+        <w:rPr>
+          <w:lang w:val="fr-CH"/>
+        </w:rPr>
+        <w:t xml:space="preserve"> en 2018</w:t>
+      </w:r>
+      <w:r>
+        <w:rPr>
+          <w:lang w:val="fr-CH"/>
+        </w:rPr>
+        <w:t xml:space="preserve">, nous dis : </w:t>
+      </w:r>
+      <w:bookmarkEnd w:id="10"/>
+    </w:p>
+    <w:p>
+      <w:pPr>
+        <w:ind w:left="567" w:firstLine="0"/>
+        <w:rPr>
+          <w:i/>
+          <w:iCs/>
+        </w:rPr>
+      </w:pPr>
+      <w:r>
+        <w:rPr>
+          <w:i/>
+          <w:iCs/>
+        </w:rPr>
+        <w:t xml:space="preserve">As casual games implement deeper, mid-core features they become more engaging, but also more complicated. This, in turn, </w:t>
+      </w:r>
+      <w:proofErr w:type="gramStart"/>
+      <w:r>
+        <w:rPr>
+          <w:i/>
+          <w:iCs/>
+        </w:rPr>
+        <w:t>opens up</w:t>
+      </w:r>
+      <w:proofErr w:type="gramEnd"/>
+      <w:r>
+        <w:rPr>
+          <w:i/>
+          <w:iCs/>
+        </w:rPr>
+        <w:t xml:space="preserve"> a segment for hyper-casual games to dominate - games that are easy to start and fun to play</w:t>
+      </w:r>
+      <w:r>
+        <w:rPr>
+          <w:i/>
+          <w:iCs/>
+        </w:rPr>
+        <w:t>.</w:t>
+      </w:r>
+    </w:p>
+    <w:p>
+      <w:pPr>
+        <w:rPr>
+          <w:lang w:val="fr-CH"/>
+        </w:rPr>
+      </w:pPr>
+      <w:bookmarkStart w:id="11" w:name="_Hlk93833217"/>
+      <w:r>
+        <w:rPr>
+          <w:lang w:val="fr-CH"/>
+        </w:rPr>
+        <w:t>Un jeu casuel</w:t>
+      </w:r>
+      <w:r>
+        <w:rPr>
+          <w:lang w:val="fr-CH"/>
+        </w:rPr>
+        <w:t xml:space="preserve"> implémente d</w:t>
+      </w:r>
+      <w:r>
+        <w:rPr>
+          <w:lang w:val="fr-CH"/>
+        </w:rPr>
+        <w:t>es caractéristique</w:t>
+      </w:r>
+      <w:r>
+        <w:rPr>
+          <w:lang w:val="fr-CH"/>
+        </w:rPr>
+        <w:t>s</w:t>
+      </w:r>
+      <w:r>
+        <w:rPr>
+          <w:lang w:val="fr-CH"/>
+        </w:rPr>
+        <w:t xml:space="preserve"> plus profondes, plus engageantes mais aussi plus compliquées. Cela, à force, offre une possibilité pour les jeux hyper-casuel</w:t>
+      </w:r>
+      <w:r>
+        <w:rPr>
+          <w:lang w:val="fr-CH"/>
+        </w:rPr>
+        <w:t>s</w:t>
+      </w:r>
+      <w:r>
+        <w:rPr>
+          <w:lang w:val="fr-CH"/>
+        </w:rPr>
+        <w:t xml:space="preserve"> de dominer le marché – ce sont des jeux facile</w:t>
+      </w:r>
+      <w:r>
+        <w:rPr>
+          <w:lang w:val="fr-CH"/>
+        </w:rPr>
+        <w:t>s</w:t>
+      </w:r>
+      <w:r>
+        <w:rPr>
+          <w:lang w:val="fr-CH"/>
+        </w:rPr>
+        <w:t xml:space="preserve"> à commencer et fun à jouer</w:t>
+      </w:r>
+      <w:r>
+        <w:rPr>
+          <w:rStyle w:val="FootnoteReference"/>
+          <w:lang w:val="fr-CH"/>
+        </w:rPr>
+        <w:footnoteReference w:id="3"/>
+      </w:r>
+      <w:r>
+        <w:rPr>
+          <w:lang w:val="fr-CH"/>
+        </w:rPr>
+        <w:t>.</w:t>
+      </w:r>
+    </w:p>
+    <w:p>
+      <w:pPr>
+        <w:rPr>
+          <w:lang w:val="fr-CH"/>
+        </w:rPr>
+      </w:pPr>
+      <w:r>
+        <w:rPr>
+          <w:lang w:val="fr-CH"/>
+        </w:rPr>
+        <w:t>Ici, nous pourrons noter une démarcation entre les deux genres du fait de leurs caractéristiques</w:t>
+      </w:r>
+      <w:r>
+        <w:rPr>
+          <w:lang w:val="fr-CH"/>
+        </w:rPr>
+        <w:t xml:space="preserve">, leurs complexité et l’engagement pris par l’utilisateur sur ceux-ci. Les termes utilisées, sans avoir été </w:t>
       </w:r>
       <w:r>
         <w:rPr>
@@ -5958,14 +4459,18 @@
         </w:rPr>
         <w:t>« </w:t>
       </w:r>
-      <w:proofErr w:type="spellStart"/>
-      <w:r>
-        <w:rPr>
-          <w:lang w:val="fr-CH"/>
-        </w:rPr>
-        <w:t>ClashOfClan</w:t>
-      </w:r>
-      <w:proofErr w:type="spellEnd"/>
+      <w:r>
+        <w:rPr>
+          <w:lang w:val="fr-CH"/>
+        </w:rPr>
+        <w:t>creus</w:t>
+      </w:r>
+      <w:r>
+        <w:rPr>
+          <w:lang w:val="fr-CH"/>
+        </w:rPr>
+        <w:t>er</w:t>
+      </w:r>
       <w:r>
         <w:rPr>
           <w:lang w:val="fr-CH"/>
@@ -5976,33 +4481,55 @@
         <w:rPr>
           <w:lang w:val="fr-CH"/>
         </w:rPr>
-        <w:t xml:space="preserve">, un autre jeu du studio </w:t>
-      </w:r>
-      <w:proofErr w:type="spellStart"/>
-      <w:r>
-        <w:rPr>
-          <w:lang w:val="fr-CH"/>
-        </w:rPr>
-        <w:t>SuperCell</w:t>
-      </w:r>
-      <w:proofErr w:type="spellEnd"/>
-      <w:r>
-        <w:rPr>
-          <w:lang w:val="fr-CH"/>
-        </w:rPr>
-        <w:t xml:space="preserve">. </w:t>
-      </w:r>
-      <w:r>
-        <w:rPr>
-          <w:lang w:val="fr-CH"/>
-        </w:rPr>
-        <w:t>Dans ce jeu l</w:t>
-      </w:r>
-      <w:r>
-        <w:rPr>
-          <w:lang w:val="fr-CH"/>
-        </w:rPr>
-        <w:t>es mécaniques sont complexes, il y a de multiples objectifs et options de jeu</w:t>
+        <w:t xml:space="preserve"> </w:t>
+      </w:r>
+      <w:r>
+        <w:rPr>
+          <w:lang w:val="fr-CH"/>
+        </w:rPr>
+        <w:t>concrètement dans les jeux en eux-mêmes peuvent para</w:t>
+      </w:r>
+      <w:r>
+        <w:rPr>
+          <w:lang w:val="fr-CH"/>
+        </w:rPr>
+        <w:t>î</w:t>
+      </w:r>
+      <w:r>
+        <w:rPr>
+          <w:lang w:val="fr-CH"/>
+        </w:rPr>
+        <w:t>tre</w:t>
+      </w:r>
+      <w:r>
+        <w:rPr>
+          <w:lang w:val="fr-CH"/>
+        </w:rPr>
+        <w:t>s</w:t>
+      </w:r>
+      <w:r>
+        <w:rPr>
+          <w:lang w:val="fr-CH"/>
+        </w:rPr>
+        <w:t xml:space="preserve"> mystiques. Cependant, cette démarcation nous permet une réelle avancé</w:t>
+      </w:r>
+      <w:r>
+        <w:rPr>
+          <w:lang w:val="fr-CH"/>
+        </w:rPr>
+        <w:t>e</w:t>
+      </w:r>
+      <w:r>
+        <w:rPr>
+          <w:lang w:val="fr-CH"/>
+        </w:rPr>
+        <w:t xml:space="preserve"> quant à la différentiation de genre</w:t>
+      </w:r>
+      <w:r>
+        <w:rPr>
+          <w:lang w:val="fr-CH"/>
+        </w:rPr>
+        <w:t>s</w:t>
       </w:r>
       <w:r>
         <w:rPr>
@@ -6016,23 +4543,61 @@
         </w:rPr>
         <w:t xml:space="preserve"> </w:t>
       </w:r>
-      <w:r>
-        <w:rPr>
-          <w:lang w:val="fr-CH"/>
-        </w:rPr>
-        <w:t>I</w:t>
-      </w:r>
-      <w:r>
-        <w:rPr>
-          <w:lang w:val="fr-CH"/>
-        </w:rPr>
-        <w:t>l n’y a pas vraiment de scénario mais le monde</w:t>
-      </w:r>
-      <w:r>
-        <w:rPr>
-          <w:lang w:val="fr-CH"/>
-        </w:rPr>
-        <w:t xml:space="preserve"> forme un ensemble cohérant. Concernant les ressources prise pour le jeux, il est relativement petit (188</w:t>
+    </w:p>
+    <w:p>
+      <w:pPr>
+        <w:rPr>
+          <w:lang w:val="fr-CH"/>
+        </w:rPr>
+      </w:pPr>
+      <w:r>
+        <w:rPr>
+          <w:lang w:val="fr-CH"/>
+        </w:rPr>
+        <w:t xml:space="preserve">En comparant nos deux jeux de référence : </w:t>
+      </w:r>
+      <w:proofErr w:type="spellStart"/>
+      <w:r>
+        <w:rPr>
+          <w:i/>
+          <w:iCs/>
+          <w:lang w:val="fr-CH"/>
+        </w:rPr>
+        <w:t>FlappyBird</w:t>
+      </w:r>
+      <w:proofErr w:type="spellEnd"/>
+      <w:r>
+        <w:rPr>
+          <w:lang w:val="fr-CH"/>
+        </w:rPr>
+        <w:t xml:space="preserve"> ne demande pas d’engagement à l’utilisateur au-delà du jeu en lui-même, le but est d’obtenir le </w:t>
+      </w:r>
+      <w:r>
+        <w:rPr>
+          <w:lang w:val="fr-CH"/>
+        </w:rPr>
+        <w:t>meilleur score possible</w:t>
+      </w:r>
+      <w:r>
+        <w:rPr>
+          <w:lang w:val="fr-CH"/>
+        </w:rPr>
+        <w:t xml:space="preserve"> et l’implication du joueur s’arrête là. </w:t>
+      </w:r>
+      <w:proofErr w:type="spellStart"/>
+      <w:r>
+        <w:rPr>
+          <w:i/>
+          <w:lang w:val="fr-CH"/>
+        </w:rPr>
+        <w:t>BrawlStars</w:t>
+      </w:r>
+      <w:proofErr w:type="spellEnd"/>
+      <w:r>
+        <w:rPr>
+          <w:lang w:val="fr-CH"/>
+        </w:rPr>
+        <w:t>, à l’inverse offre la possibilité d’améliorer son expérience de jeu en y passant plus de temps à découvrir toutes les petites subtilités.</w:t>
       </w:r>
       <w:r>
         <w:rPr>
@@ -6044,25 +4609,19 @@
         <w:rPr>
           <w:lang w:val="fr-CH"/>
         </w:rPr>
-        <w:t>Mo)</w:t>
-      </w:r>
-      <w:r>
-        <w:rPr>
-          <w:lang w:val="fr-CH"/>
-        </w:rPr>
-        <w:t xml:space="preserve">. Cependant il y a de </w:t>
-      </w:r>
-      <w:r>
-        <w:rPr>
-          <w:lang w:val="fr-CH"/>
-        </w:rPr>
-        <w:t>multiple mise</w:t>
-      </w:r>
-      <w:r>
-        <w:rPr>
-          <w:lang w:val="fr-CH"/>
-        </w:rPr>
-        <w:t xml:space="preserve"> à jour qui demandent plus de ressources par la suite.</w:t>
+        <w:t>L</w:t>
+      </w:r>
+      <w:r>
+        <w:rPr>
+          <w:lang w:val="fr-CH"/>
+        </w:rPr>
+        <w:t>es</w:t>
+      </w:r>
+      <w:r>
+        <w:rPr>
+          <w:lang w:val="fr-CH"/>
+        </w:rPr>
+        <w:t xml:space="preserve"> jeux</w:t>
       </w:r>
       <w:r>
         <w:rPr>
@@ -6074,25 +4633,43 @@
         <w:rPr>
           <w:lang w:val="fr-CH"/>
         </w:rPr>
-        <w:t>Un autre</w:t>
-      </w:r>
-      <w:r>
-        <w:rPr>
-          <w:lang w:val="fr-CH"/>
-        </w:rPr>
-        <w:t xml:space="preserve"> bon</w:t>
-      </w:r>
-      <w:r>
-        <w:rPr>
-          <w:lang w:val="fr-CH"/>
-        </w:rPr>
-        <w:t xml:space="preserve"> exemple</w:t>
-      </w:r>
-      <w:r>
-        <w:rPr>
-          <w:lang w:val="fr-CH"/>
-        </w:rPr>
-        <w:t xml:space="preserve"> serait</w:t>
+        <w:t>h</w:t>
+      </w:r>
+      <w:r>
+        <w:rPr>
+          <w:lang w:val="fr-CH"/>
+        </w:rPr>
+        <w:t>yper</w:t>
+      </w:r>
+      <w:r>
+        <w:rPr>
+          <w:lang w:val="fr-CH"/>
+        </w:rPr>
+        <w:t>-c</w:t>
+      </w:r>
+      <w:r>
+        <w:rPr>
+          <w:lang w:val="fr-CH"/>
+        </w:rPr>
+        <w:t>asu</w:t>
+      </w:r>
+      <w:r>
+        <w:rPr>
+          <w:lang w:val="fr-CH"/>
+        </w:rPr>
+        <w:t>a</w:t>
+      </w:r>
+      <w:r>
+        <w:rPr>
+          <w:lang w:val="fr-CH"/>
+        </w:rPr>
+        <w:t>l n’engage</w:t>
+      </w:r>
+      <w:r>
+        <w:rPr>
+          <w:lang w:val="fr-CH"/>
+        </w:rPr>
+        <w:t>nt</w:t>
       </w:r>
       <w:r>
         <w:rPr>
@@ -6104,83 +4681,47 @@
         <w:rPr>
           <w:lang w:val="fr-CH"/>
         </w:rPr>
-        <w:t>« </w:t>
-      </w:r>
-      <w:proofErr w:type="spellStart"/>
-      <w:r>
-        <w:rPr>
-          <w:lang w:val="fr-CH"/>
-        </w:rPr>
-        <w:t>Zooba</w:t>
-      </w:r>
-      <w:proofErr w:type="spellEnd"/>
-      <w:r>
-        <w:rPr>
-          <w:lang w:val="fr-CH"/>
-        </w:rPr>
-        <w:t> »,</w:t>
-      </w:r>
-      <w:r>
-        <w:rPr>
-          <w:lang w:val="fr-CH"/>
-        </w:rPr>
-        <w:t xml:space="preserve"> développé par </w:t>
-      </w:r>
-      <w:proofErr w:type="spellStart"/>
-      <w:r>
-        <w:rPr>
-          <w:lang w:val="fr-CH"/>
-        </w:rPr>
-        <w:t>Wildlife</w:t>
-      </w:r>
-      <w:proofErr w:type="spellEnd"/>
-      <w:r>
-        <w:rPr>
-          <w:lang w:val="fr-CH"/>
-        </w:rPr>
-        <w:t xml:space="preserve"> Studios</w:t>
-      </w:r>
-      <w:r>
-        <w:rPr>
-          <w:lang w:val="fr-CH"/>
-        </w:rPr>
-        <w:t>. Dans ce jeu</w:t>
-      </w:r>
-      <w:r>
-        <w:rPr>
+        <w:t xml:space="preserve">donc </w:t>
+      </w:r>
+      <w:r>
+        <w:rPr>
+          <w:lang w:val="fr-CH"/>
+        </w:rPr>
+        <w:t>pas les utilisateurs au-delà du simple jeu en lui-même (</w:t>
+      </w:r>
+      <w:proofErr w:type="spellStart"/>
+      <w:r>
+        <w:rPr>
+          <w:i/>
+          <w:iCs/>
+          <w:lang w:val="fr-CH"/>
+        </w:rPr>
+        <w:t>core</w:t>
+      </w:r>
+      <w:proofErr w:type="spellEnd"/>
+      <w:r>
+        <w:rPr>
+          <w:i/>
+          <w:iCs/>
           <w:lang w:val="fr-CH"/>
         </w:rPr>
         <w:t xml:space="preserve"> </w:t>
       </w:r>
-      <w:r>
-        <w:rPr>
-          <w:lang w:val="fr-CH"/>
-        </w:rPr>
-        <w:t>l</w:t>
-      </w:r>
-      <w:r>
-        <w:rPr>
-          <w:lang w:val="fr-CH"/>
-        </w:rPr>
-        <w:t>es mécaniques sont complexes, il y a aussi de multiples objectifs, options de jeux</w:t>
-      </w:r>
-      <w:r>
-        <w:rPr>
-          <w:lang w:val="fr-CH"/>
-        </w:rPr>
-        <w:t xml:space="preserve"> et</w:t>
-      </w:r>
-      <w:r>
-        <w:rPr>
-          <w:lang w:val="fr-CH"/>
-        </w:rPr>
-        <w:t xml:space="preserve"> possibilité d’améliorations</w:t>
-      </w:r>
-      <w:r>
-        <w:rPr>
-          <w:lang w:val="fr-CH"/>
-        </w:rPr>
-        <w:t xml:space="preserve"> de l’expérience</w:t>
+      <w:proofErr w:type="spellStart"/>
+      <w:r>
+        <w:rPr>
+          <w:i/>
+          <w:iCs/>
+          <w:lang w:val="fr-CH"/>
+        </w:rPr>
+        <w:t>game</w:t>
+      </w:r>
+      <w:proofErr w:type="spellEnd"/>
+      <w:r>
+        <w:rPr>
+          <w:lang w:val="fr-CH"/>
+        </w:rPr>
+        <w:t>)</w:t>
       </w:r>
       <w:r>
         <w:rPr>
@@ -6192,19 +4733,37 @@
         <w:rPr>
           <w:lang w:val="fr-CH"/>
         </w:rPr>
-        <w:t xml:space="preserve"> Il</w:t>
-      </w:r>
-      <w:r>
-        <w:rPr>
-          <w:lang w:val="fr-CH"/>
-        </w:rPr>
         <w:t xml:space="preserve"> </w:t>
       </w:r>
       <w:r>
         <w:rPr>
           <w:lang w:val="fr-CH"/>
         </w:rPr>
-        <w:t>y a aussi un</w:t>
+        <w:t>D</w:t>
+      </w:r>
+      <w:r>
+        <w:rPr>
+          <w:lang w:val="fr-CH"/>
+        </w:rPr>
+        <w:t>ans l’autre</w:t>
+      </w:r>
+      <w:r>
+        <w:rPr>
+          <w:lang w:val="fr-CH"/>
+        </w:rPr>
+        <w:t xml:space="preserve"> cas</w:t>
+      </w:r>
+      <w:r>
+        <w:rPr>
+          <w:lang w:val="fr-CH"/>
+        </w:rPr>
+        <w:t>, l’utilisateur est amené à s’investir plus dans le jeu, comprendre</w:t>
+      </w:r>
+      <w:r>
+        <w:rPr>
+          <w:lang w:val="fr-CH"/>
+        </w:rPr>
+        <w:t xml:space="preserve"> des éléments et fonctionnalités puis les maîtriser au fur et à mesure de l’avancement dans ce jeu.</w:t>
       </w:r>
       <w:r>
         <w:rPr>
@@ -6216,56 +4775,13 @@
         <w:rPr>
           <w:lang w:val="fr-CH"/>
         </w:rPr>
-        <w:t>scénario clair et établis et une demande en ressources plus conséquente (</w:t>
-      </w:r>
-      <w:r>
-        <w:rPr>
-          <w:lang w:val="fr-CH"/>
-        </w:rPr>
-        <w:t>671</w:t>
-      </w:r>
-      <w:r>
-        <w:rPr>
-          <w:lang w:val="fr-CH"/>
-        </w:rPr>
         <w:t xml:space="preserve"> </w:t>
       </w:r>
       <w:r>
         <w:rPr>
           <w:lang w:val="fr-CH"/>
         </w:rPr>
-        <w:t>Mo</w:t>
-      </w:r>
-      <w:r>
-        <w:rPr>
-          <w:lang w:val="fr-CH"/>
-        </w:rPr>
-        <w:t>).</w:t>
-      </w:r>
-    </w:p>
-    <w:p>
-      <w:pPr>
-        <w:rPr>
-          <w:lang w:val="fr-CH"/>
-        </w:rPr>
-      </w:pPr>
-      <w:r>
-        <w:rPr>
-          <w:lang w:val="fr-CH"/>
-        </w:rPr>
-        <w:t>Prenons d’autres exemples de jeux</w:t>
-      </w:r>
-      <w:r>
-        <w:rPr>
-          <w:lang w:val="fr-CH"/>
-        </w:rPr>
-        <w:t xml:space="preserve"> ressemblant à la description d’un jeu hyper</w:t>
-      </w:r>
-      <w:r>
-        <w:rPr>
-          <w:lang w:val="fr-CH"/>
-        </w:rPr>
-        <w:t>-</w:t>
+        <w:t xml:space="preserve">Il y a donc une notion de progression pour les jeux </w:t>
       </w:r>
       <w:r>
         <w:rPr>
@@ -6277,148 +4793,15 @@
         <w:rPr>
           <w:lang w:val="fr-CH"/>
         </w:rPr>
-        <w:t xml:space="preserve"> afin d’y appliquer les mêmes critères.</w:t>
-      </w:r>
-    </w:p>
-    <w:p>
-      <w:pPr>
-        <w:rPr>
-          <w:lang w:val="fr-CH"/>
-        </w:rPr>
-      </w:pPr>
-      <w:r>
-        <w:rPr>
-          <w:lang w:val="fr-CH"/>
-        </w:rPr>
-        <w:t>Le premier exemple trouvé en faisant une recherche google est « </w:t>
-      </w:r>
-      <w:proofErr w:type="spellStart"/>
-      <w:r>
-        <w:rPr>
-          <w:lang w:val="fr-CH"/>
-        </w:rPr>
-        <w:t>HelixJump</w:t>
-      </w:r>
-      <w:proofErr w:type="spellEnd"/>
-      <w:r>
-        <w:rPr>
-          <w:lang w:val="fr-CH"/>
-        </w:rPr>
-        <w:t xml:space="preserve"> ». C’est un jeux distribué par </w:t>
-      </w:r>
-      <w:r>
-        <w:rPr>
-          <w:lang w:val="fr-CH"/>
-        </w:rPr>
-        <w:t>« </w:t>
-      </w:r>
-      <w:r>
-        <w:rPr>
-          <w:lang w:val="fr-CH"/>
-        </w:rPr>
-        <w:t>Voodoo</w:t>
-      </w:r>
-      <w:r>
-        <w:rPr>
-          <w:lang w:val="fr-CH"/>
-        </w:rPr>
-        <w:t> »</w:t>
-      </w:r>
-      <w:r>
-        <w:rPr>
-          <w:lang w:val="fr-CH"/>
-        </w:rPr>
-        <w:t>, spécialiste dans la distribution de jeux hyper</w:t>
-      </w:r>
-      <w:r>
-        <w:rPr>
-          <w:lang w:val="fr-CH"/>
-        </w:rPr>
-        <w:t>-</w:t>
-      </w:r>
-      <w:r>
-        <w:rPr>
-          <w:lang w:val="fr-CH"/>
-        </w:rPr>
-        <w:t xml:space="preserve">casuels. En appliquant les différent </w:t>
-      </w:r>
-      <w:r>
-        <w:rPr>
-          <w:lang w:val="fr-CH"/>
-        </w:rPr>
-        <w:t xml:space="preserve">critères de catégorisation les constatations sont les suivantes : Les mécaniques sont simples, en réalité il n’y en a qu’une seule. L’objectif est lui aussi simple et unique. Il n’y a aucune option ni possibilité d’amélioration de l’expérience. Il ne présente aucun scénario et le jeu demande moins de ressources que </w:t>
-      </w:r>
-      <w:proofErr w:type="spellStart"/>
-      <w:r>
-        <w:rPr>
-          <w:lang w:val="fr-CH"/>
-        </w:rPr>
-        <w:t>FlappyBird</w:t>
-      </w:r>
-      <w:proofErr w:type="spellEnd"/>
-      <w:r>
-        <w:rPr>
-          <w:lang w:val="fr-CH"/>
-        </w:rPr>
-        <w:t xml:space="preserve"> (99.98Mo).</w:t>
-      </w:r>
-      <w:r>
-        <w:rPr>
-          <w:lang w:val="fr-CH"/>
-        </w:rPr>
-        <w:t xml:space="preserve"> </w:t>
-      </w:r>
-      <w:r>
-        <w:rPr>
-          <w:lang w:val="fr-CH"/>
-        </w:rPr>
-        <w:t xml:space="preserve">Le dernier exemple que nous allons analyser est le </w:t>
-      </w:r>
-      <w:r>
-        <w:rPr>
-          <w:lang w:val="fr-CH"/>
-        </w:rPr>
-        <w:t xml:space="preserve">jeu « Rise Up » de </w:t>
-      </w:r>
-      <w:proofErr w:type="spellStart"/>
-      <w:r>
-        <w:rPr>
-          <w:lang w:val="fr-CH"/>
-        </w:rPr>
-        <w:t>S</w:t>
-      </w:r>
-      <w:r>
-        <w:rPr>
-          <w:lang w:val="fr-CH"/>
-        </w:rPr>
-        <w:t>erkan</w:t>
-      </w:r>
-      <w:proofErr w:type="spellEnd"/>
-      <w:r>
-        <w:rPr>
-          <w:lang w:val="fr-CH"/>
-        </w:rPr>
-        <w:t xml:space="preserve"> </w:t>
-      </w:r>
-      <w:proofErr w:type="spellStart"/>
-      <w:r>
-        <w:rPr>
-          <w:lang w:val="fr-CH"/>
-        </w:rPr>
-        <w:t>Ö</w:t>
-      </w:r>
-      <w:r>
-        <w:rPr>
-          <w:lang w:val="fr-CH"/>
-        </w:rPr>
-        <w:t>zyılmaz</w:t>
-      </w:r>
-      <w:proofErr w:type="spellEnd"/>
-      <w:r>
-        <w:rPr>
-          <w:lang w:val="fr-CH"/>
-        </w:rPr>
-        <w:t>, un développeur indépendant. Encore une fois, ce jeu n’a qu’une seule mécanique, un seul objectif, aucune option, aucun scénario, et ne demande pas plus de ressources que les précédents jeux exposés (69Mo).</w:t>
+        <w:t xml:space="preserve"> que nous ne retrouvons pas dans un jeu</w:t>
+      </w:r>
+      <w:bookmarkStart w:id="12" w:name="_Hlk93833232"/>
+      <w:bookmarkEnd w:id="11"/>
+      <w:r>
+        <w:rPr>
+          <w:lang w:val="fr-CH"/>
+        </w:rPr>
+        <w:t xml:space="preserve"> hyper-casuel.</w:t>
       </w:r>
     </w:p>
     <w:p>
@@ -6446,75 +4829,1695 @@
     </w:p>
     <w:p>
       <w:pPr>
+        <w:rPr>
+          <w:lang w:val="fr-CH"/>
+        </w:rPr>
+      </w:pPr>
+      <w:r>
+        <w:rPr>
+          <w:lang w:val="fr-CH"/>
+        </w:rPr>
+        <w:t>Puis enfin, selon Max Sokolov</w:t>
+      </w:r>
+      <w:r>
+        <w:rPr>
+          <w:lang w:val="fr-CH"/>
+        </w:rPr>
+        <w:t xml:space="preserve">, un </w:t>
+      </w:r>
+      <w:proofErr w:type="spellStart"/>
+      <w:r>
+        <w:rPr>
+          <w:i/>
+          <w:iCs/>
+          <w:lang w:val="fr-CH"/>
+        </w:rPr>
+        <w:t>game</w:t>
+      </w:r>
+      <w:proofErr w:type="spellEnd"/>
+      <w:r>
+        <w:rPr>
+          <w:i/>
+          <w:iCs/>
+          <w:lang w:val="fr-CH"/>
+        </w:rPr>
+        <w:t xml:space="preserve"> designer</w:t>
+      </w:r>
+      <w:r>
+        <w:rPr>
+          <w:lang w:val="fr-CH"/>
+        </w:rPr>
+        <w:t xml:space="preserve"> s’exprimant </w:t>
+      </w:r>
+      <w:r>
+        <w:rPr>
+          <w:lang w:val="fr-CH"/>
+        </w:rPr>
+        <w:t xml:space="preserve">sur le </w:t>
+      </w:r>
+      <w:r>
+        <w:rPr>
+          <w:lang w:val="fr-CH"/>
+        </w:rPr>
+        <w:t>site</w:t>
+      </w:r>
+      <w:r>
+        <w:rPr>
+          <w:lang w:val="fr-CH"/>
+        </w:rPr>
+        <w:t xml:space="preserve"> </w:t>
+      </w:r>
+      <w:proofErr w:type="spellStart"/>
+      <w:r>
+        <w:rPr>
+          <w:lang w:val="fr-CH"/>
+        </w:rPr>
+        <w:t>Visartech</w:t>
+      </w:r>
+      <w:proofErr w:type="spellEnd"/>
+      <w:r>
+        <w:rPr>
+          <w:lang w:val="fr-CH"/>
+        </w:rPr>
+        <w:t>,</w:t>
+      </w:r>
+      <w:r>
+        <w:rPr>
+          <w:lang w:val="fr-CH"/>
+        </w:rPr>
+        <w:t xml:space="preserve"> les jeux hyper</w:t>
+      </w:r>
+      <w:r>
+        <w:rPr>
+          <w:lang w:val="fr-CH"/>
+        </w:rPr>
+        <w:t>-</w:t>
+      </w:r>
+      <w:r>
+        <w:rPr>
+          <w:lang w:val="fr-CH"/>
+        </w:rPr>
+        <w:t>casuel</w:t>
+      </w:r>
+      <w:r>
+        <w:rPr>
+          <w:lang w:val="fr-CH"/>
+        </w:rPr>
+        <w:t>s</w:t>
+      </w:r>
+      <w:r>
+        <w:rPr>
+          <w:lang w:val="fr-CH"/>
+        </w:rPr>
+        <w:t xml:space="preserve"> ont </w:t>
+      </w:r>
+      <w:r>
+        <w:rPr>
+          <w:lang w:val="fr-CH"/>
+        </w:rPr>
+        <w:t>les attributs suivants</w:t>
+      </w:r>
+      <w:r>
+        <w:rPr>
+          <w:lang w:val="fr-CH"/>
+        </w:rPr>
+        <w:t xml:space="preserve"> : </w:t>
+      </w:r>
+    </w:p>
+    <w:p>
+      <w:pPr>
+        <w:rPr>
+          <w:lang w:val="fr-CH"/>
+        </w:rPr>
+      </w:pPr>
+      <w:r>
+        <w:rPr>
+          <w:lang w:val="fr-CH"/>
+        </w:rPr>
+        <w:t>Mécanique simple</w:t>
+      </w:r>
+      <w:r>
+        <w:rPr>
+          <w:lang w:val="fr-CH"/>
+        </w:rPr>
+        <w:t xml:space="preserve">, </w:t>
+      </w:r>
+      <w:r>
+        <w:rPr>
+          <w:lang w:val="fr-CH"/>
+        </w:rPr>
+        <w:t>g</w:t>
+      </w:r>
+      <w:r>
+        <w:rPr>
+          <w:lang w:val="fr-CH"/>
+        </w:rPr>
+        <w:t>ameplay hautement addictif</w:t>
+      </w:r>
+      <w:r>
+        <w:rPr>
+          <w:lang w:val="fr-CH"/>
+        </w:rPr>
+        <w:t xml:space="preserve">, </w:t>
+      </w:r>
+      <w:r>
+        <w:rPr>
+          <w:lang w:val="fr-CH"/>
+        </w:rPr>
+        <w:t>o</w:t>
+      </w:r>
+      <w:r>
+        <w:rPr>
+          <w:lang w:val="fr-CH"/>
+        </w:rPr>
+        <w:t>bjectif simple</w:t>
+      </w:r>
+      <w:r>
+        <w:rPr>
+          <w:lang w:val="fr-CH"/>
+        </w:rPr>
+        <w:t xml:space="preserve">, </w:t>
+      </w:r>
+      <w:r>
+        <w:rPr>
+          <w:lang w:val="fr-CH"/>
+        </w:rPr>
+        <w:t>s</w:t>
+      </w:r>
+      <w:r>
+        <w:rPr>
+          <w:lang w:val="fr-CH"/>
+        </w:rPr>
+        <w:t>ession de jeux courtes</w:t>
+      </w:r>
+      <w:r>
+        <w:rPr>
+          <w:lang w:val="fr-CH"/>
+        </w:rPr>
+        <w:t xml:space="preserve">, </w:t>
+      </w:r>
+      <w:r>
+        <w:rPr>
+          <w:lang w:val="fr-CH"/>
+        </w:rPr>
+        <w:t>g</w:t>
+      </w:r>
+      <w:r>
+        <w:rPr>
+          <w:lang w:val="fr-CH"/>
+        </w:rPr>
+        <w:t>ameplay instantané</w:t>
+      </w:r>
+      <w:r>
+        <w:rPr>
+          <w:lang w:val="fr-CH"/>
+        </w:rPr>
+        <w:t xml:space="preserve">, </w:t>
+      </w:r>
+      <w:r>
+        <w:rPr>
+          <w:lang w:val="fr-CH"/>
+        </w:rPr>
+        <w:t>p</w:t>
+      </w:r>
+      <w:r>
+        <w:rPr>
+          <w:lang w:val="fr-CH"/>
+        </w:rPr>
+        <w:t>as de scénario</w:t>
+      </w:r>
+      <w:r>
+        <w:rPr>
+          <w:lang w:val="fr-CH"/>
+        </w:rPr>
+        <w:t xml:space="preserve">, </w:t>
+      </w:r>
+      <w:r>
+        <w:rPr>
+          <w:lang w:val="fr-CH"/>
+        </w:rPr>
+        <w:t>m</w:t>
+      </w:r>
+      <w:r>
+        <w:rPr>
+          <w:lang w:val="fr-CH"/>
+        </w:rPr>
+        <w:t>odèle de monétisation simple</w:t>
+      </w:r>
+      <w:r>
+        <w:rPr>
+          <w:lang w:val="fr-CH"/>
+        </w:rPr>
+        <w:t xml:space="preserve">, </w:t>
+      </w:r>
+      <w:r>
+        <w:rPr>
+          <w:lang w:val="fr-CH"/>
+        </w:rPr>
+        <w:t>g</w:t>
+      </w:r>
+      <w:r>
+        <w:rPr>
+          <w:lang w:val="fr-CH"/>
+        </w:rPr>
+        <w:t>ratuit</w:t>
+      </w:r>
+      <w:r>
+        <w:rPr>
+          <w:lang w:val="fr-CH"/>
+        </w:rPr>
+        <w:t xml:space="preserve">, </w:t>
+      </w:r>
+      <w:r>
+        <w:rPr>
+          <w:lang w:val="fr-CH"/>
+        </w:rPr>
+        <w:t>p</w:t>
+      </w:r>
+      <w:r>
+        <w:rPr>
+          <w:lang w:val="fr-CH"/>
+        </w:rPr>
+        <w:t>etite taille</w:t>
+      </w:r>
+      <w:r>
+        <w:rPr>
+          <w:lang w:val="fr-CH"/>
+        </w:rPr>
+        <w:t>.</w:t>
+      </w:r>
+    </w:p>
+    <w:p>
+      <w:pPr>
+        <w:rPr>
+          <w:lang w:val="fr-CH"/>
+        </w:rPr>
+      </w:pPr>
+      <w:r>
+        <w:rPr>
+          <w:lang w:val="fr-CH"/>
+        </w:rPr>
+        <w:t>Ces jeux sont donc</w:t>
+      </w:r>
+      <w:r>
+        <w:rPr>
+          <w:lang w:val="fr-CH"/>
+        </w:rPr>
+        <w:t>, selon lui,</w:t>
+      </w:r>
+      <w:r>
+        <w:rPr>
+          <w:lang w:val="fr-CH"/>
+        </w:rPr>
+        <w:t xml:space="preserve"> </w:t>
+      </w:r>
+      <w:r>
+        <w:rPr>
+          <w:lang w:val="fr-CH"/>
+        </w:rPr>
+        <w:t>minimaliste</w:t>
+      </w:r>
+      <w:r>
+        <w:rPr>
+          <w:lang w:val="fr-CH"/>
+        </w:rPr>
+        <w:t xml:space="preserve"> et d’une courte durée.</w:t>
+      </w:r>
+      <w:r>
+        <w:rPr>
+          <w:lang w:val="fr-CH"/>
+        </w:rPr>
+        <w:t xml:space="preserve"> Cet avis en soit ne nous aide pas </w:t>
+      </w:r>
+      <w:r>
+        <w:rPr>
+          <w:lang w:val="fr-CH"/>
+        </w:rPr>
+        <w:t>à</w:t>
+      </w:r>
+      <w:r>
+        <w:rPr>
+          <w:lang w:val="fr-CH"/>
+        </w:rPr>
+        <w:t xml:space="preserve"> faire une réelle démarcation des genres, cependant nous pouvons noter quelques différences par rapport </w:t>
+      </w:r>
+      <w:r>
+        <w:rPr>
+          <w:lang w:val="fr-CH"/>
+        </w:rPr>
+        <w:t>aux avis précédent</w:t>
+      </w:r>
+      <w:r>
+        <w:rPr>
+          <w:lang w:val="fr-CH"/>
+        </w:rPr>
+        <w:t>s</w:t>
+      </w:r>
+      <w:r>
+        <w:rPr>
+          <w:lang w:val="fr-CH"/>
+        </w:rPr>
+        <w:t>.</w:t>
+      </w:r>
+      <w:r>
+        <w:rPr>
+          <w:lang w:val="fr-CH"/>
+        </w:rPr>
+        <w:t xml:space="preserve"> </w:t>
+      </w:r>
+    </w:p>
+    <w:p>
+      <w:pPr>
+        <w:rPr>
+          <w:color w:val="000000" w:themeColor="text1"/>
+          <w:lang w:val="fr-CH"/>
+        </w:rPr>
+      </w:pPr>
+      <w:r>
+        <w:rPr>
+          <w:color w:val="000000" w:themeColor="text1"/>
+          <w:lang w:val="fr-CH"/>
+        </w:rPr>
+        <w:t>L</w:t>
+      </w:r>
+      <w:r>
+        <w:rPr>
+          <w:color w:val="000000" w:themeColor="text1"/>
+          <w:lang w:val="fr-CH"/>
+        </w:rPr>
+        <w:t>’aspect addictif qui n’est pas mentionné auparavant</w:t>
+      </w:r>
+      <w:r>
+        <w:rPr>
+          <w:color w:val="000000" w:themeColor="text1"/>
+          <w:lang w:val="fr-CH"/>
+        </w:rPr>
+        <w:t>, selon moi,</w:t>
+      </w:r>
+      <w:r>
+        <w:rPr>
+          <w:color w:val="000000" w:themeColor="text1"/>
+          <w:lang w:val="fr-CH"/>
+        </w:rPr>
+        <w:t xml:space="preserve"> dépend </w:t>
+      </w:r>
+      <w:r>
+        <w:rPr>
+          <w:color w:val="000000" w:themeColor="text1"/>
+          <w:lang w:val="fr-CH"/>
+        </w:rPr>
+        <w:t>de la personnalité des utilisateurs</w:t>
+      </w:r>
+      <w:r>
+        <w:rPr>
+          <w:color w:val="000000" w:themeColor="text1"/>
+          <w:lang w:val="fr-CH"/>
+        </w:rPr>
+        <w:t>. N</w:t>
+      </w:r>
+      <w:r>
+        <w:rPr>
+          <w:color w:val="000000" w:themeColor="text1"/>
+          <w:lang w:val="fr-CH"/>
+        </w:rPr>
+        <w:t>ous ne pouvons donc pas utiliser cette caractéristique comme élément de définition</w:t>
+      </w:r>
+      <w:r>
+        <w:rPr>
+          <w:color w:val="000000" w:themeColor="text1"/>
+          <w:lang w:val="fr-CH"/>
+        </w:rPr>
+        <w:t xml:space="preserve"> à part entière</w:t>
+      </w:r>
+      <w:r>
+        <w:rPr>
+          <w:color w:val="000000" w:themeColor="text1"/>
+          <w:lang w:val="fr-CH"/>
+        </w:rPr>
+        <w:t xml:space="preserve">. </w:t>
+      </w:r>
+      <w:r>
+        <w:rPr>
+          <w:color w:val="000000" w:themeColor="text1"/>
+          <w:lang w:val="fr-CH"/>
+        </w:rPr>
+        <w:t xml:space="preserve">Un joueur lambda pourrait passer tout autant de temps sur </w:t>
+      </w:r>
+      <w:proofErr w:type="spellStart"/>
+      <w:r>
+        <w:rPr>
+          <w:i/>
+          <w:iCs/>
+          <w:color w:val="000000" w:themeColor="text1"/>
+          <w:lang w:val="fr-CH"/>
+        </w:rPr>
+        <w:t>FlappyBird</w:t>
+      </w:r>
+      <w:proofErr w:type="spellEnd"/>
+      <w:r>
+        <w:rPr>
+          <w:color w:val="000000" w:themeColor="text1"/>
+          <w:lang w:val="fr-CH"/>
+        </w:rPr>
+        <w:t xml:space="preserve"> qu’il pourrait en passer sur </w:t>
+      </w:r>
+      <w:proofErr w:type="spellStart"/>
+      <w:r>
+        <w:rPr>
+          <w:i/>
+          <w:iCs/>
+          <w:color w:val="000000" w:themeColor="text1"/>
+          <w:lang w:val="fr-CH"/>
+        </w:rPr>
+        <w:t>BrawlStars</w:t>
+      </w:r>
+      <w:proofErr w:type="spellEnd"/>
+      <w:r>
+        <w:rPr>
+          <w:color w:val="000000" w:themeColor="text1"/>
+          <w:lang w:val="fr-CH"/>
+        </w:rPr>
+        <w:t>.</w:t>
+      </w:r>
+    </w:p>
+    <w:p>
+      <w:pPr>
+        <w:rPr>
+          <w:color w:val="000000" w:themeColor="text1"/>
+          <w:lang w:val="fr-CH"/>
+        </w:rPr>
+      </w:pPr>
+      <w:r>
+        <w:rPr>
+          <w:color w:val="000000" w:themeColor="text1"/>
+          <w:lang w:val="fr-CH"/>
+        </w:rPr>
+        <w:t xml:space="preserve">Les objectifs de jeux </w:t>
+      </w:r>
+      <w:r>
+        <w:rPr>
+          <w:color w:val="000000" w:themeColor="text1"/>
+          <w:lang w:val="fr-CH"/>
+        </w:rPr>
+        <w:t>sont un bon point de comparaison</w:t>
+      </w:r>
+      <w:r>
+        <w:rPr>
+          <w:color w:val="000000" w:themeColor="text1"/>
+          <w:lang w:val="fr-CH"/>
+        </w:rPr>
+        <w:t xml:space="preserve">. Dans le cas de </w:t>
+      </w:r>
+      <w:proofErr w:type="spellStart"/>
+      <w:r>
+        <w:rPr>
+          <w:i/>
+          <w:iCs/>
+          <w:color w:val="000000" w:themeColor="text1"/>
+          <w:lang w:val="fr-CH"/>
+        </w:rPr>
+        <w:t>FlappyBird</w:t>
+      </w:r>
+      <w:proofErr w:type="spellEnd"/>
+      <w:r>
+        <w:rPr>
+          <w:color w:val="000000" w:themeColor="text1"/>
+          <w:lang w:val="fr-CH"/>
+        </w:rPr>
+        <w:t xml:space="preserve">, le seul objectif du jeu est d’obtenir le score le plus élevé. Tandis que dans </w:t>
+      </w:r>
+      <w:proofErr w:type="spellStart"/>
+      <w:r>
+        <w:rPr>
+          <w:i/>
+          <w:color w:val="000000" w:themeColor="text1"/>
+          <w:lang w:val="fr-CH"/>
+        </w:rPr>
+        <w:t>BrawlStars</w:t>
+      </w:r>
+      <w:proofErr w:type="spellEnd"/>
+      <w:r>
+        <w:rPr>
+          <w:color w:val="000000" w:themeColor="text1"/>
+          <w:lang w:val="fr-CH"/>
+        </w:rPr>
+        <w:t>, afin de « compléter » le jeu, le</w:t>
+      </w:r>
+      <w:r>
+        <w:rPr>
+          <w:color w:val="000000" w:themeColor="text1"/>
+          <w:lang w:val="fr-CH"/>
+        </w:rPr>
+        <w:t xml:space="preserve"> </w:t>
+      </w:r>
+      <w:r>
+        <w:rPr>
+          <w:color w:val="000000" w:themeColor="text1"/>
+          <w:lang w:val="fr-CH"/>
+        </w:rPr>
+        <w:t xml:space="preserve">joueur doit obtenir tous les personnages du jeu, les améliorer via un système d’expériences, débloquer ou acheter tous les éléments d’améliorations, remplir </w:t>
+      </w:r>
+      <w:r>
+        <w:rPr>
+          <w:color w:val="000000" w:themeColor="text1"/>
+          <w:lang w:val="fr-CH"/>
+        </w:rPr>
+        <w:t>les objectifs journalier</w:t>
+      </w:r>
+      <w:r>
+        <w:rPr>
+          <w:color w:val="000000" w:themeColor="text1"/>
+          <w:lang w:val="fr-CH"/>
+        </w:rPr>
+        <w:t>s</w:t>
+      </w:r>
+      <w:r>
+        <w:rPr>
+          <w:color w:val="000000" w:themeColor="text1"/>
+          <w:lang w:val="fr-CH"/>
+        </w:rPr>
+        <w:t>,</w:t>
+      </w:r>
+      <w:r>
+        <w:rPr>
+          <w:color w:val="000000" w:themeColor="text1"/>
+          <w:lang w:val="fr-CH"/>
+        </w:rPr>
+        <w:t xml:space="preserve"> hebdomadaire, mensuel, etc…dans les deux cas les jeux sont pratiquement sans fin. La différence principale réside dans la quantité d’objectifs </w:t>
+      </w:r>
+      <w:r>
+        <w:rPr>
+          <w:color w:val="000000" w:themeColor="text1"/>
+          <w:lang w:val="fr-CH"/>
+        </w:rPr>
+        <w:t>à effectuer pour le joueur.</w:t>
+      </w:r>
+    </w:p>
+    <w:p>
+      <w:pPr>
+        <w:rPr>
+          <w:color w:val="000000" w:themeColor="text1"/>
+          <w:lang w:val="fr-CH"/>
+        </w:rPr>
+      </w:pPr>
+      <w:r>
+        <w:rPr>
+          <w:color w:val="000000" w:themeColor="text1"/>
+          <w:lang w:val="fr-CH"/>
+        </w:rPr>
+        <w:t xml:space="preserve">Le temps d’une session de jeu semble à priori </w:t>
+      </w:r>
+      <w:r>
+        <w:rPr>
+          <w:color w:val="000000" w:themeColor="text1"/>
+          <w:lang w:val="fr-CH"/>
+        </w:rPr>
+        <w:t xml:space="preserve">être un bon élément de comparaison, bien que celui-ci dépendra de la facilité de prise en main du jeu par l’utilisateur. </w:t>
+      </w:r>
+      <w:r>
+        <w:rPr>
+          <w:color w:val="000000" w:themeColor="text1"/>
+          <w:lang w:val="fr-CH"/>
+        </w:rPr>
+        <w:t xml:space="preserve">Un joueur expérimenté sur </w:t>
+      </w:r>
+      <w:proofErr w:type="spellStart"/>
+      <w:r>
+        <w:rPr>
+          <w:i/>
+          <w:color w:val="000000" w:themeColor="text1"/>
+          <w:lang w:val="fr-CH"/>
+        </w:rPr>
+        <w:t>FlappyBird</w:t>
+      </w:r>
+      <w:proofErr w:type="spellEnd"/>
+      <w:r>
+        <w:rPr>
+          <w:color w:val="000000" w:themeColor="text1"/>
+          <w:lang w:val="fr-CH"/>
+        </w:rPr>
+        <w:t xml:space="preserve"> pourrait passer plusieurs dizaines de minutes sur la même partie</w:t>
+      </w:r>
+      <w:r>
+        <w:rPr>
+          <w:color w:val="000000" w:themeColor="text1"/>
+          <w:lang w:val="fr-CH"/>
+        </w:rPr>
+        <w:t xml:space="preserve"> alors qu’un joueur à l’expérience comparable sur </w:t>
+      </w:r>
+      <w:proofErr w:type="spellStart"/>
+      <w:r>
+        <w:rPr>
+          <w:i/>
+          <w:iCs/>
+          <w:color w:val="000000" w:themeColor="text1"/>
+          <w:lang w:val="fr-CH"/>
+        </w:rPr>
+        <w:t>BrawlStars</w:t>
+      </w:r>
+      <w:proofErr w:type="spellEnd"/>
+      <w:r>
+        <w:rPr>
+          <w:color w:val="000000" w:themeColor="text1"/>
+          <w:lang w:val="fr-CH"/>
+        </w:rPr>
+        <w:t xml:space="preserve"> ne pourra pas dépasser le temps maximum défini par le type de partie. Pour ces raisons, nous ne pourrons donc pas utiliser le temps d’une session de jeu comme référence permettant </w:t>
+      </w:r>
+      <w:r>
+        <w:rPr>
+          <w:color w:val="000000" w:themeColor="text1"/>
+          <w:lang w:val="fr-CH"/>
+        </w:rPr>
+        <w:t>une différenciation</w:t>
+      </w:r>
+      <w:r>
+        <w:rPr>
+          <w:color w:val="000000" w:themeColor="text1"/>
+          <w:lang w:val="fr-CH"/>
+        </w:rPr>
+        <w:t xml:space="preserve"> entre les deux genres.</w:t>
+      </w:r>
+    </w:p>
+    <w:p>
+      <w:pPr>
+        <w:rPr>
+          <w:color w:val="000000" w:themeColor="text1"/>
+          <w:lang w:val="fr-CH"/>
+        </w:rPr>
+      </w:pPr>
+      <w:r>
+        <w:rPr>
+          <w:color w:val="000000" w:themeColor="text1"/>
+          <w:lang w:val="fr-CH"/>
+        </w:rPr>
+        <w:lastRenderedPageBreak/>
+        <w:t xml:space="preserve">Le </w:t>
+      </w:r>
+      <w:r>
+        <w:rPr>
+          <w:color w:val="000000" w:themeColor="text1"/>
+          <w:lang w:val="fr-CH"/>
+        </w:rPr>
+        <w:t>g</w:t>
+      </w:r>
+      <w:r>
+        <w:rPr>
+          <w:color w:val="000000" w:themeColor="text1"/>
+          <w:lang w:val="fr-CH"/>
+        </w:rPr>
+        <w:t>ameplay instantané</w:t>
+      </w:r>
+      <w:r>
+        <w:rPr>
+          <w:color w:val="000000" w:themeColor="text1"/>
+          <w:lang w:val="fr-CH"/>
+        </w:rPr>
+        <w:t>,</w:t>
+      </w:r>
+      <w:r>
+        <w:rPr>
+          <w:color w:val="000000" w:themeColor="text1"/>
+          <w:lang w:val="fr-CH"/>
+        </w:rPr>
+        <w:t xml:space="preserve"> soit la rapidité à </w:t>
+      </w:r>
+      <w:r>
+        <w:rPr>
+          <w:color w:val="000000" w:themeColor="text1"/>
+          <w:lang w:val="fr-CH"/>
+        </w:rPr>
+        <w:t>entrer dans une phase de jeu</w:t>
+      </w:r>
+      <w:r>
+        <w:rPr>
+          <w:color w:val="000000" w:themeColor="text1"/>
+          <w:lang w:val="fr-CH"/>
+        </w:rPr>
+        <w:t>,</w:t>
+      </w:r>
+      <w:r>
+        <w:rPr>
+          <w:color w:val="000000" w:themeColor="text1"/>
+          <w:lang w:val="fr-CH"/>
+        </w:rPr>
+        <w:t xml:space="preserve"> </w:t>
+      </w:r>
+      <w:r>
+        <w:rPr>
+          <w:color w:val="000000" w:themeColor="text1"/>
+          <w:lang w:val="fr-CH"/>
+        </w:rPr>
+        <w:t>semble être un</w:t>
+      </w:r>
+      <w:r>
+        <w:rPr>
+          <w:color w:val="000000" w:themeColor="text1"/>
+          <w:lang w:val="fr-CH"/>
+        </w:rPr>
+        <w:t xml:space="preserve"> </w:t>
+      </w:r>
+      <w:r>
+        <w:rPr>
+          <w:color w:val="000000" w:themeColor="text1"/>
+          <w:lang w:val="fr-CH"/>
+        </w:rPr>
+        <w:t xml:space="preserve">bon </w:t>
+      </w:r>
+      <w:r>
+        <w:rPr>
+          <w:color w:val="000000" w:themeColor="text1"/>
+          <w:lang w:val="fr-CH"/>
+        </w:rPr>
+        <w:t>point pour définir les genres car dans un je</w:t>
+      </w:r>
+      <w:r>
+        <w:rPr>
+          <w:color w:val="000000" w:themeColor="text1"/>
+          <w:lang w:val="fr-CH"/>
+        </w:rPr>
+        <w:t>u</w:t>
+      </w:r>
+      <w:r>
+        <w:rPr>
+          <w:color w:val="000000" w:themeColor="text1"/>
+          <w:lang w:val="fr-CH"/>
+        </w:rPr>
+        <w:t xml:space="preserve"> </w:t>
+      </w:r>
+      <w:r>
+        <w:rPr>
+          <w:color w:val="000000" w:themeColor="text1"/>
+          <w:lang w:val="fr-CH"/>
+        </w:rPr>
+        <w:t>h</w:t>
+      </w:r>
+      <w:r>
+        <w:rPr>
+          <w:color w:val="000000" w:themeColor="text1"/>
+          <w:lang w:val="fr-CH"/>
+        </w:rPr>
+        <w:t>yper</w:t>
+      </w:r>
+      <w:r>
+        <w:rPr>
+          <w:color w:val="000000" w:themeColor="text1"/>
+          <w:lang w:val="fr-CH"/>
+        </w:rPr>
+        <w:t>-c</w:t>
+      </w:r>
+      <w:r>
+        <w:rPr>
+          <w:color w:val="000000" w:themeColor="text1"/>
+          <w:lang w:val="fr-CH"/>
+        </w:rPr>
+        <w:t xml:space="preserve">asuel comme </w:t>
+      </w:r>
+      <w:proofErr w:type="spellStart"/>
+      <w:r>
+        <w:rPr>
+          <w:i/>
+          <w:color w:val="000000" w:themeColor="text1"/>
+          <w:lang w:val="fr-CH"/>
+        </w:rPr>
+        <w:t>F</w:t>
+      </w:r>
+      <w:r>
+        <w:rPr>
+          <w:i/>
+          <w:color w:val="000000" w:themeColor="text1"/>
+          <w:lang w:val="fr-CH"/>
+        </w:rPr>
+        <w:t>lappy</w:t>
+      </w:r>
+      <w:r>
+        <w:rPr>
+          <w:i/>
+          <w:color w:val="000000" w:themeColor="text1"/>
+          <w:lang w:val="fr-CH"/>
+        </w:rPr>
+        <w:t>B</w:t>
+      </w:r>
+      <w:r>
+        <w:rPr>
+          <w:i/>
+          <w:color w:val="000000" w:themeColor="text1"/>
+          <w:lang w:val="fr-CH"/>
+        </w:rPr>
+        <w:t>ird</w:t>
+      </w:r>
+      <w:proofErr w:type="spellEnd"/>
+      <w:r>
+        <w:rPr>
+          <w:color w:val="000000" w:themeColor="text1"/>
+          <w:lang w:val="fr-CH"/>
+        </w:rPr>
+        <w:t xml:space="preserve">, </w:t>
+      </w:r>
+      <w:r>
+        <w:rPr>
+          <w:color w:val="000000" w:themeColor="text1"/>
+          <w:lang w:val="fr-CH"/>
+        </w:rPr>
+        <w:t xml:space="preserve">il n’y a pas </w:t>
+      </w:r>
+      <w:r>
+        <w:rPr>
+          <w:color w:val="000000" w:themeColor="text1"/>
+          <w:lang w:val="fr-CH"/>
+        </w:rPr>
+        <w:t xml:space="preserve">de sélections </w:t>
+      </w:r>
+      <w:r>
+        <w:rPr>
+          <w:color w:val="000000" w:themeColor="text1"/>
+          <w:lang w:val="fr-CH"/>
+        </w:rPr>
+        <w:t>à</w:t>
+      </w:r>
+      <w:r>
+        <w:rPr>
+          <w:color w:val="000000" w:themeColor="text1"/>
+          <w:lang w:val="fr-CH"/>
+        </w:rPr>
+        <w:t xml:space="preserve"> faire. L’application s’ouvre, on lance le jeu et c’est tout. Tandis que sur un jeu </w:t>
+      </w:r>
+      <w:r>
+        <w:rPr>
+          <w:color w:val="000000" w:themeColor="text1"/>
+          <w:lang w:val="fr-CH"/>
+        </w:rPr>
+        <w:t>c</w:t>
+      </w:r>
+      <w:r>
+        <w:rPr>
+          <w:color w:val="000000" w:themeColor="text1"/>
+          <w:lang w:val="fr-CH"/>
+        </w:rPr>
+        <w:t xml:space="preserve">asuel tel que </w:t>
+      </w:r>
+      <w:proofErr w:type="spellStart"/>
+      <w:r>
+        <w:rPr>
+          <w:i/>
+          <w:iCs/>
+          <w:color w:val="000000" w:themeColor="text1"/>
+          <w:lang w:val="fr-CH"/>
+        </w:rPr>
+        <w:t>BrawlStars</w:t>
+      </w:r>
+      <w:proofErr w:type="spellEnd"/>
+      <w:r>
+        <w:rPr>
+          <w:color w:val="000000" w:themeColor="text1"/>
+          <w:lang w:val="fr-CH"/>
+        </w:rPr>
+        <w:t xml:space="preserve">, il y a de multiples éléments </w:t>
+      </w:r>
+      <w:r>
+        <w:rPr>
+          <w:color w:val="000000" w:themeColor="text1"/>
+          <w:lang w:val="fr-CH"/>
+        </w:rPr>
+        <w:t xml:space="preserve">à </w:t>
+      </w:r>
+      <w:r>
+        <w:rPr>
+          <w:color w:val="000000" w:themeColor="text1"/>
+          <w:lang w:val="fr-CH"/>
+        </w:rPr>
+        <w:t xml:space="preserve">prendre en compte avant même que la partie </w:t>
+      </w:r>
+      <w:r>
+        <w:rPr>
+          <w:color w:val="000000" w:themeColor="text1"/>
+          <w:lang w:val="fr-CH"/>
+        </w:rPr>
+        <w:t>ne puisse être effectuée</w:t>
+      </w:r>
+      <w:r>
+        <w:rPr>
+          <w:color w:val="000000" w:themeColor="text1"/>
+          <w:lang w:val="fr-CH"/>
+        </w:rPr>
+        <w:t xml:space="preserve"> (type de partie</w:t>
+      </w:r>
+      <w:r>
+        <w:rPr>
+          <w:color w:val="000000" w:themeColor="text1"/>
+          <w:lang w:val="fr-CH"/>
+        </w:rPr>
+        <w:t xml:space="preserve">, </w:t>
+      </w:r>
+      <w:r>
+        <w:rPr>
+          <w:color w:val="000000" w:themeColor="text1"/>
+          <w:lang w:val="fr-CH"/>
+        </w:rPr>
+        <w:t xml:space="preserve">personnage </w:t>
+      </w:r>
+      <w:r>
+        <w:rPr>
+          <w:color w:val="000000" w:themeColor="text1"/>
+          <w:lang w:val="fr-CH"/>
+        </w:rPr>
+        <w:t>sélectionné</w:t>
+      </w:r>
+      <w:r>
+        <w:rPr>
+          <w:color w:val="000000" w:themeColor="text1"/>
+          <w:lang w:val="fr-CH"/>
+        </w:rPr>
+        <w:t xml:space="preserve">, attributs de personnages, mission à effectuer, </w:t>
+      </w:r>
+      <w:proofErr w:type="spellStart"/>
+      <w:r>
+        <w:rPr>
+          <w:color w:val="000000" w:themeColor="text1"/>
+          <w:lang w:val="fr-CH"/>
+        </w:rPr>
+        <w:t>pass</w:t>
+      </w:r>
+      <w:proofErr w:type="spellEnd"/>
+      <w:r>
+        <w:rPr>
+          <w:color w:val="000000" w:themeColor="text1"/>
+          <w:lang w:val="fr-CH"/>
+        </w:rPr>
+        <w:t xml:space="preserve"> </w:t>
+      </w:r>
+      <w:r>
+        <w:rPr>
+          <w:color w:val="000000" w:themeColor="text1"/>
+          <w:lang w:val="fr-CH"/>
+        </w:rPr>
+        <w:t>saisonnier,</w:t>
+      </w:r>
+      <w:r>
+        <w:rPr>
+          <w:color w:val="000000" w:themeColor="text1"/>
+          <w:lang w:val="fr-CH"/>
+        </w:rPr>
+        <w:t xml:space="preserve"> objectif</w:t>
+      </w:r>
+      <w:r>
+        <w:rPr>
+          <w:color w:val="000000" w:themeColor="text1"/>
+          <w:lang w:val="fr-CH"/>
+        </w:rPr>
+        <w:t xml:space="preserve"> quotidien,</w:t>
+      </w:r>
+      <w:r>
+        <w:rPr>
+          <w:color w:val="000000" w:themeColor="text1"/>
+          <w:lang w:val="fr-CH"/>
+        </w:rPr>
+        <w:t xml:space="preserve"> etc</w:t>
+      </w:r>
+      <w:r>
+        <w:rPr>
+          <w:color w:val="000000" w:themeColor="text1"/>
+          <w:lang w:val="fr-CH"/>
+        </w:rPr>
+        <w:t>…</w:t>
+      </w:r>
+      <w:r>
+        <w:rPr>
+          <w:color w:val="000000" w:themeColor="text1"/>
+          <w:lang w:val="fr-CH"/>
+        </w:rPr>
+        <w:t>).</w:t>
+      </w:r>
+    </w:p>
+    <w:p>
+      <w:pPr>
+        <w:rPr>
+          <w:color w:val="000000" w:themeColor="text1"/>
+          <w:lang w:val="fr-CH"/>
+        </w:rPr>
+      </w:pPr>
+      <w:r>
+        <w:rPr>
+          <w:color w:val="000000" w:themeColor="text1"/>
+          <w:lang w:val="fr-CH"/>
+        </w:rPr>
+        <w:t xml:space="preserve">Dans </w:t>
+      </w:r>
+      <w:r>
+        <w:rPr>
+          <w:color w:val="000000" w:themeColor="text1"/>
+          <w:lang w:val="fr-CH"/>
+        </w:rPr>
+        <w:t xml:space="preserve">le cas de nos deux jeux, l’élément scénaristique du jeu est un bon élément de comparaison. Pour </w:t>
+      </w:r>
+      <w:proofErr w:type="spellStart"/>
+      <w:r>
+        <w:rPr>
+          <w:i/>
+          <w:iCs/>
+          <w:color w:val="000000" w:themeColor="text1"/>
+          <w:lang w:val="fr-CH"/>
+        </w:rPr>
+        <w:t>FlappyBird</w:t>
+      </w:r>
+      <w:proofErr w:type="spellEnd"/>
+      <w:r>
+        <w:rPr>
+          <w:color w:val="000000" w:themeColor="text1"/>
+          <w:lang w:val="fr-CH"/>
+        </w:rPr>
+        <w:t xml:space="preserve">, il n’y en a pas, personne ne sait vraiment pourquoi ce pauvre volatile qui peine </w:t>
+      </w:r>
+      <w:r>
+        <w:rPr>
+          <w:color w:val="000000" w:themeColor="text1"/>
+          <w:lang w:val="fr-CH"/>
+        </w:rPr>
+        <w:t>à</w:t>
+      </w:r>
+      <w:r>
+        <w:rPr>
+          <w:color w:val="000000" w:themeColor="text1"/>
+          <w:lang w:val="fr-CH"/>
+        </w:rPr>
+        <w:t xml:space="preserve"> battre des ailes se retrouve </w:t>
+      </w:r>
+      <w:r>
+        <w:rPr>
+          <w:color w:val="000000" w:themeColor="text1"/>
+          <w:lang w:val="fr-CH"/>
+        </w:rPr>
+        <w:t>à</w:t>
+      </w:r>
+      <w:r>
+        <w:rPr>
+          <w:color w:val="000000" w:themeColor="text1"/>
+          <w:lang w:val="fr-CH"/>
+        </w:rPr>
+        <w:t xml:space="preserve"> devoir </w:t>
+      </w:r>
+      <w:r>
+        <w:rPr>
+          <w:color w:val="000000" w:themeColor="text1"/>
+          <w:lang w:val="fr-CH"/>
+        </w:rPr>
+        <w:t>survoler</w:t>
+      </w:r>
+      <w:r>
+        <w:rPr>
+          <w:color w:val="000000" w:themeColor="text1"/>
+          <w:lang w:val="fr-CH"/>
+        </w:rPr>
+        <w:t xml:space="preserve"> avec grande peine des tuyaux tout droit sorti de l’</w:t>
+      </w:r>
+      <w:r>
+        <w:rPr>
+          <w:color w:val="000000" w:themeColor="text1"/>
+          <w:lang w:val="fr-CH"/>
+        </w:rPr>
+        <w:t>univers</w:t>
+      </w:r>
+      <w:r>
+        <w:rPr>
+          <w:color w:val="000000" w:themeColor="text1"/>
+          <w:lang w:val="fr-CH"/>
+        </w:rPr>
+        <w:t xml:space="preserve"> de </w:t>
+      </w:r>
+      <w:proofErr w:type="spellStart"/>
+      <w:r>
+        <w:rPr>
+          <w:i/>
+          <w:iCs/>
+          <w:color w:val="000000" w:themeColor="text1"/>
+          <w:lang w:val="fr-CH"/>
+        </w:rPr>
+        <w:t>Super</w:t>
+      </w:r>
+      <w:r>
+        <w:rPr>
+          <w:i/>
+          <w:iCs/>
+          <w:color w:val="000000" w:themeColor="text1"/>
+          <w:lang w:val="fr-CH"/>
+        </w:rPr>
+        <w:t>Mario</w:t>
+      </w:r>
+      <w:proofErr w:type="spellEnd"/>
+      <w:r>
+        <w:rPr>
+          <w:color w:val="000000" w:themeColor="text1"/>
+          <w:lang w:val="fr-CH"/>
+        </w:rPr>
+        <w:t xml:space="preserve">. Tandis que dans le cas de </w:t>
+      </w:r>
+      <w:proofErr w:type="spellStart"/>
+      <w:r>
+        <w:rPr>
+          <w:i/>
+          <w:iCs/>
+          <w:color w:val="000000" w:themeColor="text1"/>
+          <w:lang w:val="fr-CH"/>
+        </w:rPr>
+        <w:t>B</w:t>
+      </w:r>
+      <w:r>
+        <w:rPr>
+          <w:i/>
+          <w:iCs/>
+          <w:color w:val="000000" w:themeColor="text1"/>
+          <w:lang w:val="fr-CH"/>
+        </w:rPr>
+        <w:t>rawl</w:t>
+      </w:r>
+      <w:r>
+        <w:rPr>
+          <w:i/>
+          <w:iCs/>
+          <w:color w:val="000000" w:themeColor="text1"/>
+          <w:lang w:val="fr-CH"/>
+        </w:rPr>
+        <w:t>S</w:t>
+      </w:r>
+      <w:r>
+        <w:rPr>
+          <w:i/>
+          <w:iCs/>
+          <w:color w:val="000000" w:themeColor="text1"/>
+          <w:lang w:val="fr-CH"/>
+        </w:rPr>
+        <w:t>tars</w:t>
+      </w:r>
+      <w:proofErr w:type="spellEnd"/>
+      <w:r>
+        <w:rPr>
+          <w:color w:val="000000" w:themeColor="text1"/>
+          <w:lang w:val="fr-CH"/>
+        </w:rPr>
+        <w:t>, nous ne pouvons pas vraiment parler de scénario mais il y a quand même un aspect scénaristique au jeu. Chaque personnage à son histoire, une raison d’exister</w:t>
+      </w:r>
+      <w:r>
+        <w:rPr>
+          <w:color w:val="000000" w:themeColor="text1"/>
+          <w:lang w:val="fr-CH"/>
+        </w:rPr>
+        <w:t xml:space="preserve"> et</w:t>
+      </w:r>
+      <w:r>
+        <w:rPr>
+          <w:color w:val="000000" w:themeColor="text1"/>
+          <w:lang w:val="fr-CH"/>
+        </w:rPr>
+        <w:t xml:space="preserve"> des références culturelles dont il</w:t>
+      </w:r>
+      <w:r>
+        <w:rPr>
+          <w:color w:val="000000" w:themeColor="text1"/>
+          <w:lang w:val="fr-CH"/>
+        </w:rPr>
+        <w:t xml:space="preserve"> </w:t>
+      </w:r>
+      <w:r>
+        <w:rPr>
+          <w:color w:val="000000" w:themeColor="text1"/>
+          <w:lang w:val="fr-CH"/>
+        </w:rPr>
+        <w:t>est</w:t>
+      </w:r>
+      <w:r>
+        <w:rPr>
+          <w:color w:val="000000" w:themeColor="text1"/>
+          <w:lang w:val="fr-CH"/>
+        </w:rPr>
+        <w:t xml:space="preserve"> </w:t>
+      </w:r>
+      <w:r>
+        <w:rPr>
+          <w:color w:val="000000" w:themeColor="text1"/>
+          <w:lang w:val="fr-CH"/>
+        </w:rPr>
+        <w:t>issu</w:t>
+      </w:r>
+      <w:r>
+        <w:rPr>
+          <w:color w:val="000000" w:themeColor="text1"/>
+          <w:lang w:val="fr-CH"/>
+        </w:rPr>
+        <w:t>.</w:t>
+      </w:r>
+    </w:p>
+    <w:bookmarkEnd w:id="12"/>
+    <w:p>
+      <w:pPr>
+        <w:rPr>
+          <w:color w:val="000000" w:themeColor="text1"/>
+          <w:lang w:val="fr-CH"/>
+        </w:rPr>
+      </w:pPr>
+      <w:r>
+        <w:rPr>
+          <w:color w:val="000000" w:themeColor="text1"/>
+          <w:lang w:val="fr-CH"/>
+        </w:rPr>
+        <w:t xml:space="preserve">Pour ce qui est </w:t>
+      </w:r>
+      <w:r>
+        <w:rPr>
+          <w:color w:val="000000" w:themeColor="text1"/>
+          <w:lang w:val="fr-CH"/>
+        </w:rPr>
+        <w:t>de la petite taille, nous parlons ici d</w:t>
+      </w:r>
+      <w:r>
+        <w:rPr>
+          <w:color w:val="000000" w:themeColor="text1"/>
+          <w:lang w:val="fr-CH"/>
+        </w:rPr>
+        <w:t>’une</w:t>
+      </w:r>
+      <w:r>
+        <w:rPr>
+          <w:color w:val="000000" w:themeColor="text1"/>
+          <w:lang w:val="fr-CH"/>
+        </w:rPr>
+        <w:t xml:space="preserve"> quantité de données requise pour l’utilisation d’un jeu. C’est évidemment un point très intéressant à prendre en compte pour notre comparaison. Dans le cas de </w:t>
+      </w:r>
+      <w:proofErr w:type="spellStart"/>
+      <w:r>
+        <w:rPr>
+          <w:i/>
+          <w:iCs/>
+          <w:color w:val="000000" w:themeColor="text1"/>
+          <w:lang w:val="fr-CH"/>
+        </w:rPr>
+        <w:t>FlappyBird</w:t>
+      </w:r>
+      <w:proofErr w:type="spellEnd"/>
+      <w:r>
+        <w:rPr>
+          <w:color w:val="000000" w:themeColor="text1"/>
+          <w:lang w:val="fr-CH"/>
+        </w:rPr>
+        <w:t>, le jeu est minimaliste</w:t>
+      </w:r>
+      <w:r>
+        <w:rPr>
+          <w:color w:val="000000" w:themeColor="text1"/>
+          <w:lang w:val="fr-CH"/>
+        </w:rPr>
+        <w:t>, il prend environs une centaine de Mo (</w:t>
+      </w:r>
+      <w:proofErr w:type="spellStart"/>
+      <w:r>
+        <w:rPr>
+          <w:color w:val="000000" w:themeColor="text1"/>
+          <w:lang w:val="fr-CH"/>
+        </w:rPr>
+        <w:t>Mega-octet</w:t>
+      </w:r>
+      <w:proofErr w:type="spellEnd"/>
+      <w:r>
+        <w:rPr>
+          <w:color w:val="000000" w:themeColor="text1"/>
+          <w:lang w:val="fr-CH"/>
+        </w:rPr>
+        <w:t xml:space="preserve">) de mémoire et cela se traduit par des éléments simples, réutilisés et bien agencés. Pour ce qui est de </w:t>
+      </w:r>
+      <w:proofErr w:type="spellStart"/>
+      <w:r>
+        <w:rPr>
+          <w:i/>
+          <w:iCs/>
+          <w:color w:val="000000" w:themeColor="text1"/>
+          <w:lang w:val="fr-CH"/>
+        </w:rPr>
+        <w:t>BrawlStars</w:t>
+      </w:r>
+      <w:proofErr w:type="spellEnd"/>
+      <w:r>
+        <w:rPr>
+          <w:color w:val="000000" w:themeColor="text1"/>
+          <w:lang w:val="fr-CH"/>
+        </w:rPr>
+        <w:t>, le jeu est bien plus élaboré, il prend plus d’une centaine de Go (Giga-octet) en comprenant tous les éléments nécessaire</w:t>
+      </w:r>
+      <w:r>
+        <w:rPr>
+          <w:color w:val="000000" w:themeColor="text1"/>
+          <w:lang w:val="fr-CH"/>
+        </w:rPr>
+        <w:t>s</w:t>
+      </w:r>
+      <w:r>
+        <w:rPr>
+          <w:color w:val="000000" w:themeColor="text1"/>
+          <w:lang w:val="fr-CH"/>
+        </w:rPr>
+        <w:t> à son fonctionnement.</w:t>
+      </w:r>
+    </w:p>
+    <w:p>
+      <w:pPr>
+        <w:rPr>
+          <w:lang w:val="fr-CH"/>
+        </w:rPr>
+      </w:pPr>
+      <w:r>
+        <w:rPr>
+          <w:lang w:val="fr-CH"/>
+        </w:rPr>
+        <w:t>En recueillant ces différents avis, nous pouvons d’ores et déjà préétablir une règle avec laquelle nous pouvons catégoriser les jeux mobiles dans un genre défini. Un jeu hyper</w:t>
+      </w:r>
+      <w:r>
+        <w:rPr>
+          <w:lang w:val="fr-CH"/>
+        </w:rPr>
+        <w:t>-</w:t>
+      </w:r>
+      <w:r>
+        <w:rPr>
+          <w:lang w:val="fr-CH"/>
+        </w:rPr>
+        <w:t xml:space="preserve">casuel aura donc </w:t>
+      </w:r>
+      <w:r>
+        <w:rPr>
+          <w:lang w:val="fr-CH"/>
+        </w:rPr>
+        <w:t>des</w:t>
+      </w:r>
+      <w:r>
+        <w:rPr>
+          <w:lang w:val="fr-CH"/>
+        </w:rPr>
+        <w:t xml:space="preserve"> mécaniques simple</w:t>
+      </w:r>
+      <w:r>
+        <w:rPr>
+          <w:lang w:val="fr-CH"/>
+        </w:rPr>
+        <w:t>s (une action</w:t>
+      </w:r>
+      <w:r>
+        <w:rPr>
+          <w:lang w:val="fr-CH"/>
+        </w:rPr>
+        <w:t>)</w:t>
+      </w:r>
+      <w:r>
+        <w:rPr>
+          <w:lang w:val="fr-CH"/>
+        </w:rPr>
+        <w:t xml:space="preserve">, </w:t>
+      </w:r>
+      <w:r>
+        <w:rPr>
+          <w:lang w:val="fr-CH"/>
+        </w:rPr>
+        <w:t>aucune notion de progression</w:t>
+      </w:r>
+      <w:r>
+        <w:rPr>
+          <w:lang w:val="fr-CH"/>
+        </w:rPr>
+        <w:t>, un objectif simple, un accès au jeu direct sans condition préalable, une absence quasi-totale de scénario</w:t>
+      </w:r>
+      <w:r>
+        <w:rPr>
+          <w:lang w:val="fr-CH"/>
+        </w:rPr>
+        <w:t xml:space="preserve"> et une demande en ressource très faible.</w:t>
+      </w:r>
+      <w:r>
+        <w:rPr>
+          <w:color w:val="000000" w:themeColor="text1"/>
+          <w:lang w:val="fr-CH"/>
+        </w:rPr>
+        <w:t xml:space="preserve"> </w:t>
+      </w:r>
+      <w:r>
+        <w:rPr>
+          <w:lang w:val="fr-CH"/>
+        </w:rPr>
+        <w:t xml:space="preserve">Au contraire un jeu </w:t>
+      </w:r>
+      <w:r>
+        <w:rPr>
+          <w:lang w:val="fr-CH"/>
+        </w:rPr>
+        <w:t>c</w:t>
+      </w:r>
+      <w:r>
+        <w:rPr>
+          <w:lang w:val="fr-CH"/>
+        </w:rPr>
+        <w:t>asuel aura des mécaniques plus complexes</w:t>
+      </w:r>
+      <w:r>
+        <w:rPr>
+          <w:lang w:val="fr-CH"/>
+        </w:rPr>
+        <w:t xml:space="preserve"> (multiples actions), une notion de progression</w:t>
+      </w:r>
+      <w:r>
+        <w:rPr>
+          <w:lang w:val="fr-CH"/>
+        </w:rPr>
+        <w:t xml:space="preserve">, de multiples objectifs </w:t>
+      </w:r>
+      <w:r>
+        <w:rPr>
+          <w:lang w:val="fr-CH"/>
+        </w:rPr>
+        <w:t>à</w:t>
+      </w:r>
+      <w:r>
+        <w:rPr>
+          <w:lang w:val="fr-CH"/>
+        </w:rPr>
+        <w:t xml:space="preserve"> effectuer, de multiples options de jeu, un scénario ou du moins </w:t>
+      </w:r>
+      <w:r>
+        <w:rPr>
+          <w:lang w:val="fr-CH"/>
+        </w:rPr>
+        <w:t>plusieurs éléments</w:t>
+      </w:r>
+      <w:r>
+        <w:rPr>
+          <w:lang w:val="fr-CH"/>
+        </w:rPr>
+        <w:t xml:space="preserve"> qui pourrait s’y apparenter et une demande en ressources plus conséquente.</w:t>
+      </w:r>
+    </w:p>
+    <w:p>
+      <w:pPr>
         <w:pStyle w:val="Heading1"/>
-        <w:rPr>
-          <w:lang w:val="fr-CH"/>
-        </w:rPr>
-      </w:pPr>
-      <w:bookmarkStart w:id="14" w:name="_Toc94008911"/>
-      <w:r>
-        <w:t>Communication des constatations :</w:t>
-      </w:r>
-      <w:bookmarkEnd w:id="14"/>
-      <w:r>
+      </w:pPr>
+      <w:bookmarkStart w:id="13" w:name="_Toc94197360"/>
+      <w:r>
+        <w:lastRenderedPageBreak/>
+        <w:t>Examen d’autres cas :</w:t>
+      </w:r>
+      <w:bookmarkEnd w:id="13"/>
+    </w:p>
+    <w:p>
+      <w:pPr>
+        <w:rPr>
+          <w:lang w:val="fr-CH"/>
+        </w:rPr>
+      </w:pPr>
+      <w:r>
+        <w:rPr>
+          <w:lang w:val="fr-CH"/>
+        </w:rPr>
+        <w:t>Afin de vérifier cette règle préétablie</w:t>
+      </w:r>
+      <w:r>
+        <w:rPr>
+          <w:lang w:val="fr-CH"/>
+        </w:rPr>
+        <w:t xml:space="preserve"> nous pouvons essayer de l’appliquer à divers jeux de chaque type et par la conséquente, l’affirmer ou la contredire.</w:t>
+      </w:r>
+    </w:p>
+    <w:p>
+      <w:pPr>
+        <w:rPr>
+          <w:lang w:val="fr-CH"/>
+        </w:rPr>
+      </w:pPr>
+      <w:r>
+        <w:rPr>
+          <w:lang w:val="fr-CH"/>
+        </w:rPr>
+        <w:t>Prenons</w:t>
+      </w:r>
+      <w:r>
+        <w:rPr>
+          <w:lang w:val="fr-CH"/>
+        </w:rPr>
+        <w:t xml:space="preserve"> par exemple </w:t>
+      </w:r>
+      <w:proofErr w:type="spellStart"/>
+      <w:r>
+        <w:rPr>
+          <w:i/>
+          <w:iCs/>
+          <w:lang w:val="fr-CH"/>
+        </w:rPr>
+        <w:t>ClashOfClan</w:t>
+      </w:r>
+      <w:proofErr w:type="spellEnd"/>
+      <w:r>
+        <w:rPr>
+          <w:lang w:val="fr-CH"/>
+        </w:rPr>
+        <w:t xml:space="preserve">, un autre jeu du studio </w:t>
+      </w:r>
+      <w:proofErr w:type="spellStart"/>
+      <w:r>
+        <w:rPr>
+          <w:lang w:val="fr-CH"/>
+        </w:rPr>
+        <w:t>SuperCell</w:t>
+      </w:r>
+      <w:proofErr w:type="spellEnd"/>
+      <w:r>
+        <w:rPr>
+          <w:lang w:val="fr-CH"/>
+        </w:rPr>
+        <w:t xml:space="preserve">. </w:t>
+      </w:r>
+      <w:r>
+        <w:rPr>
+          <w:lang w:val="fr-CH"/>
+        </w:rPr>
+        <w:t>Dans ce jeu l</w:t>
+      </w:r>
+      <w:r>
+        <w:rPr>
+          <w:lang w:val="fr-CH"/>
+        </w:rPr>
+        <w:t>es mécaniques sont complexes, il y a de multiples objectifs et options de jeu</w:t>
+      </w:r>
+      <w:r>
+        <w:rPr>
+          <w:lang w:val="fr-CH"/>
+        </w:rPr>
+        <w:t>.</w:t>
+      </w:r>
+      <w:r>
+        <w:rPr>
+          <w:lang w:val="fr-CH"/>
+        </w:rPr>
         <w:t xml:space="preserve"> </w:t>
       </w:r>
-    </w:p>
-    <w:p>
-      <w:pPr>
-        <w:rPr>
-          <w:lang w:val="fr-CH"/>
-        </w:rPr>
-      </w:pPr>
-      <w:r>
-        <w:rPr>
-          <w:lang w:val="fr-CH"/>
-        </w:rPr>
-        <w:t>Les exemples susmentionnés</w:t>
-      </w:r>
-      <w:r>
-        <w:rPr>
-          <w:lang w:val="fr-CH"/>
-        </w:rPr>
-        <w:t xml:space="preserve"> appuient fortement notre théorie</w:t>
-      </w:r>
-      <w:r>
-        <w:rPr>
-          <w:lang w:val="fr-CH"/>
-        </w:rPr>
-        <w:t>. Dans le cas des jeux casuels, que ce soit « </w:t>
-      </w:r>
-      <w:proofErr w:type="spellStart"/>
-      <w:r>
-        <w:rPr>
-          <w:lang w:val="fr-CH"/>
-        </w:rPr>
-        <w:t>BrawlStars</w:t>
-      </w:r>
-      <w:proofErr w:type="spellEnd"/>
-      <w:r>
-        <w:rPr>
-          <w:lang w:val="fr-CH"/>
-        </w:rPr>
-        <w:t> », « </w:t>
-      </w:r>
-      <w:proofErr w:type="spellStart"/>
-      <w:r>
-        <w:rPr>
-          <w:lang w:val="fr-CH"/>
-        </w:rPr>
-        <w:t>ClashOfClan</w:t>
-      </w:r>
-      <w:proofErr w:type="spellEnd"/>
-      <w:r>
-        <w:rPr>
-          <w:lang w:val="fr-CH"/>
-        </w:rPr>
-        <w:t> » ou « </w:t>
-      </w:r>
-      <w:proofErr w:type="spellStart"/>
-      <w:r>
-        <w:rPr>
+      <w:r>
+        <w:rPr>
+          <w:lang w:val="fr-CH"/>
+        </w:rPr>
+        <w:t>I</w:t>
+      </w:r>
+      <w:r>
+        <w:rPr>
+          <w:lang w:val="fr-CH"/>
+        </w:rPr>
+        <w:t>l n’y a pas vraiment de scénario mais le monde</w:t>
+      </w:r>
+      <w:r>
+        <w:rPr>
+          <w:lang w:val="fr-CH"/>
+        </w:rPr>
+        <w:t xml:space="preserve"> forme un ensemble cohérant. Concernant les ressources prise pour le jeux, il est relativement petit (188</w:t>
+      </w:r>
+      <w:r>
+        <w:rPr>
+          <w:lang w:val="fr-CH"/>
+        </w:rPr>
+        <w:t xml:space="preserve"> </w:t>
+      </w:r>
+      <w:r>
+        <w:rPr>
+          <w:lang w:val="fr-CH"/>
+        </w:rPr>
+        <w:t>Mo)</w:t>
+      </w:r>
+      <w:r>
+        <w:rPr>
+          <w:lang w:val="fr-CH"/>
+        </w:rPr>
+        <w:t xml:space="preserve">. Cependant il y a de </w:t>
+      </w:r>
+      <w:r>
+        <w:rPr>
+          <w:lang w:val="fr-CH"/>
+        </w:rPr>
+        <w:t>multiple</w:t>
+      </w:r>
+      <w:r>
+        <w:rPr>
+          <w:lang w:val="fr-CH"/>
+        </w:rPr>
+        <w:t>s</w:t>
+      </w:r>
+      <w:r>
+        <w:rPr>
+          <w:lang w:val="fr-CH"/>
+        </w:rPr>
+        <w:t xml:space="preserve"> mise</w:t>
+      </w:r>
+      <w:r>
+        <w:rPr>
+          <w:lang w:val="fr-CH"/>
+        </w:rPr>
+        <w:t>s</w:t>
+      </w:r>
+      <w:r>
+        <w:rPr>
+          <w:lang w:val="fr-CH"/>
+        </w:rPr>
+        <w:t xml:space="preserve"> à jour qui demandent plus de ressources par la suite.</w:t>
+      </w:r>
+      <w:r>
+        <w:rPr>
+          <w:lang w:val="fr-CH"/>
+        </w:rPr>
+        <w:t xml:space="preserve"> </w:t>
+      </w:r>
+      <w:r>
+        <w:rPr>
+          <w:lang w:val="fr-CH"/>
+        </w:rPr>
+        <w:t>Un autre</w:t>
+      </w:r>
+      <w:r>
+        <w:rPr>
+          <w:lang w:val="fr-CH"/>
+        </w:rPr>
+        <w:t xml:space="preserve"> bon</w:t>
+      </w:r>
+      <w:r>
+        <w:rPr>
+          <w:lang w:val="fr-CH"/>
+        </w:rPr>
+        <w:t xml:space="preserve"> exemple</w:t>
+      </w:r>
+      <w:r>
+        <w:rPr>
+          <w:lang w:val="fr-CH"/>
+        </w:rPr>
+        <w:t xml:space="preserve"> serait</w:t>
+      </w:r>
+      <w:r>
+        <w:rPr>
+          <w:lang w:val="fr-CH"/>
+        </w:rPr>
+        <w:t xml:space="preserve"> </w:t>
+      </w:r>
+      <w:proofErr w:type="spellStart"/>
+      <w:r>
+        <w:rPr>
+          <w:i/>
+          <w:iCs/>
           <w:lang w:val="fr-CH"/>
         </w:rPr>
         <w:t>Zooba</w:t>
@@ -6524,7 +6527,166 @@
         <w:rPr>
           <w:lang w:val="fr-CH"/>
         </w:rPr>
-        <w:t> », les trois répondent en grande partie aux critères d’évaluation les catégorisant dans le genre « Casuel ». Pour ce qui est des jeux hyper</w:t>
+        <w:t>,</w:t>
+      </w:r>
+      <w:r>
+        <w:rPr>
+          <w:lang w:val="fr-CH"/>
+        </w:rPr>
+        <w:t xml:space="preserve"> développé par </w:t>
+      </w:r>
+      <w:proofErr w:type="spellStart"/>
+      <w:r>
+        <w:rPr>
+          <w:lang w:val="fr-CH"/>
+        </w:rPr>
+        <w:t>Wildlife</w:t>
+      </w:r>
+      <w:proofErr w:type="spellEnd"/>
+      <w:r>
+        <w:rPr>
+          <w:lang w:val="fr-CH"/>
+        </w:rPr>
+        <w:t xml:space="preserve"> Studios</w:t>
+      </w:r>
+      <w:r>
+        <w:rPr>
+          <w:lang w:val="fr-CH"/>
+        </w:rPr>
+        <w:t>. Dans ce jeu</w:t>
+      </w:r>
+      <w:r>
+        <w:rPr>
+          <w:lang w:val="fr-CH"/>
+        </w:rPr>
+        <w:t xml:space="preserve"> </w:t>
+      </w:r>
+      <w:r>
+        <w:rPr>
+          <w:lang w:val="fr-CH"/>
+        </w:rPr>
+        <w:t>l</w:t>
+      </w:r>
+      <w:r>
+        <w:rPr>
+          <w:lang w:val="fr-CH"/>
+        </w:rPr>
+        <w:t>es mécaniques sont complexes, il y a aussi de multiples objectifs, options de jeux</w:t>
+      </w:r>
+      <w:r>
+        <w:rPr>
+          <w:lang w:val="fr-CH"/>
+        </w:rPr>
+        <w:t xml:space="preserve"> </w:t>
+      </w:r>
+      <w:r>
+        <w:rPr>
+          <w:lang w:val="fr-CH"/>
+        </w:rPr>
+        <w:t>et</w:t>
+      </w:r>
+      <w:r>
+        <w:rPr>
+          <w:lang w:val="fr-CH"/>
+        </w:rPr>
+        <w:t xml:space="preserve"> possibilité</w:t>
+      </w:r>
+      <w:r>
+        <w:rPr>
+          <w:lang w:val="fr-CH"/>
+        </w:rPr>
+        <w:t>s</w:t>
+      </w:r>
+      <w:r>
+        <w:rPr>
+          <w:lang w:val="fr-CH"/>
+        </w:rPr>
+        <w:t xml:space="preserve"> d’améliorations</w:t>
+      </w:r>
+      <w:r>
+        <w:rPr>
+          <w:lang w:val="fr-CH"/>
+        </w:rPr>
+        <w:t xml:space="preserve"> de l’expérience</w:t>
+      </w:r>
+      <w:r>
+        <w:rPr>
+          <w:lang w:val="fr-CH"/>
+        </w:rPr>
+        <w:t>.</w:t>
+      </w:r>
+      <w:r>
+        <w:rPr>
+          <w:lang w:val="fr-CH"/>
+        </w:rPr>
+        <w:t xml:space="preserve"> Il</w:t>
+      </w:r>
+      <w:r>
+        <w:rPr>
+          <w:lang w:val="fr-CH"/>
+        </w:rPr>
+        <w:t xml:space="preserve"> </w:t>
+      </w:r>
+      <w:r>
+        <w:rPr>
+          <w:lang w:val="fr-CH"/>
+        </w:rPr>
+        <w:t>y a aussi un</w:t>
+      </w:r>
+      <w:r>
+        <w:rPr>
+          <w:lang w:val="fr-CH"/>
+        </w:rPr>
+        <w:t xml:space="preserve"> </w:t>
+      </w:r>
+      <w:r>
+        <w:rPr>
+          <w:lang w:val="fr-CH"/>
+        </w:rPr>
+        <w:t>scénario clair et établis et une demande en ressources plus conséquente (</w:t>
+      </w:r>
+      <w:r>
+        <w:rPr>
+          <w:lang w:val="fr-CH"/>
+        </w:rPr>
+        <w:t>671</w:t>
+      </w:r>
+      <w:r>
+        <w:rPr>
+          <w:lang w:val="fr-CH"/>
+        </w:rPr>
+        <w:t xml:space="preserve"> </w:t>
+      </w:r>
+      <w:r>
+        <w:rPr>
+          <w:lang w:val="fr-CH"/>
+        </w:rPr>
+        <w:t>Mo</w:t>
+      </w:r>
+      <w:r>
+        <w:rPr>
+          <w:lang w:val="fr-CH"/>
+        </w:rPr>
+        <w:t>).</w:t>
+      </w:r>
+    </w:p>
+    <w:p>
+      <w:pPr>
+        <w:rPr>
+          <w:lang w:val="fr-CH"/>
+        </w:rPr>
+      </w:pPr>
+      <w:r>
+        <w:rPr>
+          <w:lang w:val="fr-CH"/>
+        </w:rPr>
+        <w:t>Prenons d’autres exemples de jeux</w:t>
+      </w:r>
+      <w:r>
+        <w:rPr>
+          <w:lang w:val="fr-CH"/>
+        </w:rPr>
+        <w:t xml:space="preserve"> ressemblant à la description d’un jeu hyper</w:t>
       </w:r>
       <w:r>
         <w:rPr>
@@ -6542,17 +6704,96 @@
         <w:rPr>
           <w:lang w:val="fr-CH"/>
         </w:rPr>
+        <w:t xml:space="preserve"> afin d’y appliquer les mêmes critères.</w:t>
+      </w:r>
+    </w:p>
+    <w:p>
+      <w:pPr>
+        <w:rPr>
+          <w:lang w:val="fr-CH"/>
+        </w:rPr>
+      </w:pPr>
+      <w:r>
+        <w:rPr>
+          <w:lang w:val="fr-CH"/>
+        </w:rPr>
+        <w:t xml:space="preserve">Le premier exemple trouvé en </w:t>
+      </w:r>
+      <w:r>
+        <w:rPr>
+          <w:lang w:val="fr-CH"/>
+        </w:rPr>
+        <w:t>effectuant</w:t>
+      </w:r>
+      <w:r>
+        <w:rPr>
+          <w:lang w:val="fr-CH"/>
+        </w:rPr>
+        <w:t xml:space="preserve"> une recherche google est </w:t>
+      </w:r>
+      <w:proofErr w:type="spellStart"/>
+      <w:r>
+        <w:rPr>
+          <w:i/>
+          <w:iCs/>
+          <w:lang w:val="fr-CH"/>
+        </w:rPr>
+        <w:t>HelixJump</w:t>
+      </w:r>
+      <w:proofErr w:type="spellEnd"/>
+      <w:r>
+        <w:rPr>
+          <w:lang w:val="fr-CH"/>
+        </w:rPr>
+        <w:t>. C’est un jeu distribué par Voodoo, spécialiste dans la distribution de jeux hyper</w:t>
+      </w:r>
+      <w:r>
+        <w:rPr>
+          <w:lang w:val="fr-CH"/>
+        </w:rPr>
+        <w:t>-</w:t>
+      </w:r>
+      <w:r>
+        <w:rPr>
+          <w:lang w:val="fr-CH"/>
+        </w:rPr>
+        <w:t xml:space="preserve">casuels. En appliquant les </w:t>
+      </w:r>
+      <w:r>
+        <w:rPr>
+          <w:lang w:val="fr-CH"/>
+        </w:rPr>
+        <w:t>différent</w:t>
+      </w:r>
+      <w:r>
+        <w:rPr>
+          <w:lang w:val="fr-CH"/>
+        </w:rPr>
         <w:t>s</w:t>
       </w:r>
       <w:r>
         <w:rPr>
           <w:lang w:val="fr-CH"/>
         </w:rPr>
-        <w:t>, « </w:t>
-      </w:r>
-      <w:proofErr w:type="spellStart"/>
-      <w:r>
-        <w:rPr>
+        <w:t xml:space="preserve"> </w:t>
+      </w:r>
+      <w:r>
+        <w:rPr>
+          <w:lang w:val="fr-CH"/>
+        </w:rPr>
+        <w:t>critères de</w:t>
+      </w:r>
+      <w:r>
+        <w:rPr>
+          <w:lang w:val="fr-CH"/>
+        </w:rPr>
+        <w:t xml:space="preserve"> catégorisation les constatations sont les suivantes : Les mécaniques sont simples, en réalité il n’y en a qu’une seule. L’objectif est lui aussi simple et unique. Il n’y a aucune option ni possibilité d’amélioration de l’expérience. Il ne présente aucun scénario et le jeu demande moins de ressources que </w:t>
+      </w:r>
+      <w:proofErr w:type="spellStart"/>
+      <w:r>
+        <w:rPr>
+          <w:i/>
+          <w:iCs/>
           <w:lang w:val="fr-CH"/>
         </w:rPr>
         <w:t>FlappyBird</w:t>
@@ -6562,132 +6803,25 @@
         <w:rPr>
           <w:lang w:val="fr-CH"/>
         </w:rPr>
-        <w:t> », « </w:t>
-      </w:r>
-      <w:proofErr w:type="spellStart"/>
-      <w:r>
-        <w:rPr>
-          <w:lang w:val="fr-CH"/>
-        </w:rPr>
-        <w:t>HelixJump</w:t>
-      </w:r>
-      <w:proofErr w:type="spellEnd"/>
-      <w:r>
-        <w:rPr>
-          <w:lang w:val="fr-CH"/>
-        </w:rPr>
-        <w:t> » ou encore « Rise Up » correspondent eux aussi à la description faite et au</w:t>
-      </w:r>
-      <w:r>
-        <w:rPr>
-          <w:lang w:val="fr-CH"/>
-        </w:rPr>
-        <w:t>x</w:t>
-      </w:r>
-      <w:r>
-        <w:rPr>
-          <w:lang w:val="fr-CH"/>
-        </w:rPr>
-        <w:t xml:space="preserve"> critère</w:t>
-      </w:r>
-      <w:r>
-        <w:rPr>
-          <w:lang w:val="fr-CH"/>
-        </w:rPr>
-        <w:t>s</w:t>
-      </w:r>
-      <w:r>
-        <w:rPr>
-          <w:lang w:val="fr-CH"/>
-        </w:rPr>
-        <w:t xml:space="preserve"> posé</w:t>
-      </w:r>
-      <w:r>
-        <w:rPr>
-          <w:lang w:val="fr-CH"/>
-        </w:rPr>
-        <w:t>s</w:t>
-      </w:r>
-      <w:r>
-        <w:rPr>
-          <w:lang w:val="fr-CH"/>
-        </w:rPr>
-        <w:t>.</w:t>
-      </w:r>
-    </w:p>
-    <w:p>
-      <w:pPr>
-        <w:rPr>
-          <w:lang w:val="fr-FR"/>
-        </w:rPr>
-      </w:pPr>
-      <w:r>
-        <w:rPr>
-          <w:lang w:val="fr-CH"/>
-        </w:rPr>
-        <w:t>En partant de ce postulat, nous pouvons conclure que cette règle est, pour le moment, applicable. Il en va de soit qu’avec les avancées technologique</w:t>
-      </w:r>
-      <w:r>
-        <w:rPr>
-          <w:lang w:val="fr-CH"/>
-        </w:rPr>
-        <w:t>s</w:t>
-      </w:r>
-      <w:r>
-        <w:rPr>
-          <w:lang w:val="fr-CH"/>
-        </w:rPr>
-        <w:t>, les nouveau</w:t>
-      </w:r>
-      <w:r>
-        <w:rPr>
-          <w:lang w:val="fr-CH"/>
-        </w:rPr>
-        <w:t xml:space="preserve">x concepts de </w:t>
-      </w:r>
-      <w:proofErr w:type="spellStart"/>
-      <w:r>
-        <w:rPr>
-          <w:lang w:val="fr-CH"/>
-        </w:rPr>
-        <w:t>game</w:t>
-      </w:r>
-      <w:proofErr w:type="spellEnd"/>
-      <w:r>
-        <w:rPr>
-          <w:lang w:val="fr-CH"/>
-        </w:rPr>
-        <w:t xml:space="preserve"> designs et les modifications linguistiques</w:t>
-      </w:r>
-      <w:r>
-        <w:rPr>
-          <w:lang w:val="fr-CH"/>
-        </w:rPr>
-        <w:t xml:space="preserve">, les deux genres pourraient ne plus suffire </w:t>
-      </w:r>
-      <w:r>
-        <w:rPr>
-          <w:lang w:val="fr-CH"/>
-        </w:rPr>
-        <w:t>à</w:t>
-      </w:r>
-      <w:r>
-        <w:rPr>
-          <w:lang w:val="fr-CH"/>
-        </w:rPr>
-        <w:t xml:space="preserve"> catégoriser les jeux mobile</w:t>
-      </w:r>
-      <w:r>
-        <w:rPr>
-          <w:lang w:val="fr-CH"/>
-        </w:rPr>
-        <w:t>s</w:t>
-      </w:r>
-      <w:r>
-        <w:rPr>
-          <w:lang w:val="fr-CH"/>
-        </w:rPr>
-        <w:t>. Comme expliqué par CK Wang dans le talk «</w:t>
+        <w:t xml:space="preserve"> (99.98Mo).</w:t>
+      </w:r>
+      <w:r>
+        <w:rPr>
+          <w:lang w:val="fr-CH"/>
+        </w:rPr>
+        <w:t xml:space="preserve"> </w:t>
+      </w:r>
+      <w:r>
+        <w:rPr>
+          <w:lang w:val="fr-CH"/>
+        </w:rPr>
+        <w:t xml:space="preserve">Le dernier exemple que nous allons analyser est le </w:t>
+      </w:r>
+      <w:r>
+        <w:rPr>
+          <w:lang w:val="fr-CH"/>
+        </w:rPr>
+        <w:t xml:space="preserve">jeu </w:t>
       </w:r>
       <w:r>
         <w:rPr>
@@ -6695,22 +6829,30 @@
           <w:iCs/>
           <w:lang w:val="fr-CH"/>
         </w:rPr>
-        <w:t xml:space="preserve"> Mobile </w:t>
-      </w:r>
-      <w:proofErr w:type="spellStart"/>
-      <w:r>
-        <w:rPr>
-          <w:i/>
-          <w:iCs/>
-          <w:lang w:val="fr-CH"/>
-        </w:rPr>
-        <w:t>Growth</w:t>
-      </w:r>
-      <w:proofErr w:type="spellEnd"/>
-      <w:r>
-        <w:rPr>
-          <w:i/>
-          <w:iCs/>
+        <w:t>Rise Up</w:t>
+      </w:r>
+      <w:r>
+        <w:rPr>
+          <w:lang w:val="fr-CH"/>
+        </w:rPr>
+        <w:t xml:space="preserve"> de </w:t>
+      </w:r>
+      <w:proofErr w:type="spellStart"/>
+      <w:r>
+        <w:rPr>
+          <w:lang w:val="fr-CH"/>
+        </w:rPr>
+        <w:t>S</w:t>
+      </w:r>
+      <w:r>
+        <w:rPr>
+          <w:lang w:val="fr-CH"/>
+        </w:rPr>
+        <w:t>erkan</w:t>
+      </w:r>
+      <w:proofErr w:type="spellEnd"/>
+      <w:r>
+        <w:rPr>
           <w:lang w:val="fr-CH"/>
         </w:rPr>
         <w:t xml:space="preserve"> </w:t>
@@ -6718,173 +6860,22 @@
       <w:proofErr w:type="spellStart"/>
       <w:r>
         <w:rPr>
-          <w:i/>
-          <w:iCs/>
-          <w:lang w:val="fr-CH"/>
-        </w:rPr>
-        <w:t>Summit</w:t>
-      </w:r>
-      <w:proofErr w:type="spellEnd"/>
-      <w:r>
-        <w:rPr>
-          <w:lang w:val="fr-CH"/>
-        </w:rPr>
-        <w:t> » de 2020, certain parle déjà de « </w:t>
-      </w:r>
-      <w:r>
-        <w:rPr>
-          <w:i/>
-          <w:iCs/>
-          <w:lang w:val="fr-CH"/>
-        </w:rPr>
-        <w:t>Super-Casual Games</w:t>
-      </w:r>
-      <w:r>
-        <w:rPr>
-          <w:lang w:val="fr-CH"/>
-        </w:rPr>
-        <w:t> » un genre qui serait un entre-deux des deux genres susmentionné</w:t>
-      </w:r>
-      <w:r>
-        <w:rPr>
-          <w:lang w:val="fr-CH"/>
-        </w:rPr>
-        <w:t>s</w:t>
-      </w:r>
-      <w:r>
-        <w:rPr>
-          <w:lang w:val="fr-CH"/>
-        </w:rPr>
-        <w:t xml:space="preserve">. </w:t>
-      </w:r>
-    </w:p>
-    <w:p>
-      <w:pPr>
-        <w:rPr>
-          <w:lang w:val="fr-CH"/>
-        </w:rPr>
-      </w:pPr>
-      <w:r>
-        <w:rPr>
-          <w:lang w:val="fr-CH"/>
-        </w:rPr>
-        <w:t>P</w:t>
-      </w:r>
-      <w:r>
-        <w:rPr>
-          <w:lang w:val="fr-CH"/>
-        </w:rPr>
-        <w:t>our le moment il n’en est pas question</w:t>
-      </w:r>
-      <w:r>
-        <w:rPr>
-          <w:lang w:val="fr-CH"/>
-        </w:rPr>
-        <w:t>. C</w:t>
-      </w:r>
-      <w:r>
-        <w:rPr>
-          <w:lang w:val="fr-CH"/>
-        </w:rPr>
-        <w:t xml:space="preserve">ependant </w:t>
-      </w:r>
-      <w:r>
-        <w:rPr>
-          <w:lang w:val="fr-CH"/>
-        </w:rPr>
-        <w:t>peut-être sera-t-il nécessaire</w:t>
-      </w:r>
-      <w:r>
-        <w:rPr>
-          <w:lang w:val="fr-CH"/>
-        </w:rPr>
-        <w:t xml:space="preserve"> par la suite</w:t>
-      </w:r>
-      <w:r>
-        <w:rPr>
-          <w:lang w:val="fr-CH"/>
-        </w:rPr>
-        <w:t xml:space="preserve"> d’utiliser ce terme</w:t>
-      </w:r>
-      <w:r>
-        <w:rPr>
-          <w:lang w:val="fr-CH"/>
-        </w:rPr>
-        <w:t>. Ce qui est sûr, c’est que le simple terme « </w:t>
-      </w:r>
-      <w:r>
-        <w:rPr>
-          <w:i/>
-          <w:iCs/>
-          <w:lang w:val="fr-CH"/>
-        </w:rPr>
-        <w:t xml:space="preserve">Mobile </w:t>
-      </w:r>
-      <w:proofErr w:type="spellStart"/>
-      <w:r>
-        <w:rPr>
-          <w:i/>
-          <w:iCs/>
-          <w:lang w:val="fr-CH"/>
-        </w:rPr>
-        <w:t>games</w:t>
-      </w:r>
-      <w:proofErr w:type="spellEnd"/>
-      <w:r>
-        <w:rPr>
-          <w:lang w:val="fr-CH"/>
-        </w:rPr>
-        <w:t xml:space="preserve"> » ne suffis plus à décrire les jeux mobiles. Les différences marquantes </w:t>
-      </w:r>
-      <w:r>
-        <w:rPr>
-          <w:lang w:val="fr-CH"/>
-        </w:rPr>
-        <w:t xml:space="preserve">de </w:t>
-      </w:r>
-      <w:proofErr w:type="spellStart"/>
-      <w:r>
-        <w:rPr>
-          <w:lang w:val="fr-CH"/>
-        </w:rPr>
-        <w:t>game</w:t>
-      </w:r>
-      <w:proofErr w:type="spellEnd"/>
-      <w:r>
-        <w:rPr>
-          <w:lang w:val="fr-CH"/>
-        </w:rPr>
-        <w:t xml:space="preserve"> design</w:t>
-      </w:r>
-      <w:r>
-        <w:rPr>
-          <w:lang w:val="fr-CH"/>
-        </w:rPr>
-        <w:t xml:space="preserve"> entre les jeux</w:t>
-      </w:r>
-      <w:r>
-        <w:rPr>
-          <w:lang w:val="fr-CH"/>
-        </w:rPr>
-        <w:t xml:space="preserve"> </w:t>
-      </w:r>
-      <w:r>
-        <w:rPr>
-          <w:lang w:val="fr-CH"/>
-        </w:rPr>
-        <w:t>forcent les créateurs, développeur, distributeurs, utilisateurs et joueurs</w:t>
-      </w:r>
-      <w:r>
-        <w:rPr>
-          <w:lang w:val="fr-CH"/>
-        </w:rPr>
-        <w:t xml:space="preserve"> à faire évoluer la langue et créer une définition qui </w:t>
-      </w:r>
-      <w:r>
-        <w:rPr>
-          <w:lang w:val="fr-CH"/>
-        </w:rPr>
-        <w:t>sied mieux à la représentation de ce qu’ils sont.</w:t>
+          <w:lang w:val="fr-CH"/>
+        </w:rPr>
+        <w:t>Ö</w:t>
+      </w:r>
+      <w:r>
+        <w:rPr>
+          <w:lang w:val="fr-CH"/>
+        </w:rPr>
+        <w:t>zyılmaz</w:t>
+      </w:r>
+      <w:proofErr w:type="spellEnd"/>
+      <w:r>
+        <w:rPr>
+          <w:lang w:val="fr-CH"/>
+        </w:rPr>
+        <w:t>, un développeur indépendant. Encore une fois, ce jeu n’a qu’une seule mécanique, un seul objectif, aucune option, aucun scénario, et ne demande pas plus de ressources que les précédents jeux exposés (69Mo).</w:t>
       </w:r>
     </w:p>
     <w:p>
@@ -6905,19 +6896,570 @@
     </w:p>
     <w:p>
       <w:pPr>
+        <w:rPr>
+          <w:lang w:val="fr-CH"/>
+        </w:rPr>
+      </w:pPr>
+    </w:p>
+    <w:p>
+      <w:pPr>
         <w:pStyle w:val="Heading1"/>
-      </w:pPr>
-      <w:bookmarkStart w:id="15" w:name="_Toc94008912"/>
-      <w:proofErr w:type="spellStart"/>
-      <w:r>
+        <w:rPr>
+          <w:lang w:val="fr-CH"/>
+        </w:rPr>
+      </w:pPr>
+      <w:bookmarkStart w:id="14" w:name="_Toc94197361"/>
+      <w:r>
+        <w:t>Communication des constatations :</w:t>
+      </w:r>
+      <w:bookmarkEnd w:id="14"/>
+      <w:r>
+        <w:t xml:space="preserve"> </w:t>
+      </w:r>
+    </w:p>
+    <w:p>
+      <w:pPr>
+        <w:rPr>
+          <w:lang w:val="fr-CH"/>
+        </w:rPr>
+      </w:pPr>
+      <w:r>
+        <w:rPr>
+          <w:lang w:val="fr-CH"/>
+        </w:rPr>
+        <w:t>Les exemples susmentionnés</w:t>
+      </w:r>
+      <w:r>
+        <w:rPr>
+          <w:lang w:val="fr-CH"/>
+        </w:rPr>
+        <w:t xml:space="preserve"> appuient fortement notre théorie</w:t>
+      </w:r>
+      <w:r>
+        <w:rPr>
+          <w:lang w:val="fr-CH"/>
+        </w:rPr>
+        <w:t xml:space="preserve">. Dans le cas des jeux casuels, que ce soit </w:t>
+      </w:r>
+      <w:proofErr w:type="spellStart"/>
+      <w:r>
+        <w:rPr>
+          <w:i/>
+          <w:iCs/>
+          <w:lang w:val="fr-CH"/>
+        </w:rPr>
+        <w:t>BrawlStars</w:t>
+      </w:r>
+      <w:proofErr w:type="spellEnd"/>
+      <w:r>
+        <w:rPr>
+          <w:lang w:val="fr-CH"/>
+        </w:rPr>
+        <w:t xml:space="preserve">, </w:t>
+      </w:r>
+      <w:proofErr w:type="spellStart"/>
+      <w:r>
+        <w:rPr>
+          <w:i/>
+          <w:iCs/>
+          <w:lang w:val="fr-CH"/>
+        </w:rPr>
+        <w:t>ClashOfClan</w:t>
+      </w:r>
+      <w:proofErr w:type="spellEnd"/>
+      <w:r>
+        <w:rPr>
+          <w:lang w:val="fr-CH"/>
+        </w:rPr>
+        <w:t xml:space="preserve"> ou </w:t>
+      </w:r>
+      <w:proofErr w:type="spellStart"/>
+      <w:r>
+        <w:rPr>
+          <w:i/>
+          <w:iCs/>
+          <w:lang w:val="fr-CH"/>
+        </w:rPr>
+        <w:t>Zooba</w:t>
+      </w:r>
+      <w:proofErr w:type="spellEnd"/>
+      <w:r>
+        <w:rPr>
+          <w:lang w:val="fr-CH"/>
+        </w:rPr>
+        <w:t>, les trois répondent en grande partie aux critères d’évaluation les catégorisant dans le genre</w:t>
+      </w:r>
+      <w:r>
+        <w:rPr>
+          <w:lang w:val="fr-CH"/>
+        </w:rPr>
+        <w:t xml:space="preserve"> c</w:t>
+      </w:r>
+      <w:r>
+        <w:rPr>
+          <w:lang w:val="fr-CH"/>
+        </w:rPr>
+        <w:t>asuel. Pour ce qui est des jeux hyper</w:t>
+      </w:r>
+      <w:r>
+        <w:rPr>
+          <w:lang w:val="fr-CH"/>
+        </w:rPr>
+        <w:t>-</w:t>
+      </w:r>
+      <w:r>
+        <w:rPr>
+          <w:lang w:val="fr-CH"/>
+        </w:rPr>
+        <w:t>casuel</w:t>
+      </w:r>
+      <w:r>
+        <w:rPr>
+          <w:lang w:val="fr-CH"/>
+        </w:rPr>
+        <w:t>s</w:t>
+      </w:r>
+      <w:r>
+        <w:rPr>
+          <w:lang w:val="fr-CH"/>
+        </w:rPr>
+        <w:t xml:space="preserve">, </w:t>
+      </w:r>
+      <w:proofErr w:type="spellStart"/>
+      <w:r>
+        <w:rPr>
+          <w:i/>
+          <w:iCs/>
+          <w:lang w:val="fr-CH"/>
+        </w:rPr>
+        <w:t>FlappyBird</w:t>
+      </w:r>
+      <w:proofErr w:type="spellEnd"/>
+      <w:r>
+        <w:rPr>
+          <w:lang w:val="fr-CH"/>
+        </w:rPr>
+        <w:t xml:space="preserve">, </w:t>
+      </w:r>
+      <w:proofErr w:type="spellStart"/>
+      <w:r>
+        <w:rPr>
+          <w:i/>
+          <w:iCs/>
+          <w:lang w:val="fr-CH"/>
+        </w:rPr>
+        <w:t>HelixJump</w:t>
+      </w:r>
+      <w:proofErr w:type="spellEnd"/>
+      <w:r>
+        <w:rPr>
+          <w:lang w:val="fr-CH"/>
+        </w:rPr>
+        <w:t xml:space="preserve"> ou encore </w:t>
+      </w:r>
+      <w:r>
+        <w:rPr>
+          <w:i/>
+          <w:iCs/>
+          <w:lang w:val="fr-CH"/>
+        </w:rPr>
+        <w:t>Rise Up</w:t>
+      </w:r>
+      <w:r>
+        <w:rPr>
+          <w:lang w:val="fr-CH"/>
+        </w:rPr>
+        <w:t xml:space="preserve"> correspondent eux aussi à la description faite et au</w:t>
+      </w:r>
+      <w:r>
+        <w:rPr>
+          <w:lang w:val="fr-CH"/>
+        </w:rPr>
+        <w:t>x</w:t>
+      </w:r>
+      <w:r>
+        <w:rPr>
+          <w:lang w:val="fr-CH"/>
+        </w:rPr>
+        <w:t xml:space="preserve"> critère</w:t>
+      </w:r>
+      <w:r>
+        <w:rPr>
+          <w:lang w:val="fr-CH"/>
+        </w:rPr>
+        <w:t>s</w:t>
+      </w:r>
+      <w:r>
+        <w:rPr>
+          <w:lang w:val="fr-CH"/>
+        </w:rPr>
+        <w:t xml:space="preserve"> posé</w:t>
+      </w:r>
+      <w:r>
+        <w:rPr>
+          <w:lang w:val="fr-CH"/>
+        </w:rPr>
+        <w:t>s</w:t>
+      </w:r>
+      <w:r>
+        <w:rPr>
+          <w:lang w:val="fr-CH"/>
+        </w:rPr>
+        <w:t>.</w:t>
+      </w:r>
+    </w:p>
+    <w:p>
+      <w:pPr>
+        <w:rPr>
+          <w:lang w:val="fr-FR"/>
+        </w:rPr>
+      </w:pPr>
+      <w:r>
+        <w:rPr>
+          <w:lang w:val="fr-CH"/>
+        </w:rPr>
+        <w:t>En partant de ce postulat, nous pouvons conclure que cette règle est, pour le moment, applicable. Il en va de soit qu’avec les avancées technologique</w:t>
+      </w:r>
+      <w:r>
+        <w:rPr>
+          <w:lang w:val="fr-CH"/>
+        </w:rPr>
+        <w:t>s</w:t>
+      </w:r>
+      <w:r>
+        <w:rPr>
+          <w:lang w:val="fr-CH"/>
+        </w:rPr>
+        <w:t>, les nouveau</w:t>
+      </w:r>
+      <w:r>
+        <w:rPr>
+          <w:lang w:val="fr-CH"/>
+        </w:rPr>
+        <w:t xml:space="preserve">x concepts de </w:t>
+      </w:r>
+      <w:proofErr w:type="spellStart"/>
+      <w:r>
+        <w:rPr>
+          <w:i/>
+          <w:iCs/>
+          <w:lang w:val="fr-CH"/>
+        </w:rPr>
+        <w:t>game</w:t>
+      </w:r>
+      <w:proofErr w:type="spellEnd"/>
+      <w:r>
+        <w:rPr>
+          <w:i/>
+          <w:iCs/>
+          <w:lang w:val="fr-CH"/>
+        </w:rPr>
+        <w:t xml:space="preserve"> designs</w:t>
+      </w:r>
+      <w:r>
+        <w:rPr>
+          <w:lang w:val="fr-CH"/>
+        </w:rPr>
+        <w:t xml:space="preserve"> et les modifications linguistiques</w:t>
+      </w:r>
+      <w:r>
+        <w:rPr>
+          <w:lang w:val="fr-CH"/>
+        </w:rPr>
+        <w:t xml:space="preserve">, les deux genres pourraient ne plus suffire </w:t>
+      </w:r>
+      <w:r>
+        <w:rPr>
+          <w:lang w:val="fr-CH"/>
+        </w:rPr>
+        <w:t>à</w:t>
+      </w:r>
+      <w:r>
+        <w:rPr>
+          <w:lang w:val="fr-CH"/>
+        </w:rPr>
+        <w:t xml:space="preserve"> catégoriser les jeux mobile</w:t>
+      </w:r>
+      <w:r>
+        <w:rPr>
+          <w:lang w:val="fr-CH"/>
+        </w:rPr>
+        <w:t>s</w:t>
+      </w:r>
+      <w:r>
+        <w:rPr>
+          <w:lang w:val="fr-CH"/>
+        </w:rPr>
+        <w:t xml:space="preserve">. Comme expliqué par CK Wang dans le talk </w:t>
+      </w:r>
+      <w:r>
+        <w:rPr>
+          <w:i/>
+          <w:iCs/>
+          <w:lang w:val="fr-CH"/>
+        </w:rPr>
+        <w:t xml:space="preserve">Mobile </w:t>
+      </w:r>
+      <w:proofErr w:type="spellStart"/>
+      <w:r>
+        <w:rPr>
+          <w:i/>
+          <w:iCs/>
+          <w:lang w:val="fr-CH"/>
+        </w:rPr>
+        <w:t>Growth</w:t>
+      </w:r>
+      <w:proofErr w:type="spellEnd"/>
+      <w:r>
+        <w:rPr>
+          <w:i/>
+          <w:iCs/>
+          <w:lang w:val="fr-CH"/>
+        </w:rPr>
+        <w:t xml:space="preserve"> </w:t>
+      </w:r>
+      <w:proofErr w:type="spellStart"/>
+      <w:r>
+        <w:rPr>
+          <w:i/>
+          <w:iCs/>
+          <w:lang w:val="fr-CH"/>
+        </w:rPr>
+        <w:t>Summit</w:t>
+      </w:r>
+      <w:proofErr w:type="spellEnd"/>
+      <w:r>
+        <w:rPr>
+          <w:lang w:val="fr-CH"/>
+        </w:rPr>
+        <w:t xml:space="preserve"> de 2020, certain</w:t>
+      </w:r>
+      <w:r>
+        <w:rPr>
+          <w:lang w:val="fr-CH"/>
+        </w:rPr>
+        <w:t>s</w:t>
+      </w:r>
+      <w:r>
+        <w:rPr>
+          <w:lang w:val="fr-CH"/>
+        </w:rPr>
+        <w:t xml:space="preserve"> parle</w:t>
+      </w:r>
+      <w:r>
+        <w:rPr>
+          <w:lang w:val="fr-CH"/>
+        </w:rPr>
+        <w:t>nt</w:t>
+      </w:r>
+      <w:r>
+        <w:rPr>
+          <w:lang w:val="fr-CH"/>
+        </w:rPr>
+        <w:t xml:space="preserve"> déjà de « </w:t>
+      </w:r>
+      <w:r>
+        <w:rPr>
+          <w:i/>
+          <w:iCs/>
+          <w:lang w:val="fr-CH"/>
+        </w:rPr>
+        <w:t>Super-Casual Games</w:t>
+      </w:r>
+      <w:r>
+        <w:rPr>
+          <w:lang w:val="fr-CH"/>
+        </w:rPr>
+        <w:t> » un genre qui serait un entre-deux des deux genres susmentionné</w:t>
+      </w:r>
+      <w:r>
+        <w:rPr>
+          <w:lang w:val="fr-CH"/>
+        </w:rPr>
+        <w:t>s</w:t>
+      </w:r>
+      <w:r>
+        <w:rPr>
+          <w:lang w:val="fr-CH"/>
+        </w:rPr>
+        <w:t xml:space="preserve">. </w:t>
+      </w:r>
+    </w:p>
+    <w:p>
+      <w:pPr>
+        <w:rPr>
+          <w:lang w:val="fr-CH"/>
+        </w:rPr>
+      </w:pPr>
+      <w:r>
+        <w:rPr>
+          <w:lang w:val="fr-CH"/>
+        </w:rPr>
+        <w:t>P</w:t>
+      </w:r>
+      <w:r>
+        <w:rPr>
+          <w:lang w:val="fr-CH"/>
+        </w:rPr>
+        <w:t>our le moment il n’en est pas question</w:t>
+      </w:r>
+      <w:r>
+        <w:rPr>
+          <w:lang w:val="fr-CH"/>
+        </w:rPr>
+        <w:t>. C</w:t>
+      </w:r>
+      <w:r>
+        <w:rPr>
+          <w:lang w:val="fr-CH"/>
+        </w:rPr>
+        <w:t xml:space="preserve">ependant </w:t>
+      </w:r>
+      <w:r>
+        <w:rPr>
+          <w:lang w:val="fr-CH"/>
+        </w:rPr>
+        <w:t>peut-être sera-t-il nécessaire</w:t>
+      </w:r>
+      <w:r>
+        <w:rPr>
+          <w:lang w:val="fr-CH"/>
+        </w:rPr>
+        <w:t xml:space="preserve"> par la suite</w:t>
+      </w:r>
+      <w:r>
+        <w:rPr>
+          <w:lang w:val="fr-CH"/>
+        </w:rPr>
+        <w:t xml:space="preserve"> d’utiliser ce terme</w:t>
+      </w:r>
+      <w:r>
+        <w:rPr>
+          <w:lang w:val="fr-CH"/>
+        </w:rPr>
+        <w:t xml:space="preserve">. Ce qui est sûr, c’est que le simple terme </w:t>
+      </w:r>
+      <w:r>
+        <w:rPr>
+          <w:i/>
+          <w:iCs/>
+          <w:lang w:val="fr-CH"/>
+        </w:rPr>
+        <w:t xml:space="preserve">Mobile </w:t>
+      </w:r>
+      <w:proofErr w:type="spellStart"/>
+      <w:r>
+        <w:rPr>
+          <w:i/>
+          <w:iCs/>
+          <w:lang w:val="fr-CH"/>
+        </w:rPr>
+        <w:t>games</w:t>
+      </w:r>
+      <w:proofErr w:type="spellEnd"/>
+      <w:r>
+        <w:rPr>
+          <w:lang w:val="fr-CH"/>
+        </w:rPr>
+        <w:t xml:space="preserve"> ne suffis plus à décrire les jeux mobiles. Les différences marquantes </w:t>
+      </w:r>
+      <w:r>
+        <w:rPr>
+          <w:lang w:val="fr-CH"/>
+        </w:rPr>
+        <w:t xml:space="preserve">de </w:t>
+      </w:r>
+      <w:proofErr w:type="spellStart"/>
+      <w:r>
+        <w:rPr>
+          <w:i/>
+          <w:iCs/>
+          <w:lang w:val="fr-CH"/>
+        </w:rPr>
+        <w:t>game</w:t>
+      </w:r>
+      <w:proofErr w:type="spellEnd"/>
+      <w:r>
+        <w:rPr>
+          <w:i/>
+          <w:iCs/>
+          <w:lang w:val="fr-CH"/>
+        </w:rPr>
+        <w:t xml:space="preserve"> design</w:t>
+      </w:r>
+      <w:r>
+        <w:rPr>
+          <w:lang w:val="fr-CH"/>
+        </w:rPr>
+        <w:t xml:space="preserve"> entre les jeux</w:t>
+      </w:r>
+      <w:r>
+        <w:rPr>
+          <w:lang w:val="fr-CH"/>
+        </w:rPr>
+        <w:t xml:space="preserve"> </w:t>
+      </w:r>
+      <w:r>
+        <w:rPr>
+          <w:lang w:val="fr-CH"/>
+        </w:rPr>
+        <w:t>forcent les créateurs, développeur, distributeurs, utilisateurs et joueurs</w:t>
+      </w:r>
+      <w:r>
+        <w:rPr>
+          <w:lang w:val="fr-CH"/>
+        </w:rPr>
+        <w:t xml:space="preserve"> à faire évoluer la langue et créer une définition qui </w:t>
+      </w:r>
+      <w:r>
+        <w:rPr>
+          <w:lang w:val="fr-CH"/>
+        </w:rPr>
+        <w:t>sied mieux à la représentation de ce qu’ils sont.</w:t>
+      </w:r>
+    </w:p>
+    <w:p>
+      <w:pPr>
+        <w:spacing w:after="160" w:line="259" w:lineRule="auto"/>
+        <w:ind w:firstLine="0"/>
+        <w:jc w:val="left"/>
+        <w:rPr>
+          <w:lang w:val="fr-CH"/>
+        </w:rPr>
+      </w:pPr>
+      <w:r>
+        <w:rPr>
+          <w:lang w:val="fr-CH"/>
+        </w:rPr>
+        <w:br w:type="page"/>
+      </w:r>
+    </w:p>
+    <w:p>
+      <w:pPr>
+        <w:pStyle w:val="Heading1"/>
+        <w:rPr>
+          <w:lang w:val="en-GB"/>
+        </w:rPr>
+      </w:pPr>
+      <w:bookmarkStart w:id="15" w:name="_Toc94197362"/>
+      <w:proofErr w:type="spellStart"/>
+      <w:proofErr w:type="gramStart"/>
+      <w:r>
+        <w:rPr>
+          <w:lang w:val="en-GB"/>
+        </w:rPr>
         <w:lastRenderedPageBreak/>
         <w:t>Filmographie</w:t>
       </w:r>
       <w:proofErr w:type="spellEnd"/>
       <w:r>
+        <w:rPr>
+          <w:lang w:val="en-GB"/>
+        </w:rPr>
         <w:t> :</w:t>
       </w:r>
       <w:bookmarkEnd w:id="15"/>
+      <w:proofErr w:type="gramEnd"/>
     </w:p>
     <w:p>
       <w:pPr>
@@ -6987,7 +7529,16 @@
         <w:pStyle w:val="NoSpacing"/>
       </w:pPr>
       <w:r>
-        <w:t>[Accessed 24 January 2022].</w:t>
+        <w:t>(</w:t>
+      </w:r>
+      <w:r>
+        <w:t>Accessed 24 January 2022</w:t>
+      </w:r>
+      <w:r>
+        <w:t>)</w:t>
+      </w:r>
+      <w:r>
+        <w:t>.</w:t>
       </w:r>
     </w:p>
     <w:p>
@@ -6997,7 +7548,7 @@
           <w:lang w:val="en-GB"/>
         </w:rPr>
       </w:pPr>
-      <w:bookmarkStart w:id="16" w:name="_Toc94008913"/>
+      <w:bookmarkStart w:id="16" w:name="_Toc94197363"/>
       <w:proofErr w:type="spellStart"/>
       <w:proofErr w:type="gramStart"/>
       <w:r>
@@ -7084,7 +7635,16 @@
         <w:pStyle w:val="NoSpacing"/>
       </w:pPr>
       <w:r>
-        <w:t>[Accessed 24 January 2022].</w:t>
+        <w:t>(</w:t>
+      </w:r>
+      <w:r>
+        <w:t>Accessed 24 January 2022</w:t>
+      </w:r>
+      <w:r>
+        <w:t>)</w:t>
+      </w:r>
+      <w:r>
+        <w:t>.</w:t>
       </w:r>
     </w:p>
     <w:p>
@@ -7155,7 +7715,16 @@
         <w:pStyle w:val="NoSpacing"/>
       </w:pPr>
       <w:r>
-        <w:t>[Accessed 24 January 2022].</w:t>
+        <w:t>(</w:t>
+      </w:r>
+      <w:r>
+        <w:t>Accessed 24 January 2022</w:t>
+      </w:r>
+      <w:r>
+        <w:t>)</w:t>
+      </w:r>
+      <w:r>
+        <w:t>.</w:t>
       </w:r>
     </w:p>
     <w:p>
@@ -7236,7 +7805,16 @@
         <w:pStyle w:val="NoSpacing"/>
       </w:pPr>
       <w:r>
-        <w:t>[Accessed 24 January 2022].</w:t>
+        <w:t>(</w:t>
+      </w:r>
+      <w:r>
+        <w:t>Accessed 24 January 2022</w:t>
+      </w:r>
+      <w:r>
+        <w:t>)</w:t>
+      </w:r>
+      <w:r>
+        <w:t>.</w:t>
       </w:r>
     </w:p>
     <w:p>
@@ -7323,7 +7901,16 @@
         <w:pStyle w:val="NoSpacing"/>
       </w:pPr>
       <w:r>
-        <w:t>[Accessed 24 January 2022].</w:t>
+        <w:t>(</w:t>
+      </w:r>
+      <w:r>
+        <w:t>Accessed 24 January 2022</w:t>
+      </w:r>
+      <w:r>
+        <w:t>)</w:t>
+      </w:r>
+      <w:r>
+        <w:t>.</w:t>
       </w:r>
     </w:p>
     <w:p>
@@ -7376,7 +7963,16 @@
         <w:pStyle w:val="NoSpacing"/>
       </w:pPr>
       <w:r>
-        <w:t>[Accessed 24 January 2022].</w:t>
+        <w:t>(</w:t>
+      </w:r>
+      <w:r>
+        <w:t>Accessed 24 January 2022</w:t>
+      </w:r>
+      <w:r>
+        <w:t>)</w:t>
+      </w:r>
+      <w:r>
+        <w:t>.</w:t>
       </w:r>
     </w:p>
     <w:p>
@@ -7447,7 +8043,16 @@
         <w:pStyle w:val="NoSpacing"/>
       </w:pPr>
       <w:r>
-        <w:t>[Accessed 24 January 2022].</w:t>
+        <w:t>(</w:t>
+      </w:r>
+      <w:r>
+        <w:t>Accessed 24 January 2022</w:t>
+      </w:r>
+      <w:r>
+        <w:t>)</w:t>
+      </w:r>
+      <w:r>
+        <w:t>.</w:t>
       </w:r>
       <w:bookmarkEnd w:id="0"/>
     </w:p>
@@ -7593,6 +8198,204 @@
       <w:r>
         <w:continuationSeparator/>
       </w:r>
+    </w:p>
+  </w:footnote>
+  <w:footnote w:id="1">
+    <w:p>
+      <w:pPr>
+        <w:pStyle w:val="FootnoteText"/>
+        <w:rPr>
+          <w:lang w:val="fr-FR"/>
+        </w:rPr>
+      </w:pPr>
+      <w:r>
+        <w:rPr>
+          <w:rStyle w:val="FootnoteReference"/>
+        </w:rPr>
+        <w:footnoteRef/>
+      </w:r>
+      <w:r>
+        <w:rPr>
+          <w:lang w:val="fr-FR"/>
+        </w:rPr>
+        <w:t xml:space="preserve"> </w:t>
+      </w:r>
+      <w:proofErr w:type="spellStart"/>
+      <w:r>
+        <w:rPr>
+          <w:sz w:val="18"/>
+          <w:szCs w:val="18"/>
+          <w:lang w:val="fr-CH"/>
+        </w:rPr>
+        <w:t>Massively</w:t>
+      </w:r>
+      <w:proofErr w:type="spellEnd"/>
+      <w:r>
+        <w:rPr>
+          <w:sz w:val="18"/>
+          <w:szCs w:val="18"/>
+          <w:lang w:val="fr-CH"/>
+        </w:rPr>
+        <w:t xml:space="preserve"> Multiplayer Online Rôle Play Game, Jeux de rôle online massivement multijoueur</w:t>
+      </w:r>
+    </w:p>
+  </w:footnote>
+  <w:footnote w:id="2">
+    <w:p>
+      <w:pPr>
+        <w:pStyle w:val="FootnoteText"/>
+        <w:rPr>
+          <w:sz w:val="18"/>
+          <w:szCs w:val="18"/>
+        </w:rPr>
+      </w:pPr>
+      <w:r>
+        <w:rPr>
+          <w:rStyle w:val="FootnoteReference"/>
+          <w:sz w:val="18"/>
+          <w:szCs w:val="18"/>
+        </w:rPr>
+        <w:footnoteRef/>
+      </w:r>
+      <w:r>
+        <w:rPr>
+          <w:sz w:val="18"/>
+          <w:szCs w:val="18"/>
+        </w:rPr>
+        <w:t xml:space="preserve"> </w:t>
+      </w:r>
+      <w:r>
+        <w:rPr>
+          <w:sz w:val="18"/>
+          <w:szCs w:val="18"/>
+          <w:lang w:val="fr-CH"/>
+        </w:rPr>
+        <w:t xml:space="preserve">World of Warcraft, </w:t>
+      </w:r>
+      <w:r>
+        <w:rPr>
+          <w:sz w:val="18"/>
+          <w:szCs w:val="18"/>
+          <w:lang w:val="fr-CH"/>
+        </w:rPr>
+        <w:t xml:space="preserve">jeu </w:t>
+      </w:r>
+      <w:r>
+        <w:rPr>
+          <w:sz w:val="18"/>
+          <w:szCs w:val="18"/>
+          <w:lang w:val="fr-CH"/>
+        </w:rPr>
+        <w:t xml:space="preserve">MMORPG </w:t>
+      </w:r>
+      <w:r>
+        <w:rPr>
+          <w:sz w:val="18"/>
+          <w:szCs w:val="18"/>
+          <w:lang w:val="fr-CH"/>
+        </w:rPr>
+        <w:t xml:space="preserve">développé </w:t>
+      </w:r>
+      <w:r>
+        <w:rPr>
+          <w:sz w:val="18"/>
+          <w:szCs w:val="18"/>
+          <w:lang w:val="fr-CH"/>
+        </w:rPr>
+        <w:t>par Blizzard Entertainment</w:t>
+      </w:r>
+    </w:p>
+  </w:footnote>
+  <w:footnote w:id="3">
+    <w:p>
+      <w:pPr>
+        <w:pStyle w:val="FootnoteText"/>
+        <w:rPr>
+          <w:sz w:val="18"/>
+          <w:szCs w:val="18"/>
+          <w:lang w:val="fr-FR"/>
+        </w:rPr>
+      </w:pPr>
+      <w:r>
+        <w:rPr>
+          <w:rStyle w:val="FootnoteReference"/>
+        </w:rPr>
+        <w:footnoteRef/>
+      </w:r>
+      <w:r>
+        <w:rPr>
+          <w:lang w:val="fr-FR"/>
+        </w:rPr>
+        <w:t xml:space="preserve"> </w:t>
+      </w:r>
+      <w:r>
+        <w:rPr>
+          <w:sz w:val="18"/>
+          <w:szCs w:val="18"/>
+          <w:lang w:val="fr-FR"/>
+        </w:rPr>
+        <w:t>Suggestion de t</w:t>
+      </w:r>
+      <w:r>
+        <w:rPr>
+          <w:sz w:val="18"/>
+          <w:szCs w:val="18"/>
+          <w:lang w:val="fr-FR"/>
+        </w:rPr>
+        <w:t>raduction</w:t>
+      </w:r>
+      <w:r>
+        <w:rPr>
+          <w:sz w:val="18"/>
+          <w:szCs w:val="18"/>
+          <w:lang w:val="fr-FR"/>
+        </w:rPr>
+        <w:t xml:space="preserve"> et interprétation</w:t>
+      </w:r>
+      <w:r>
+        <w:rPr>
+          <w:sz w:val="18"/>
+          <w:szCs w:val="18"/>
+          <w:lang w:val="fr-FR"/>
+        </w:rPr>
+        <w:t xml:space="preserve"> de la citation de </w:t>
+      </w:r>
+      <w:proofErr w:type="spellStart"/>
+      <w:r>
+        <w:rPr>
+          <w:sz w:val="18"/>
+          <w:szCs w:val="18"/>
+          <w:lang w:val="fr-FR"/>
+        </w:rPr>
+        <w:t>M</w:t>
+      </w:r>
+      <w:r>
+        <w:rPr>
+          <w:sz w:val="18"/>
+          <w:szCs w:val="18"/>
+          <w:lang w:val="fr-FR"/>
+        </w:rPr>
+        <w:t>ishka</w:t>
+      </w:r>
+      <w:proofErr w:type="spellEnd"/>
+      <w:r>
+        <w:rPr>
+          <w:sz w:val="18"/>
+          <w:szCs w:val="18"/>
+          <w:lang w:val="fr-FR"/>
+        </w:rPr>
+        <w:t xml:space="preserve"> </w:t>
+      </w:r>
+      <w:proofErr w:type="spellStart"/>
+      <w:r>
+        <w:rPr>
+          <w:sz w:val="18"/>
+          <w:szCs w:val="18"/>
+          <w:lang w:val="fr-FR"/>
+        </w:rPr>
+        <w:t>Katkoff</w:t>
+      </w:r>
+      <w:proofErr w:type="spellEnd"/>
     </w:p>
   </w:footnote>
 </w:footnotes>
@@ -8522,6 +9325,46 @@
       <w:shd w:val="clear" w:color="auto" w:fill="E1DFDD"/>
     </w:rPr>
   </w:style>
+  <w:style w:type="paragraph" w:styleId="FootnoteText">
+    <w:name w:val="footnote text"/>
+    <w:basedOn w:val="Normal"/>
+    <w:link w:val="FootnoteTextChar"/>
+    <w:uiPriority w:val="99"/>
+    <w:semiHidden/>
+    <w:unhideWhenUsed/>
+    <w:rsid w:val="0011314C"/>
+    <w:pPr>
+      <w:spacing w:after="0" w:line="240" w:lineRule="auto"/>
+    </w:pPr>
+    <w:rPr>
+      <w:sz w:val="20"/>
+      <w:szCs w:val="20"/>
+    </w:rPr>
+  </w:style>
+  <w:style w:type="character" w:customStyle="1" w:styleId="FootnoteTextChar">
+    <w:name w:val="Footnote Text Char"/>
+    <w:basedOn w:val="DefaultParagraphFont"/>
+    <w:link w:val="FootnoteText"/>
+    <w:uiPriority w:val="99"/>
+    <w:semiHidden/>
+    <w:rsid w:val="0011314C"/>
+    <w:rPr>
+      <w:rFonts w:ascii="Arial" w:hAnsi="Arial"/>
+      <w:sz w:val="20"/>
+      <w:szCs w:val="20"/>
+    </w:rPr>
+  </w:style>
+  <w:style w:type="character" w:styleId="FootnoteReference">
+    <w:name w:val="footnote reference"/>
+    <w:basedOn w:val="DefaultParagraphFont"/>
+    <w:uiPriority w:val="99"/>
+    <w:semiHidden/>
+    <w:unhideWhenUsed/>
+    <w:rsid w:val="0011314C"/>
+    <w:rPr>
+      <w:vertAlign w:val="superscript"/>
+    </w:rPr>
+  </w:style>
 </w:styles>
 </file>
 
